--- a/Female-Audience-Hotspots-India-Geo-Targeting.docx
+++ b/Female-Audience-Hotspots-India-Geo-Targeting.docx
@@ -23582,6 +23582,8165 @@
           <w:i/>
         </w:rPr>
         <w:t xml:space="preserve">End of Part 2 — Compiled May 2026.</w:t>
+      </w:r>
+    </w:p>
+    <w:p>
+      <w:pPr>
+        <w:pBdr>
+          <w:bottom w:val="single" w:sz="6" w:space="1" w:color="BFBFBF"/>
+        </w:pBdr>
+      </w:pPr>
+    </w:p>
+    <w:p>
+      <w:pPr>
+        <w:pStyle w:val="Heading1"/>
+      </w:pPr>
+      <w:r>
+        <w:rPr/>
+        <w:t xml:space="preserve">PART 3 — META ADS PLAYBOOK FOR FEMALE AUDIENCES (2026)</w:t>
+      </w:r>
+    </w:p>
+    <w:p>
+      <w:pPr>
+        <w:pStyle w:val="Quote"/>
+        <w:ind w:left="720"/>
+        <w:pBdr>
+          <w:left w:val="single" w:sz="24" w:space="8" w:color="4472C4"/>
+        </w:pBdr>
+      </w:pPr>
+      <w:r>
+        <w:rPr>
+          <w:i/>
+          <w:color w:val="595959"/>
+          <w:b/>
+        </w:rPr>
+        <w:t xml:space="preserve">What you get here:</w:t>
+      </w:r>
+      <w:r>
+        <w:rPr>
+          <w:i/>
+          <w:color w:val="595959"/>
+        </w:rPr>
+        <w:t xml:space="preserve"> A complete, current Meta/Instagram ads system — targeting setup, creative framework, and 10 ready-to-launch ad copy sets across 8 product categories (femcare, beauty, fashion, edtech, fintech, wellness, F&amp;B, fitness). Built for India 2026 — post the 2024–25 Meta deprecations of detailed targeting.</w:t>
+      </w:r>
+    </w:p>
+    <w:p>
+      <w:pPr>
+        <w:pBdr>
+          <w:bottom w:val="single" w:sz="6" w:space="1" w:color="BFBFBF"/>
+        </w:pBdr>
+      </w:pPr>
+    </w:p>
+    <w:p>
+      <w:pPr>
+        <w:pStyle w:val="Heading2"/>
+      </w:pPr>
+      <w:r>
+        <w:rPr/>
+        <w:t xml:space="preserve">17. WHAT'S ACTUALLY WORKING ON META RIGHT NOW (May 2026)</w:t>
+      </w:r>
+    </w:p>
+    <w:p>
+      <w:r>
+        <w:rPr/>
+        <w:t xml:space="preserve">The targeting playbook from 2022 is dead. Here's the current reality.</w:t>
+      </w:r>
+    </w:p>
+    <w:p>
+      <w:pPr>
+        <w:pStyle w:val="Heading3"/>
+      </w:pPr>
+      <w:r>
+        <w:rPr/>
+        <w:t xml:space="preserve">A. Major shifts you must accept</w:t>
+      </w:r>
+    </w:p>
+    <w:tbl>
+      <w:tblPr>
+        <w:tblW w:w="9000" w:type="dxa"/>
+        <w:tblBorders>
+          <w:top w:val="single" w:sz="4" w:space="0" w:color="BFBFBF"/>
+          <w:left w:val="single" w:sz="4" w:space="0" w:color="BFBFBF"/>
+          <w:bottom w:val="single" w:sz="4" w:space="0" w:color="BFBFBF"/>
+          <w:right w:val="single" w:sz="4" w:space="0" w:color="BFBFBF"/>
+          <w:insideH w:val="single" w:sz="4" w:space="0" w:color="D9D9D9"/>
+          <w:insideV w:val="single" w:sz="4" w:space="0" w:color="D9D9D9"/>
+        </w:tblBorders>
+        <w:tblLayout w:type="fixed"/>
+      </w:tblPr>
+      <w:tblGrid>
+        <w:gridCol w:w="4500"/>
+        <w:gridCol w:w="4500"/>
+      </w:tblGrid>
+      <w:tr>
+        <w:trPr>
+          <w:tblHeader/>
+        </w:trPr>
+        <w:tc>
+          <w:tcPr>
+            <w:tcW w:w="4500" w:type="dxa"/>
+            <w:shd w:val="clear" w:color="auto" w:fill="4472C4"/>
+          </w:tcPr>
+          <w:p>
+            <w:pPr>
+              <w:spacing w:before="40" w:after="40"/>
+            </w:pPr>
+            <w:r>
+              <w:rPr>
+                <w:b/>
+                <w:color w:val="FFFFFF"/>
+              </w:rPr>
+              <w:t xml:space="preserve">Old way (pre-2024)</w:t>
+            </w:r>
+          </w:p>
+        </w:tc>
+        <w:tc>
+          <w:tcPr>
+            <w:tcW w:w="4500" w:type="dxa"/>
+            <w:shd w:val="clear" w:color="auto" w:fill="4472C4"/>
+          </w:tcPr>
+          <w:p>
+            <w:pPr>
+              <w:spacing w:before="40" w:after="40"/>
+            </w:pPr>
+            <w:r>
+              <w:rPr>
+                <w:b/>
+                <w:color w:val="FFFFFF"/>
+              </w:rPr>
+              <w:t xml:space="preserve">New way (2026)</w:t>
+            </w:r>
+          </w:p>
+        </w:tc>
+      </w:tr>
+      <w:tr>
+        <w:tc>
+          <w:tcPr>
+            <w:tcW w:w="4500" w:type="dxa"/>
+          </w:tcPr>
+          <w:p>
+            <w:pPr>
+              <w:spacing w:before="40" w:after="40"/>
+            </w:pPr>
+            <w:r>
+              <w:rPr/>
+              <w:t xml:space="preserve">Stack 5–10 detailed interests</w:t>
+            </w:r>
+          </w:p>
+        </w:tc>
+        <w:tc>
+          <w:tcPr>
+            <w:tcW w:w="4500" w:type="dxa"/>
+          </w:tcPr>
+          <w:p>
+            <w:pPr>
+              <w:spacing w:before="40" w:after="40"/>
+            </w:pPr>
+            <w:r>
+              <w:rPr>
+                <w:b/>
+              </w:rPr>
+              <w:t xml:space="preserve">Advantage+ Audience</w:t>
+            </w:r>
+            <w:r>
+              <w:rPr/>
+              <w:t xml:space="preserve"> with 1–2 interests as "audience suggestions" only</w:t>
+            </w:r>
+          </w:p>
+        </w:tc>
+      </w:tr>
+      <w:tr>
+        <w:tc>
+          <w:tcPr>
+            <w:tcW w:w="4500" w:type="dxa"/>
+          </w:tcPr>
+          <w:p>
+            <w:pPr>
+              <w:spacing w:before="40" w:after="40"/>
+            </w:pPr>
+            <w:r>
+              <w:rPr/>
+              <w:t xml:space="preserve">Narrow age + gender + interests</w:t>
+            </w:r>
+          </w:p>
+        </w:tc>
+        <w:tc>
+          <w:tcPr>
+            <w:tcW w:w="4500" w:type="dxa"/>
+          </w:tcPr>
+          <w:p>
+            <w:pPr>
+              <w:spacing w:before="40" w:after="40"/>
+            </w:pPr>
+            <w:r>
+              <w:rPr>
+                <w:b/>
+              </w:rPr>
+              <w:t xml:space="preserve">Broad targeting + creative-led optimization</w:t>
+            </w:r>
+            <w:r>
+              <w:rPr/>
+              <w:t xml:space="preserve"> (Meta's algo is now smarter than your targeting)</w:t>
+            </w:r>
+          </w:p>
+        </w:tc>
+      </w:tr>
+      <w:tr>
+        <w:tc>
+          <w:tcPr>
+            <w:tcW w:w="4500" w:type="dxa"/>
+          </w:tcPr>
+          <w:p>
+            <w:pPr>
+              <w:spacing w:before="40" w:after="40"/>
+            </w:pPr>
+            <w:r>
+              <w:rPr/>
+              <w:t xml:space="preserve">Lookalike 1% / 5% / 10%</w:t>
+            </w:r>
+          </w:p>
+        </w:tc>
+        <w:tc>
+          <w:tcPr>
+            <w:tcW w:w="4500" w:type="dxa"/>
+          </w:tcPr>
+          <w:p>
+            <w:pPr>
+              <w:spacing w:before="40" w:after="40"/>
+            </w:pPr>
+            <w:r>
+              <w:rPr/>
+              <w:t xml:space="preserve">Advantage+ often </w:t>
+            </w:r>
+            <w:r>
+              <w:rPr>
+                <w:b/>
+              </w:rPr>
+              <w:t xml:space="preserve">beats lookalikes</w:t>
+            </w:r>
+            <w:r>
+              <w:rPr/>
+              <w:t xml:space="preserve"> — but custom audiences still feed it</w:t>
+            </w:r>
+          </w:p>
+        </w:tc>
+      </w:tr>
+      <w:tr>
+        <w:tc>
+          <w:tcPr>
+            <w:tcW w:w="4500" w:type="dxa"/>
+          </w:tcPr>
+          <w:p>
+            <w:pPr>
+              <w:spacing w:before="40" w:after="40"/>
+            </w:pPr>
+            <w:r>
+              <w:rPr/>
+              <w:t xml:space="preserve">Conversion ad set + manual bidding</w:t>
+            </w:r>
+          </w:p>
+        </w:tc>
+        <w:tc>
+          <w:tcPr>
+            <w:tcW w:w="4500" w:type="dxa"/>
+          </w:tcPr>
+          <w:p>
+            <w:pPr>
+              <w:spacing w:before="40" w:after="40"/>
+            </w:pPr>
+            <w:r>
+              <w:rPr>
+                <w:b/>
+              </w:rPr>
+              <w:t xml:space="preserve">Advantage+ Shopping Campaigns (ASC)</w:t>
+            </w:r>
+            <w:r>
+              <w:rPr/>
+              <w:t xml:space="preserve"> for e-comm; Sales objective + Highest Volume bid</w:t>
+            </w:r>
+          </w:p>
+        </w:tc>
+      </w:tr>
+      <w:tr>
+        <w:tc>
+          <w:tcPr>
+            <w:tcW w:w="4500" w:type="dxa"/>
+          </w:tcPr>
+          <w:p>
+            <w:pPr>
+              <w:spacing w:before="40" w:after="40"/>
+            </w:pPr>
+            <w:r>
+              <w:rPr/>
+              <w:t xml:space="preserve">Studio-shot creatives</w:t>
+            </w:r>
+          </w:p>
+        </w:tc>
+        <w:tc>
+          <w:tcPr>
+            <w:tcW w:w="4500" w:type="dxa"/>
+          </w:tcPr>
+          <w:p>
+            <w:pPr>
+              <w:spacing w:before="40" w:after="40"/>
+            </w:pPr>
+            <w:r>
+              <w:rPr>
+                <w:b/>
+              </w:rPr>
+              <w:t xml:space="preserve">UGC + creator-style Reels</w:t>
+            </w:r>
+            <w:r>
+              <w:rPr/>
+              <w:t xml:space="preserve"> (3–5x cheaper CPMs on female 18–35)</w:t>
+            </w:r>
+          </w:p>
+        </w:tc>
+      </w:tr>
+      <w:tr>
+        <w:tc>
+          <w:tcPr>
+            <w:tcW w:w="4500" w:type="dxa"/>
+          </w:tcPr>
+          <w:p>
+            <w:pPr>
+              <w:spacing w:before="40" w:after="40"/>
+            </w:pPr>
+            <w:r>
+              <w:rPr/>
+              <w:t xml:space="preserve">Square 1:1 Feed creatives</w:t>
+            </w:r>
+          </w:p>
+        </w:tc>
+        <w:tc>
+          <w:tcPr>
+            <w:tcW w:w="4500" w:type="dxa"/>
+          </w:tcPr>
+          <w:p>
+            <w:pPr>
+              <w:spacing w:before="40" w:after="40"/>
+            </w:pPr>
+            <w:r>
+              <w:rPr>
+                <w:b/>
+              </w:rPr>
+              <w:t xml:space="preserve">Vertical 9:16 Reels-first</w:t>
+            </w:r>
+            <w:r>
+              <w:rPr/>
+              <w:t xml:space="preserve"> (largest reach + cheapest CPMs)</w:t>
+            </w:r>
+          </w:p>
+        </w:tc>
+      </w:tr>
+      <w:tr>
+        <w:tc>
+          <w:tcPr>
+            <w:tcW w:w="4500" w:type="dxa"/>
+          </w:tcPr>
+          <w:p>
+            <w:pPr>
+              <w:spacing w:before="40" w:after="40"/>
+            </w:pPr>
+            <w:r>
+              <w:rPr/>
+              <w:t xml:space="preserve">1–2 ad creatives per ad set</w:t>
+            </w:r>
+          </w:p>
+        </w:tc>
+        <w:tc>
+          <w:tcPr>
+            <w:tcW w:w="4500" w:type="dxa"/>
+          </w:tcPr>
+          <w:p>
+            <w:pPr>
+              <w:spacing w:before="40" w:after="40"/>
+            </w:pPr>
+            <w:r>
+              <w:rPr>
+                <w:b/>
+              </w:rPr>
+              <w:t xml:space="preserve">6–10 creatives</w:t>
+            </w:r>
+            <w:r>
+              <w:rPr/>
+              <w:t xml:space="preserve"> so Meta has enough to optimize against</w:t>
+            </w:r>
+          </w:p>
+        </w:tc>
+      </w:tr>
+      <w:tr>
+        <w:tc>
+          <w:tcPr>
+            <w:tcW w:w="4500" w:type="dxa"/>
+          </w:tcPr>
+          <w:p>
+            <w:pPr>
+              <w:spacing w:before="40" w:after="40"/>
+            </w:pPr>
+            <w:r>
+              <w:rPr/>
+              <w:t xml:space="preserve">iOS pre-14.5 attribution</w:t>
+            </w:r>
+          </w:p>
+        </w:tc>
+        <w:tc>
+          <w:tcPr>
+            <w:tcW w:w="4500" w:type="dxa"/>
+          </w:tcPr>
+          <w:p>
+            <w:pPr>
+              <w:spacing w:before="40" w:after="40"/>
+            </w:pPr>
+            <w:r>
+              <w:rPr>
+                <w:b/>
+              </w:rPr>
+              <w:t xml:space="preserve">Conversions API (CAPI) + UTM hygiene</w:t>
+            </w:r>
+            <w:r>
+              <w:rPr/>
+              <w:t xml:space="preserve"> is mandatory, not optional</w:t>
+            </w:r>
+          </w:p>
+        </w:tc>
+      </w:tr>
+    </w:tbl>
+    <w:p/>
+    <w:p>
+      <w:pPr>
+        <w:pStyle w:val="Heading3"/>
+      </w:pPr>
+      <w:r>
+        <w:rPr/>
+        <w:t xml:space="preserve">B. The current 3-pillar formula</w:t>
+      </w:r>
+    </w:p>
+    <w:p>
+      <w:pPr>
+        <w:pStyle w:val="ListNumber"/>
+        <w:numPr>
+          <w:ilvl w:val="0"/>
+          <w:numId w:val="2"/>
+        </w:numPr>
+        <w:ind w:left="360" w:hanging="360"/>
+      </w:pPr>
+      <w:r>
+        <w:rPr>
+          <w:b/>
+        </w:rPr>
+        <w:t xml:space="preserve">Geo + light demo + Advantage+</w:t>
+      </w:r>
+      <w:r>
+        <w:rPr/>
+        <w:t xml:space="preserve"> — Use your pincode bundles, set min demo (women 18–35), let Advantage+ expand.</w:t>
+      </w:r>
+    </w:p>
+    <w:p>
+      <w:pPr>
+        <w:pStyle w:val="ListNumber"/>
+        <w:numPr>
+          <w:ilvl w:val="0"/>
+          <w:numId w:val="2"/>
+        </w:numPr>
+        <w:ind w:left="360" w:hanging="360"/>
+      </w:pPr>
+      <w:r>
+        <w:rPr>
+          <w:b/>
+        </w:rPr>
+        <w:t xml:space="preserve">Creative diversity</w:t>
+      </w:r>
+      <w:r>
+        <w:rPr/>
+        <w:t xml:space="preserve"> — 6–10 variants minimum so the algo has room to find the winner.</w:t>
+      </w:r>
+    </w:p>
+    <w:p>
+      <w:pPr>
+        <w:pStyle w:val="ListNumber"/>
+        <w:numPr>
+          <w:ilvl w:val="0"/>
+          <w:numId w:val="2"/>
+        </w:numPr>
+        <w:ind w:left="360" w:hanging="360"/>
+      </w:pPr>
+      <w:r>
+        <w:rPr>
+          <w:b/>
+        </w:rPr>
+        <w:t xml:space="preserve">Server-side signal</w:t>
+      </w:r>
+      <w:r>
+        <w:rPr/>
+        <w:t xml:space="preserve"> — Pixel + Conversions API + offline events. Without this, your CPA inflates 30–60%.</w:t>
+      </w:r>
+    </w:p>
+    <w:p>
+      <w:pPr>
+        <w:pStyle w:val="Heading3"/>
+      </w:pPr>
+      <w:r>
+        <w:rPr/>
+        <w:t xml:space="preserve">C. What is </w:t>
+      </w:r>
+      <w:r>
+        <w:rPr>
+          <w:i/>
+        </w:rPr>
+        <w:t xml:space="preserve">not</w:t>
+      </w:r>
+      <w:r>
+        <w:rPr/>
+        <w:t xml:space="preserve"> working anymore</w:t>
+      </w:r>
+    </w:p>
+    <w:p>
+      <w:pPr>
+        <w:pStyle w:val="ListBullet"/>
+        <w:numPr>
+          <w:ilvl w:val="0"/>
+          <w:numId w:val="1"/>
+        </w:numPr>
+        <w:ind w:left="360" w:hanging="360"/>
+      </w:pPr>
+      <w:r>
+        <w:rPr>
+          <w:b/>
+        </w:rPr>
+        <w:t xml:space="preserve">Single-creative campaigns</w:t>
+      </w:r>
+      <w:r>
+        <w:rPr/>
+        <w:t xml:space="preserve"> (Meta starves them of impressions)</w:t>
+      </w:r>
+    </w:p>
+    <w:p>
+      <w:pPr>
+        <w:pStyle w:val="ListBullet"/>
+        <w:numPr>
+          <w:ilvl w:val="0"/>
+          <w:numId w:val="1"/>
+        </w:numPr>
+        <w:ind w:left="360" w:hanging="360"/>
+      </w:pPr>
+      <w:r>
+        <w:rPr>
+          <w:b/>
+        </w:rPr>
+        <w:t xml:space="preserve">Static-only creatives on Reels placement</w:t>
+      </w:r>
+      <w:r>
+        <w:rPr/>
+        <w:t xml:space="preserve"> (low ThruPlay rate kills delivery)</w:t>
+      </w:r>
+    </w:p>
+    <w:p>
+      <w:pPr>
+        <w:pStyle w:val="ListBullet"/>
+        <w:numPr>
+          <w:ilvl w:val="0"/>
+          <w:numId w:val="1"/>
+        </w:numPr>
+        <w:ind w:left="360" w:hanging="360"/>
+      </w:pPr>
+      <w:r>
+        <w:rPr>
+          <w:b/>
+        </w:rPr>
+        <w:t xml:space="preserve">Heavy text-on-image over 20%</w:t>
+      </w:r>
+      <w:r>
+        <w:rPr/>
+        <w:t xml:space="preserve"> (still suppressed despite the "limit removed" announcement — the algo still favors clean visuals)</w:t>
+      </w:r>
+    </w:p>
+    <w:p>
+      <w:pPr>
+        <w:pStyle w:val="ListBullet"/>
+        <w:numPr>
+          <w:ilvl w:val="0"/>
+          <w:numId w:val="1"/>
+        </w:numPr>
+        <w:ind w:left="360" w:hanging="360"/>
+      </w:pPr>
+      <w:r>
+        <w:rPr>
+          <w:b/>
+        </w:rPr>
+        <w:t xml:space="preserve">Studio-perfect creator content</w:t>
+      </w:r>
+      <w:r>
+        <w:rPr/>
+        <w:t xml:space="preserve"> (under-performs UGC by 2–3x on female 18–24)</w:t>
+      </w:r>
+    </w:p>
+    <w:p>
+      <w:pPr>
+        <w:pStyle w:val="ListBullet"/>
+        <w:numPr>
+          <w:ilvl w:val="0"/>
+          <w:numId w:val="1"/>
+        </w:numPr>
+        <w:ind w:left="360" w:hanging="360"/>
+      </w:pPr>
+      <w:r>
+        <w:rPr>
+          <w:b/>
+        </w:rPr>
+        <w:t xml:space="preserve">"Click here" / "Buy now" copy in 2026</w:t>
+      </w:r>
+      <w:r>
+        <w:rPr/>
+        <w:t xml:space="preserve"> (treated as low-quality signal)</w:t>
+      </w:r>
+    </w:p>
+    <w:p>
+      <w:pPr>
+        <w:pBdr>
+          <w:bottom w:val="single" w:sz="6" w:space="1" w:color="BFBFBF"/>
+        </w:pBdr>
+      </w:pPr>
+    </w:p>
+    <w:p>
+      <w:pPr>
+        <w:pStyle w:val="Heading2"/>
+      </w:pPr>
+      <w:r>
+        <w:rPr/>
+        <w:t xml:space="preserve">18. AUDIENCE TARGETING ARCHITECTURE FOR FEMALE 18–35</w:t>
+      </w:r>
+    </w:p>
+    <w:p>
+      <w:pPr>
+        <w:pStyle w:val="Heading3"/>
+      </w:pPr>
+      <w:r>
+        <w:rPr/>
+        <w:t xml:space="preserve">A. The 3-Tier Campaign Stack (deploy in this order)</w:t>
+      </w:r>
+    </w:p>
+    <w:p>
+      <w:pPr>
+        <w:pStyle w:val="Heading3"/>
+      </w:pPr>
+      <w:r>
+        <w:rPr/>
+        <w:t xml:space="preserve">TIER 1 — Cold Acquisition (60% of budget)</w:t>
+      </w:r>
+    </w:p>
+    <w:p>
+      <w:r>
+        <w:rPr>
+          <w:b/>
+        </w:rPr>
+        <w:t xml:space="preserve">Setup:</w:t>
+      </w:r>
+      <w:r>
+        <w:rPr/>
+        <w:t xml:space="preserve"> Advantage+ Shopping Campaign (ASC) for e-commerce, OR Sales objective + Advantage+ Audience for service businesses.</w:t>
+      </w:r>
+    </w:p>
+    <w:tbl>
+      <w:tblPr>
+        <w:tblW w:w="9000" w:type="dxa"/>
+        <w:tblBorders>
+          <w:top w:val="single" w:sz="4" w:space="0" w:color="BFBFBF"/>
+          <w:left w:val="single" w:sz="4" w:space="0" w:color="BFBFBF"/>
+          <w:bottom w:val="single" w:sz="4" w:space="0" w:color="BFBFBF"/>
+          <w:right w:val="single" w:sz="4" w:space="0" w:color="BFBFBF"/>
+          <w:insideH w:val="single" w:sz="4" w:space="0" w:color="D9D9D9"/>
+          <w:insideV w:val="single" w:sz="4" w:space="0" w:color="D9D9D9"/>
+        </w:tblBorders>
+        <w:tblLayout w:type="fixed"/>
+      </w:tblPr>
+      <w:tblGrid>
+        <w:gridCol w:w="4500"/>
+        <w:gridCol w:w="4500"/>
+      </w:tblGrid>
+      <w:tr>
+        <w:trPr>
+          <w:tblHeader/>
+        </w:trPr>
+        <w:tc>
+          <w:tcPr>
+            <w:tcW w:w="4500" w:type="dxa"/>
+            <w:shd w:val="clear" w:color="auto" w:fill="4472C4"/>
+          </w:tcPr>
+          <w:p>
+            <w:pPr>
+              <w:spacing w:before="40" w:after="40"/>
+            </w:pPr>
+            <w:r>
+              <w:rPr>
+                <w:b/>
+                <w:color w:val="FFFFFF"/>
+              </w:rPr>
+              <w:t xml:space="preserve">Setting</w:t>
+            </w:r>
+          </w:p>
+        </w:tc>
+        <w:tc>
+          <w:tcPr>
+            <w:tcW w:w="4500" w:type="dxa"/>
+            <w:shd w:val="clear" w:color="auto" w:fill="4472C4"/>
+          </w:tcPr>
+          <w:p>
+            <w:pPr>
+              <w:spacing w:before="40" w:after="40"/>
+            </w:pPr>
+            <w:r>
+              <w:rPr>
+                <w:b/>
+                <w:color w:val="FFFFFF"/>
+              </w:rPr>
+              <w:t xml:space="preserve">Value</w:t>
+            </w:r>
+          </w:p>
+        </w:tc>
+      </w:tr>
+      <w:tr>
+        <w:tc>
+          <w:tcPr>
+            <w:tcW w:w="4500" w:type="dxa"/>
+          </w:tcPr>
+          <w:p>
+            <w:pPr>
+              <w:spacing w:before="40" w:after="40"/>
+            </w:pPr>
+            <w:r>
+              <w:rPr/>
+              <w:t xml:space="preserve">Campaign objective</w:t>
+            </w:r>
+          </w:p>
+        </w:tc>
+        <w:tc>
+          <w:tcPr>
+            <w:tcW w:w="4500" w:type="dxa"/>
+          </w:tcPr>
+          <w:p>
+            <w:pPr>
+              <w:spacing w:before="40" w:after="40"/>
+            </w:pPr>
+            <w:r>
+              <w:rPr/>
+              <w:t xml:space="preserve">Sales (e-comm) / Leads (service) / App Promotion (app)</w:t>
+            </w:r>
+          </w:p>
+        </w:tc>
+      </w:tr>
+      <w:tr>
+        <w:tc>
+          <w:tcPr>
+            <w:tcW w:w="4500" w:type="dxa"/>
+          </w:tcPr>
+          <w:p>
+            <w:pPr>
+              <w:spacing w:before="40" w:after="40"/>
+            </w:pPr>
+            <w:r>
+              <w:rPr/>
+              <w:t xml:space="preserve">Locations</w:t>
+            </w:r>
+          </w:p>
+        </w:tc>
+        <w:tc>
+          <w:tcPr>
+            <w:tcW w:w="4500" w:type="dxa"/>
+          </w:tcPr>
+          <w:p>
+            <w:pPr>
+              <w:spacing w:before="40" w:after="40"/>
+            </w:pPr>
+            <w:r>
+              <w:rPr/>
+              <w:t xml:space="preserve">Paste 158-pincode bundle from §15</w:t>
+            </w:r>
+          </w:p>
+        </w:tc>
+      </w:tr>
+      <w:tr>
+        <w:tc>
+          <w:tcPr>
+            <w:tcW w:w="4500" w:type="dxa"/>
+          </w:tcPr>
+          <w:p>
+            <w:pPr>
+              <w:spacing w:before="40" w:after="40"/>
+            </w:pPr>
+            <w:r>
+              <w:rPr/>
+              <w:t xml:space="preserve">Age</w:t>
+            </w:r>
+          </w:p>
+        </w:tc>
+        <w:tc>
+          <w:tcPr>
+            <w:tcW w:w="4500" w:type="dxa"/>
+          </w:tcPr>
+          <w:p>
+            <w:pPr>
+              <w:spacing w:before="40" w:after="40"/>
+            </w:pPr>
+            <w:r>
+              <w:rPr/>
+              <w:t xml:space="preserve">18–35 (you can go 18–24 / 25–35 split if budget &gt; ₹10L/mo)</w:t>
+            </w:r>
+          </w:p>
+        </w:tc>
+      </w:tr>
+      <w:tr>
+        <w:tc>
+          <w:tcPr>
+            <w:tcW w:w="4500" w:type="dxa"/>
+          </w:tcPr>
+          <w:p>
+            <w:pPr>
+              <w:spacing w:before="40" w:after="40"/>
+            </w:pPr>
+            <w:r>
+              <w:rPr/>
+              <w:t xml:space="preserve">Gender</w:t>
+            </w:r>
+          </w:p>
+        </w:tc>
+        <w:tc>
+          <w:tcPr>
+            <w:tcW w:w="4500" w:type="dxa"/>
+          </w:tcPr>
+          <w:p>
+            <w:pPr>
+              <w:spacing w:before="40" w:after="40"/>
+            </w:pPr>
+            <w:r>
+              <w:rPr/>
+              <w:t xml:space="preserve">Women (where category allows — see compliance §18.E)</w:t>
+            </w:r>
+          </w:p>
+        </w:tc>
+      </w:tr>
+      <w:tr>
+        <w:tc>
+          <w:tcPr>
+            <w:tcW w:w="4500" w:type="dxa"/>
+          </w:tcPr>
+          <w:p>
+            <w:pPr>
+              <w:spacing w:before="40" w:after="40"/>
+            </w:pPr>
+            <w:r>
+              <w:rPr/>
+              <w:t xml:space="preserve">Audience suggestions</w:t>
+            </w:r>
+          </w:p>
+        </w:tc>
+        <w:tc>
+          <w:tcPr>
+            <w:tcW w:w="4500" w:type="dxa"/>
+          </w:tcPr>
+          <w:p>
+            <w:pPr>
+              <w:spacing w:before="40" w:after="40"/>
+            </w:pPr>
+            <w:r>
+              <w:rPr/>
+              <w:t xml:space="preserve">1–2 broad interests max (e.g., "Beauty", "Online shopping")</w:t>
+            </w:r>
+          </w:p>
+        </w:tc>
+      </w:tr>
+      <w:tr>
+        <w:tc>
+          <w:tcPr>
+            <w:tcW w:w="4500" w:type="dxa"/>
+          </w:tcPr>
+          <w:p>
+            <w:pPr>
+              <w:spacing w:before="40" w:after="40"/>
+            </w:pPr>
+            <w:r>
+              <w:rPr/>
+              <w:t xml:space="preserve">Detailed targeting expansion</w:t>
+            </w:r>
+          </w:p>
+        </w:tc>
+        <w:tc>
+          <w:tcPr>
+            <w:tcW w:w="4500" w:type="dxa"/>
+          </w:tcPr>
+          <w:p>
+            <w:pPr>
+              <w:spacing w:before="40" w:after="40"/>
+            </w:pPr>
+            <w:r>
+              <w:rPr>
+                <w:b/>
+              </w:rPr>
+              <w:t xml:space="preserve">ON</w:t>
+            </w:r>
+          </w:p>
+        </w:tc>
+      </w:tr>
+      <w:tr>
+        <w:tc>
+          <w:tcPr>
+            <w:tcW w:w="4500" w:type="dxa"/>
+          </w:tcPr>
+          <w:p>
+            <w:pPr>
+              <w:spacing w:before="40" w:after="40"/>
+            </w:pPr>
+            <w:r>
+              <w:rPr/>
+              <w:t xml:space="preserve">Advantage+ placements</w:t>
+            </w:r>
+          </w:p>
+        </w:tc>
+        <w:tc>
+          <w:tcPr>
+            <w:tcW w:w="4500" w:type="dxa"/>
+          </w:tcPr>
+          <w:p>
+            <w:pPr>
+              <w:spacing w:before="40" w:after="40"/>
+            </w:pPr>
+            <w:r>
+              <w:rPr>
+                <w:b/>
+              </w:rPr>
+              <w:t xml:space="preserve">ON</w:t>
+            </w:r>
+          </w:p>
+        </w:tc>
+      </w:tr>
+      <w:tr>
+        <w:tc>
+          <w:tcPr>
+            <w:tcW w:w="4500" w:type="dxa"/>
+          </w:tcPr>
+          <w:p>
+            <w:pPr>
+              <w:spacing w:before="40" w:after="40"/>
+            </w:pPr>
+            <w:r>
+              <w:rPr/>
+              <w:t xml:space="preserve">Optimization</w:t>
+            </w:r>
+          </w:p>
+        </w:tc>
+        <w:tc>
+          <w:tcPr>
+            <w:tcW w:w="4500" w:type="dxa"/>
+          </w:tcPr>
+          <w:p>
+            <w:pPr>
+              <w:spacing w:before="40" w:after="40"/>
+            </w:pPr>
+            <w:r>
+              <w:rPr/>
+              <w:t xml:space="preserve">Conversions / Purchase value</w:t>
+            </w:r>
+          </w:p>
+        </w:tc>
+      </w:tr>
+      <w:tr>
+        <w:tc>
+          <w:tcPr>
+            <w:tcW w:w="4500" w:type="dxa"/>
+          </w:tcPr>
+          <w:p>
+            <w:pPr>
+              <w:spacing w:before="40" w:after="40"/>
+            </w:pPr>
+            <w:r>
+              <w:rPr/>
+              <w:t xml:space="preserve">Bid strategy</w:t>
+            </w:r>
+          </w:p>
+        </w:tc>
+        <w:tc>
+          <w:tcPr>
+            <w:tcW w:w="4500" w:type="dxa"/>
+          </w:tcPr>
+          <w:p>
+            <w:pPr>
+              <w:spacing w:before="40" w:after="40"/>
+            </w:pPr>
+            <w:r>
+              <w:rPr/>
+              <w:t xml:space="preserve">Highest Volume (start) → Cost per result goal (after 50 conversions)</w:t>
+            </w:r>
+          </w:p>
+        </w:tc>
+      </w:tr>
+    </w:tbl>
+    <w:p/>
+    <w:p>
+      <w:pPr>
+        <w:pStyle w:val="Heading3"/>
+      </w:pPr>
+      <w:r>
+        <w:rPr/>
+        <w:t xml:space="preserve">TIER 2 — Warm Retargeting (25% of budget)</w:t>
+      </w:r>
+    </w:p>
+    <w:p>
+      <w:r>
+        <w:rPr>
+          <w:b/>
+        </w:rPr>
+        <w:t xml:space="preserve">Setup:</w:t>
+      </w:r>
+      <w:r>
+        <w:rPr/>
+        <w:t xml:space="preserve"> Custom audience based on engagement.</w:t>
+      </w:r>
+    </w:p>
+    <w:p>
+      <w:r>
+        <w:rPr/>
+        <w:t xml:space="preserve">Build these custom audiences first:</w:t>
+      </w:r>
+    </w:p>
+    <w:p>
+      <w:pPr>
+        <w:pStyle w:val="ListNumber"/>
+        <w:numPr>
+          <w:ilvl w:val="0"/>
+          <w:numId w:val="2"/>
+        </w:numPr>
+        <w:ind w:left="360" w:hanging="360"/>
+      </w:pPr>
+      <w:r>
+        <w:rPr>
+          <w:b/>
+        </w:rPr>
+        <w:t xml:space="preserve">Website visitors — last 30 days</w:t>
+      </w:r>
+      <w:r>
+        <w:rPr/>
+        <w:t xml:space="preserve"> (highest intent)</w:t>
+      </w:r>
+    </w:p>
+    <w:p>
+      <w:pPr>
+        <w:pStyle w:val="ListNumber"/>
+        <w:numPr>
+          <w:ilvl w:val="0"/>
+          <w:numId w:val="2"/>
+        </w:numPr>
+        <w:ind w:left="360" w:hanging="360"/>
+      </w:pPr>
+      <w:r>
+        <w:rPr>
+          <w:b/>
+        </w:rPr>
+        <w:t xml:space="preserve">Website visitors — last 90 days excluding 30</w:t>
+      </w:r>
+      <w:r>
+        <w:rPr/>
+        <w:t xml:space="preserve"> (intent re-warming)</w:t>
+      </w:r>
+    </w:p>
+    <w:p>
+      <w:pPr>
+        <w:pStyle w:val="ListNumber"/>
+        <w:numPr>
+          <w:ilvl w:val="0"/>
+          <w:numId w:val="2"/>
+        </w:numPr>
+        <w:ind w:left="360" w:hanging="360"/>
+      </w:pPr>
+      <w:r>
+        <w:rPr>
+          <w:b/>
+        </w:rPr>
+        <w:t xml:space="preserve">Add-to-cart — not purchased — last 14 days</w:t>
+      </w:r>
+      <w:r>
+        <w:rPr/>
+        <w:t xml:space="preserve"> (cart abandoners)</w:t>
+      </w:r>
+    </w:p>
+    <w:p>
+      <w:pPr>
+        <w:pStyle w:val="ListNumber"/>
+        <w:numPr>
+          <w:ilvl w:val="0"/>
+          <w:numId w:val="2"/>
+        </w:numPr>
+        <w:ind w:left="360" w:hanging="360"/>
+      </w:pPr>
+      <w:r>
+        <w:rPr>
+          <w:b/>
+        </w:rPr>
+        <w:t xml:space="preserve">Instagram engagers — last 365 days</w:t>
+      </w:r>
+      <w:r>
+        <w:rPr/>
+        <w:t xml:space="preserve"> (saved posts, reel views, story replies)</w:t>
+      </w:r>
+    </w:p>
+    <w:p>
+      <w:pPr>
+        <w:pStyle w:val="ListNumber"/>
+        <w:numPr>
+          <w:ilvl w:val="0"/>
+          <w:numId w:val="2"/>
+        </w:numPr>
+        <w:ind w:left="360" w:hanging="360"/>
+      </w:pPr>
+      <w:r>
+        <w:rPr>
+          <w:b/>
+        </w:rPr>
+        <w:t xml:space="preserve">Video viewers — 75%+ of any creative — last 365 days</w:t>
+      </w:r>
+    </w:p>
+    <w:p>
+      <w:pPr>
+        <w:pStyle w:val="ListNumber"/>
+        <w:numPr>
+          <w:ilvl w:val="0"/>
+          <w:numId w:val="2"/>
+        </w:numPr>
+        <w:ind w:left="360" w:hanging="360"/>
+      </w:pPr>
+      <w:r>
+        <w:rPr>
+          <w:b/>
+        </w:rPr>
+        <w:t xml:space="preserve">Customer list (uploaded hashed emails/phones)</w:t>
+      </w:r>
+      <w:r>
+        <w:rPr/>
+        <w:t xml:space="preserve"> — exclude this from acquisition; use for upsell/repeat</w:t>
+      </w:r>
+    </w:p>
+    <w:p>
+      <w:pPr>
+        <w:pStyle w:val="ListNumber"/>
+        <w:numPr>
+          <w:ilvl w:val="0"/>
+          <w:numId w:val="2"/>
+        </w:numPr>
+        <w:ind w:left="360" w:hanging="360"/>
+      </w:pPr>
+      <w:r>
+        <w:rPr>
+          <w:b/>
+        </w:rPr>
+        <w:t xml:space="preserve">Offline events (in-store POS)</w:t>
+      </w:r>
+      <w:r>
+        <w:rPr/>
+        <w:t xml:space="preserve"> — for omnichannel brands</w:t>
+      </w:r>
+    </w:p>
+    <w:p>
+      <w:r>
+        <w:rPr/>
+        <w:t xml:space="preserve">Run separate ad sets for each, with creatives that </w:t>
+      </w:r>
+      <w:r>
+        <w:rPr>
+          <w:i/>
+        </w:rPr>
+        <w:t xml:space="preserve">acknowledge</w:t>
+      </w:r>
+      <w:r>
+        <w:rPr/>
+        <w:t xml:space="preserve"> the prior touch ("Still thinking about it?", "Your cart is waiting", "30% off — exclusive").</w:t>
+      </w:r>
+    </w:p>
+    <w:p>
+      <w:pPr>
+        <w:pStyle w:val="Heading3"/>
+      </w:pPr>
+      <w:r>
+        <w:rPr/>
+        <w:t xml:space="preserve">TIER 3 — Lookalikes &amp; Interest Fallback (15% of budget)</w:t>
+      </w:r>
+    </w:p>
+    <w:p>
+      <w:r>
+        <w:rPr/>
+        <w:t xml:space="preserve">Use only if you have &lt;100 conversions/month and Advantage+ is starving.</w:t>
+      </w:r>
+    </w:p>
+    <w:tbl>
+      <w:tblPr>
+        <w:tblW w:w="9000" w:type="dxa"/>
+        <w:tblBorders>
+          <w:top w:val="single" w:sz="4" w:space="0" w:color="BFBFBF"/>
+          <w:left w:val="single" w:sz="4" w:space="0" w:color="BFBFBF"/>
+          <w:bottom w:val="single" w:sz="4" w:space="0" w:color="BFBFBF"/>
+          <w:right w:val="single" w:sz="4" w:space="0" w:color="BFBFBF"/>
+          <w:insideH w:val="single" w:sz="4" w:space="0" w:color="D9D9D9"/>
+          <w:insideV w:val="single" w:sz="4" w:space="0" w:color="D9D9D9"/>
+        </w:tblBorders>
+        <w:tblLayout w:type="fixed"/>
+      </w:tblPr>
+      <w:tblGrid>
+        <w:gridCol w:w="4500"/>
+        <w:gridCol w:w="4500"/>
+      </w:tblGrid>
+      <w:tr>
+        <w:trPr>
+          <w:tblHeader/>
+        </w:trPr>
+        <w:tc>
+          <w:tcPr>
+            <w:tcW w:w="4500" w:type="dxa"/>
+            <w:shd w:val="clear" w:color="auto" w:fill="4472C4"/>
+          </w:tcPr>
+          <w:p>
+            <w:pPr>
+              <w:spacing w:before="40" w:after="40"/>
+            </w:pPr>
+            <w:r>
+              <w:rPr>
+                <w:b/>
+                <w:color w:val="FFFFFF"/>
+              </w:rPr>
+              <w:t xml:space="preserve">Audience</w:t>
+            </w:r>
+          </w:p>
+        </w:tc>
+        <w:tc>
+          <w:tcPr>
+            <w:tcW w:w="4500" w:type="dxa"/>
+            <w:shd w:val="clear" w:color="auto" w:fill="4472C4"/>
+          </w:tcPr>
+          <w:p>
+            <w:pPr>
+              <w:spacing w:before="40" w:after="40"/>
+            </w:pPr>
+            <w:r>
+              <w:rPr>
+                <w:b/>
+                <w:color w:val="FFFFFF"/>
+              </w:rPr>
+              <w:t xml:space="preserve">Use case</w:t>
+            </w:r>
+          </w:p>
+        </w:tc>
+      </w:tr>
+      <w:tr>
+        <w:tc>
+          <w:tcPr>
+            <w:tcW w:w="4500" w:type="dxa"/>
+          </w:tcPr>
+          <w:p>
+            <w:pPr>
+              <w:spacing w:before="40" w:after="40"/>
+            </w:pPr>
+            <w:r>
+              <w:rPr/>
+              <w:t xml:space="preserve">LAL 1% of purchasers (last 180 days)</w:t>
+            </w:r>
+          </w:p>
+        </w:tc>
+        <w:tc>
+          <w:tcPr>
+            <w:tcW w:w="4500" w:type="dxa"/>
+          </w:tcPr>
+          <w:p>
+            <w:pPr>
+              <w:spacing w:before="40" w:after="40"/>
+            </w:pPr>
+            <w:r>
+              <w:rPr/>
+              <w:t xml:space="preserve">Closest match to buyers</w:t>
+            </w:r>
+          </w:p>
+        </w:tc>
+      </w:tr>
+      <w:tr>
+        <w:tc>
+          <w:tcPr>
+            <w:tcW w:w="4500" w:type="dxa"/>
+          </w:tcPr>
+          <w:p>
+            <w:pPr>
+              <w:spacing w:before="40" w:after="40"/>
+            </w:pPr>
+            <w:r>
+              <w:rPr/>
+              <w:t xml:space="preserve">LAL 1–3% of high-LTV customers</w:t>
+            </w:r>
+          </w:p>
+        </w:tc>
+        <w:tc>
+          <w:tcPr>
+            <w:tcW w:w="4500" w:type="dxa"/>
+          </w:tcPr>
+          <w:p>
+            <w:pPr>
+              <w:spacing w:before="40" w:after="40"/>
+            </w:pPr>
+            <w:r>
+              <w:rPr/>
+              <w:t xml:space="preserve">When you have ≥1000 customers with LTV data</w:t>
+            </w:r>
+          </w:p>
+        </w:tc>
+      </w:tr>
+      <w:tr>
+        <w:tc>
+          <w:tcPr>
+            <w:tcW w:w="4500" w:type="dxa"/>
+          </w:tcPr>
+          <w:p>
+            <w:pPr>
+              <w:spacing w:before="40" w:after="40"/>
+            </w:pPr>
+            <w:r>
+              <w:rPr/>
+              <w:t xml:space="preserve">Interest stack (legacy)</w:t>
+            </w:r>
+          </w:p>
+        </w:tc>
+        <w:tc>
+          <w:tcPr>
+            <w:tcW w:w="4500" w:type="dxa"/>
+          </w:tcPr>
+          <w:p>
+            <w:pPr>
+              <w:spacing w:before="40" w:after="40"/>
+            </w:pPr>
+            <w:r>
+              <w:rPr/>
+              <w:t xml:space="preserve">"Beauty + Cosmetics + Sephora India + Nykaa + Myntra" — only as fallback when Advantage+ underperforms</w:t>
+            </w:r>
+          </w:p>
+        </w:tc>
+      </w:tr>
+    </w:tbl>
+    <w:p/>
+    <w:p>
+      <w:pPr>
+        <w:pStyle w:val="Heading3"/>
+      </w:pPr>
+      <w:r>
+        <w:rPr/>
+        <w:t xml:space="preserve">B. Audience Layering — Niche Stacks That Still Work</w:t>
+      </w:r>
+    </w:p>
+    <w:tbl>
+      <w:tblPr>
+        <w:tblW w:w="9000" w:type="dxa"/>
+        <w:tblBorders>
+          <w:top w:val="single" w:sz="4" w:space="0" w:color="BFBFBF"/>
+          <w:left w:val="single" w:sz="4" w:space="0" w:color="BFBFBF"/>
+          <w:bottom w:val="single" w:sz="4" w:space="0" w:color="BFBFBF"/>
+          <w:right w:val="single" w:sz="4" w:space="0" w:color="BFBFBF"/>
+          <w:insideH w:val="single" w:sz="4" w:space="0" w:color="D9D9D9"/>
+          <w:insideV w:val="single" w:sz="4" w:space="0" w:color="D9D9D9"/>
+        </w:tblBorders>
+        <w:tblLayout w:type="fixed"/>
+      </w:tblPr>
+      <w:tblGrid>
+        <w:gridCol w:w="3000"/>
+        <w:gridCol w:w="3000"/>
+        <w:gridCol w:w="3000"/>
+      </w:tblGrid>
+      <w:tr>
+        <w:trPr>
+          <w:tblHeader/>
+        </w:trPr>
+        <w:tc>
+          <w:tcPr>
+            <w:tcW w:w="3000" w:type="dxa"/>
+            <w:shd w:val="clear" w:color="auto" w:fill="4472C4"/>
+          </w:tcPr>
+          <w:p>
+            <w:pPr>
+              <w:spacing w:before="40" w:after="40"/>
+            </w:pPr>
+            <w:r>
+              <w:rPr>
+                <w:b/>
+                <w:color w:val="FFFFFF"/>
+              </w:rPr>
+              <w:t xml:space="preserve">Persona</w:t>
+            </w:r>
+          </w:p>
+        </w:tc>
+        <w:tc>
+          <w:tcPr>
+            <w:tcW w:w="3000" w:type="dxa"/>
+            <w:shd w:val="clear" w:color="auto" w:fill="4472C4"/>
+          </w:tcPr>
+          <w:p>
+            <w:pPr>
+              <w:spacing w:before="40" w:after="40"/>
+            </w:pPr>
+            <w:r>
+              <w:rPr>
+                <w:b/>
+                <w:color w:val="FFFFFF"/>
+              </w:rPr>
+              <w:t xml:space="preserve">Targeting recipe</w:t>
+            </w:r>
+          </w:p>
+        </w:tc>
+        <w:tc>
+          <w:tcPr>
+            <w:tcW w:w="3000" w:type="dxa"/>
+            <w:shd w:val="clear" w:color="auto" w:fill="4472C4"/>
+          </w:tcPr>
+          <w:p>
+            <w:pPr>
+              <w:spacing w:before="40" w:after="40"/>
+            </w:pPr>
+            <w:r>
+              <w:rPr>
+                <w:b/>
+                <w:color w:val="FFFFFF"/>
+              </w:rPr>
+              <w:t xml:space="preserve">Best for</w:t>
+            </w:r>
+          </w:p>
+        </w:tc>
+      </w:tr>
+      <w:tr>
+        <w:tc>
+          <w:tcPr>
+            <w:tcW w:w="3000" w:type="dxa"/>
+          </w:tcPr>
+          <w:p>
+            <w:pPr>
+              <w:spacing w:before="40" w:after="40"/>
+            </w:pPr>
+            <w:r>
+              <w:rPr>
+                <w:b/>
+              </w:rPr>
+              <w:t xml:space="preserve">College Gen Z (18–22)</w:t>
+            </w:r>
+          </w:p>
+        </w:tc>
+        <w:tc>
+          <w:tcPr>
+            <w:tcW w:w="3000" w:type="dxa"/>
+          </w:tcPr>
+          <w:p>
+            <w:pPr>
+              <w:spacing w:before="40" w:after="40"/>
+            </w:pPr>
+            <w:r>
+              <w:rPr/>
+              <w:t xml:space="preserve">Pincodes from §1–§7 college clusters + age 18–22 + interest "K-pop OR K-drama OR Taylor Swift"</w:t>
+            </w:r>
+          </w:p>
+        </w:tc>
+        <w:tc>
+          <w:tcPr>
+            <w:tcW w:w="3000" w:type="dxa"/>
+          </w:tcPr>
+          <w:p>
+            <w:pPr>
+              <w:spacing w:before="40" w:after="40"/>
+            </w:pPr>
+            <w:r>
+              <w:rPr/>
+              <w:t xml:space="preserve">Mass beauty, fashion, snacks, BNPL</w:t>
+            </w:r>
+          </w:p>
+        </w:tc>
+      </w:tr>
+      <w:tr>
+        <w:tc>
+          <w:tcPr>
+            <w:tcW w:w="3000" w:type="dxa"/>
+          </w:tcPr>
+          <w:p>
+            <w:pPr>
+              <w:spacing w:before="40" w:after="40"/>
+            </w:pPr>
+            <w:r>
+              <w:rPr>
+                <w:b/>
+              </w:rPr>
+              <w:t xml:space="preserve">Working women metro</w:t>
+            </w:r>
+          </w:p>
+        </w:tc>
+        <w:tc>
+          <w:tcPr>
+            <w:tcW w:w="3000" w:type="dxa"/>
+          </w:tcPr>
+          <w:p>
+            <w:pPr>
+              <w:spacing w:before="40" w:after="40"/>
+            </w:pPr>
+            <w:r>
+              <w:rPr/>
+              <w:t xml:space="preserve">Pincodes from working-women IT zones + age 24–32 + interest "Career OR LinkedIn OR investing"</w:t>
+            </w:r>
+          </w:p>
+        </w:tc>
+        <w:tc>
+          <w:tcPr>
+            <w:tcW w:w="3000" w:type="dxa"/>
+          </w:tcPr>
+          <w:p>
+            <w:pPr>
+              <w:spacing w:before="40" w:after="40"/>
+            </w:pPr>
+            <w:r>
+              <w:rPr/>
+              <w:t xml:space="preserve">Fintech, wellness, premium skincare</w:t>
+            </w:r>
+          </w:p>
+        </w:tc>
+      </w:tr>
+      <w:tr>
+        <w:tc>
+          <w:tcPr>
+            <w:tcW w:w="3000" w:type="dxa"/>
+          </w:tcPr>
+          <w:p>
+            <w:pPr>
+              <w:spacing w:before="40" w:after="40"/>
+            </w:pPr>
+            <w:r>
+              <w:rPr>
+                <w:b/>
+              </w:rPr>
+              <w:t xml:space="preserve">Tier-2 aspirers</w:t>
+            </w:r>
+          </w:p>
+        </w:tc>
+        <w:tc>
+          <w:tcPr>
+            <w:tcW w:w="3000" w:type="dxa"/>
+          </w:tcPr>
+          <w:p>
+            <w:pPr>
+              <w:spacing w:before="40" w:after="40"/>
+            </w:pPr>
+            <w:r>
+              <w:rPr/>
+              <w:t xml:space="preserve">Pincodes from §8 Tier-2 cities + age 20–28 + interest "Online shopping OR Myntra OR Meesho"</w:t>
+            </w:r>
+          </w:p>
+        </w:tc>
+        <w:tc>
+          <w:tcPr>
+            <w:tcW w:w="3000" w:type="dxa"/>
+          </w:tcPr>
+          <w:p>
+            <w:pPr>
+              <w:spacing w:before="40" w:after="40"/>
+            </w:pPr>
+            <w:r>
+              <w:rPr/>
+              <w:t xml:space="preserve">Mass D2C, EMI products</w:t>
+            </w:r>
+          </w:p>
+        </w:tc>
+      </w:tr>
+      <w:tr>
+        <w:tc>
+          <w:tcPr>
+            <w:tcW w:w="3000" w:type="dxa"/>
+          </w:tcPr>
+          <w:p>
+            <w:pPr>
+              <w:spacing w:before="40" w:after="40"/>
+            </w:pPr>
+            <w:r>
+              <w:rPr>
+                <w:b/>
+              </w:rPr>
+              <w:t xml:space="preserve">Premium urban</w:t>
+            </w:r>
+          </w:p>
+        </w:tc>
+        <w:tc>
+          <w:tcPr>
+            <w:tcW w:w="3000" w:type="dxa"/>
+          </w:tcPr>
+          <w:p>
+            <w:pPr>
+              <w:spacing w:before="40" w:after="40"/>
+            </w:pPr>
+            <w:r>
+              <w:rPr/>
+              <w:t xml:space="preserve">BKC/Koregaon Park/Jubilee Hills/Bandra pincodes + age 25–35 + interest "Sephora OR Goop OR Forest Essentials"</w:t>
+            </w:r>
+          </w:p>
+        </w:tc>
+        <w:tc>
+          <w:tcPr>
+            <w:tcW w:w="3000" w:type="dxa"/>
+          </w:tcPr>
+          <w:p>
+            <w:pPr>
+              <w:spacing w:before="40" w:after="40"/>
+            </w:pPr>
+            <w:r>
+              <w:rPr/>
+              <w:t xml:space="preserve">Luxury beauty, premium fashion</w:t>
+            </w:r>
+          </w:p>
+        </w:tc>
+      </w:tr>
+      <w:tr>
+        <w:tc>
+          <w:tcPr>
+            <w:tcW w:w="3000" w:type="dxa"/>
+          </w:tcPr>
+          <w:p>
+            <w:pPr>
+              <w:spacing w:before="40" w:after="40"/>
+            </w:pPr>
+            <w:r>
+              <w:rPr>
+                <w:b/>
+              </w:rPr>
+              <w:t xml:space="preserve">UPSC / Career switchers</w:t>
+            </w:r>
+          </w:p>
+        </w:tc>
+        <w:tc>
+          <w:tcPr>
+            <w:tcW w:w="3000" w:type="dxa"/>
+          </w:tcPr>
+          <w:p>
+            <w:pPr>
+              <w:spacing w:before="40" w:after="40"/>
+            </w:pPr>
+            <w:r>
+              <w:rPr/>
+              <w:t xml:space="preserve">Mukherjee Nagar / Rajendra Nagar / MP Nagar pincodes + age 21–28 + interest "UPSC OR test prep"</w:t>
+            </w:r>
+          </w:p>
+        </w:tc>
+        <w:tc>
+          <w:tcPr>
+            <w:tcW w:w="3000" w:type="dxa"/>
+          </w:tcPr>
+          <w:p>
+            <w:pPr>
+              <w:spacing w:before="40" w:after="40"/>
+            </w:pPr>
+            <w:r>
+              <w:rPr/>
+              <w:t xml:space="preserve">EdTech, career coaching</w:t>
+            </w:r>
+          </w:p>
+        </w:tc>
+      </w:tr>
+      <w:tr>
+        <w:tc>
+          <w:tcPr>
+            <w:tcW w:w="3000" w:type="dxa"/>
+          </w:tcPr>
+          <w:p>
+            <w:pPr>
+              <w:spacing w:before="40" w:after="40"/>
+            </w:pPr>
+            <w:r>
+              <w:rPr>
+                <w:b/>
+              </w:rPr>
+              <w:t xml:space="preserve">Newly engaged / wedding</w:t>
+            </w:r>
+          </w:p>
+        </w:tc>
+        <w:tc>
+          <w:tcPr>
+            <w:tcW w:w="3000" w:type="dxa"/>
+          </w:tcPr>
+          <w:p>
+            <w:pPr>
+              <w:spacing w:before="40" w:after="40"/>
+            </w:pPr>
+            <w:r>
+              <w:rPr/>
+              <w:t xml:space="preserve">Top-25 metro pincodes + relationship "engaged" + age 22–30</w:t>
+            </w:r>
+          </w:p>
+        </w:tc>
+        <w:tc>
+          <w:tcPr>
+            <w:tcW w:w="3000" w:type="dxa"/>
+          </w:tcPr>
+          <w:p>
+            <w:pPr>
+              <w:spacing w:before="40" w:after="40"/>
+            </w:pPr>
+            <w:r>
+              <w:rPr/>
+              <w:t xml:space="preserve">Jewellery, wedding, makeup, fashion</w:t>
+            </w:r>
+          </w:p>
+        </w:tc>
+      </w:tr>
+      <w:tr>
+        <w:tc>
+          <w:tcPr>
+            <w:tcW w:w="3000" w:type="dxa"/>
+          </w:tcPr>
+          <w:p>
+            <w:pPr>
+              <w:spacing w:before="40" w:after="40"/>
+            </w:pPr>
+            <w:r>
+              <w:rPr>
+                <w:b/>
+              </w:rPr>
+              <w:t xml:space="preserve">Moms (millennial/Gen Z)</w:t>
+            </w:r>
+          </w:p>
+        </w:tc>
+        <w:tc>
+          <w:tcPr>
+            <w:tcW w:w="3000" w:type="dxa"/>
+          </w:tcPr>
+          <w:p>
+            <w:pPr>
+              <w:spacing w:before="40" w:after="40"/>
+            </w:pPr>
+            <w:r>
+              <w:rPr/>
+              <w:t xml:space="preserve">Tier-1 metros + age 26–34 + life event "new parent" + interest "parenting"</w:t>
+            </w:r>
+          </w:p>
+        </w:tc>
+        <w:tc>
+          <w:tcPr>
+            <w:tcW w:w="3000" w:type="dxa"/>
+          </w:tcPr>
+          <w:p>
+            <w:pPr>
+              <w:spacing w:before="40" w:after="40"/>
+            </w:pPr>
+            <w:r>
+              <w:rPr/>
+              <w:t xml:space="preserve">Baby care, momtech, insurance</w:t>
+            </w:r>
+          </w:p>
+        </w:tc>
+      </w:tr>
+    </w:tbl>
+    <w:p/>
+    <w:p>
+      <w:pPr>
+        <w:pStyle w:val="Heading3"/>
+      </w:pPr>
+      <w:r>
+        <w:rPr/>
+        <w:t xml:space="preserve">C. Custom Audience Sources to Build NOW (priority order)</w:t>
+      </w:r>
+    </w:p>
+    <w:p>
+      <w:pPr>
+        <w:pStyle w:val="ListNumber"/>
+        <w:numPr>
+          <w:ilvl w:val="0"/>
+          <w:numId w:val="2"/>
+        </w:numPr>
+        <w:ind w:left="360" w:hanging="360"/>
+      </w:pPr>
+      <w:r>
+        <w:rPr>
+          <w:b/>
+        </w:rPr>
+        <w:t xml:space="preserve">Pixel + Conversions API</w:t>
+      </w:r>
+      <w:r>
+        <w:rPr/>
+        <w:t xml:space="preserve"> — set up </w:t>
+      </w:r>
+      <w:r>
+        <w:rPr>
+          <w:i/>
+        </w:rPr>
+        <w:t xml:space="preserve">before</w:t>
+      </w:r>
+      <w:r>
+        <w:rPr/>
+        <w:t xml:space="preserve"> you spend ₹1. Without CAPI, attribution loss is ~30%.</w:t>
+      </w:r>
+    </w:p>
+    <w:p>
+      <w:pPr>
+        <w:pStyle w:val="ListNumber"/>
+        <w:numPr>
+          <w:ilvl w:val="0"/>
+          <w:numId w:val="2"/>
+        </w:numPr>
+        <w:ind w:left="360" w:hanging="360"/>
+      </w:pPr>
+      <w:r>
+        <w:rPr>
+          <w:b/>
+        </w:rPr>
+        <w:t xml:space="preserve">Customer list upload</w:t>
+      </w:r>
+      <w:r>
+        <w:rPr/>
+        <w:t xml:space="preserve"> — hashed emails + phones, ideally 5K+ rows for stable lookalikes.</w:t>
+      </w:r>
+    </w:p>
+    <w:p>
+      <w:pPr>
+        <w:pStyle w:val="ListNumber"/>
+        <w:numPr>
+          <w:ilvl w:val="0"/>
+          <w:numId w:val="2"/>
+        </w:numPr>
+        <w:ind w:left="360" w:hanging="360"/>
+      </w:pPr>
+      <w:r>
+        <w:rPr>
+          <w:b/>
+        </w:rPr>
+        <w:t xml:space="preserve">Instagram engagers</w:t>
+      </w:r>
+      <w:r>
+        <w:rPr/>
+        <w:t xml:space="preserve"> — automatic if you connect your IG Business Account.</w:t>
+      </w:r>
+    </w:p>
+    <w:p>
+      <w:pPr>
+        <w:pStyle w:val="ListNumber"/>
+        <w:numPr>
+          <w:ilvl w:val="0"/>
+          <w:numId w:val="2"/>
+        </w:numPr>
+        <w:ind w:left="360" w:hanging="360"/>
+      </w:pPr>
+      <w:r>
+        <w:rPr>
+          <w:b/>
+        </w:rPr>
+        <w:t xml:space="preserve">Video viewers</w:t>
+      </w:r>
+      <w:r>
+        <w:rPr/>
+        <w:t xml:space="preserve"> — most predictive 2026 signal. Run cheap 5-second video views campaigns to </w:t>
+      </w:r>
+      <w:r>
+        <w:rPr>
+          <w:i/>
+        </w:rPr>
+        <w:t xml:space="preserve">build</w:t>
+      </w:r>
+      <w:r>
+        <w:rPr/>
+        <w:t xml:space="preserve"> this audience, then retarget.</w:t>
+      </w:r>
+    </w:p>
+    <w:p>
+      <w:pPr>
+        <w:pStyle w:val="ListNumber"/>
+        <w:numPr>
+          <w:ilvl w:val="0"/>
+          <w:numId w:val="2"/>
+        </w:numPr>
+        <w:ind w:left="360" w:hanging="360"/>
+      </w:pPr>
+      <w:r>
+        <w:rPr>
+          <w:b/>
+        </w:rPr>
+        <w:t xml:space="preserve">Offline conversions</w:t>
+      </w:r>
+      <w:r>
+        <w:rPr/>
+        <w:t xml:space="preserve"> — for retail; uploads via Events Manager.</w:t>
+      </w:r>
+    </w:p>
+    <w:p>
+      <w:pPr>
+        <w:pStyle w:val="Heading3"/>
+      </w:pPr>
+      <w:r>
+        <w:rPr/>
+        <w:t xml:space="preserve">D. Creative Testing Audience (separate from main campaigns)</w:t>
+      </w:r>
+    </w:p>
+    <w:p>
+      <w:r>
+        <w:rPr/>
+        <w:t xml:space="preserve">Run a </w:t>
+      </w:r>
+      <w:r>
+        <w:rPr>
+          <w:b/>
+        </w:rPr>
+        <w:t xml:space="preserve">₹500–₹1500/day "creative lab" campaign</w:t>
+      </w:r>
+      <w:r>
+        <w:rPr/>
+        <w:t xml:space="preserve"> continuously:</w:t>
+      </w:r>
+    </w:p>
+    <w:p>
+      <w:pPr>
+        <w:pStyle w:val="ListBullet"/>
+        <w:numPr>
+          <w:ilvl w:val="0"/>
+          <w:numId w:val="1"/>
+        </w:numPr>
+        <w:ind w:left="360" w:hanging="360"/>
+      </w:pPr>
+      <w:r>
+        <w:rPr/>
+        <w:t xml:space="preserve">Objective: Engagement (cheapest)</w:t>
+      </w:r>
+    </w:p>
+    <w:p>
+      <w:pPr>
+        <w:pStyle w:val="ListBullet"/>
+        <w:numPr>
+          <w:ilvl w:val="0"/>
+          <w:numId w:val="1"/>
+        </w:numPr>
+        <w:ind w:left="360" w:hanging="360"/>
+      </w:pPr>
+      <w:r>
+        <w:rPr/>
+        <w:t xml:space="preserve">Audience: broad — women 18–35, India</w:t>
+      </w:r>
+    </w:p>
+    <w:p>
+      <w:pPr>
+        <w:pStyle w:val="ListBullet"/>
+        <w:numPr>
+          <w:ilvl w:val="0"/>
+          <w:numId w:val="1"/>
+        </w:numPr>
+        <w:ind w:left="360" w:hanging="360"/>
+      </w:pPr>
+      <w:r>
+        <w:rPr/>
+        <w:t xml:space="preserve">4–6 new creatives every week</w:t>
+      </w:r>
+    </w:p>
+    <w:p>
+      <w:pPr>
+        <w:pStyle w:val="ListBullet"/>
+        <w:numPr>
+          <w:ilvl w:val="0"/>
+          <w:numId w:val="1"/>
+        </w:numPr>
+        <w:ind w:left="360" w:hanging="360"/>
+      </w:pPr>
+      <w:r>
+        <w:rPr/>
+        <w:t xml:space="preserve">Budget per creative: ₹100/day for 3 days</w:t>
+      </w:r>
+    </w:p>
+    <w:p>
+      <w:pPr>
+        <w:pStyle w:val="ListBullet"/>
+        <w:numPr>
+          <w:ilvl w:val="0"/>
+          <w:numId w:val="1"/>
+        </w:numPr>
+        <w:ind w:left="360" w:hanging="360"/>
+      </w:pPr>
+      <w:r>
+        <w:rPr/>
+        <w:t xml:space="preserve">Promote winners to your main Sales campaign</w:t>
+      </w:r>
+    </w:p>
+    <w:p>
+      <w:r>
+        <w:rPr/>
+        <w:t xml:space="preserve">This isolates creative testing from your conversion campaigns, so you don't pollute the algorithm.</w:t>
+      </w:r>
+    </w:p>
+    <w:p>
+      <w:pPr>
+        <w:pStyle w:val="Heading3"/>
+      </w:pPr>
+      <w:r>
+        <w:rPr/>
+        <w:t xml:space="preserve">E. Compliance &amp; Sensitivity Guardrails (read this before launching)</w:t>
+      </w:r>
+    </w:p>
+    <w:tbl>
+      <w:tblPr>
+        <w:tblW w:w="9000" w:type="dxa"/>
+        <w:tblBorders>
+          <w:top w:val="single" w:sz="4" w:space="0" w:color="BFBFBF"/>
+          <w:left w:val="single" w:sz="4" w:space="0" w:color="BFBFBF"/>
+          <w:bottom w:val="single" w:sz="4" w:space="0" w:color="BFBFBF"/>
+          <w:right w:val="single" w:sz="4" w:space="0" w:color="BFBFBF"/>
+          <w:insideH w:val="single" w:sz="4" w:space="0" w:color="D9D9D9"/>
+          <w:insideV w:val="single" w:sz="4" w:space="0" w:color="D9D9D9"/>
+        </w:tblBorders>
+        <w:tblLayout w:type="fixed"/>
+      </w:tblPr>
+      <w:tblGrid>
+        <w:gridCol w:w="4500"/>
+        <w:gridCol w:w="4500"/>
+      </w:tblGrid>
+      <w:tr>
+        <w:trPr>
+          <w:tblHeader/>
+        </w:trPr>
+        <w:tc>
+          <w:tcPr>
+            <w:tcW w:w="4500" w:type="dxa"/>
+            <w:shd w:val="clear" w:color="auto" w:fill="4472C4"/>
+          </w:tcPr>
+          <w:p>
+            <w:pPr>
+              <w:spacing w:before="40" w:after="40"/>
+            </w:pPr>
+            <w:r>
+              <w:rPr>
+                <w:b/>
+                <w:color w:val="FFFFFF"/>
+              </w:rPr>
+              <w:t xml:space="preserve">Concern</w:t>
+            </w:r>
+          </w:p>
+        </w:tc>
+        <w:tc>
+          <w:tcPr>
+            <w:tcW w:w="4500" w:type="dxa"/>
+            <w:shd w:val="clear" w:color="auto" w:fill="4472C4"/>
+          </w:tcPr>
+          <w:p>
+            <w:pPr>
+              <w:spacing w:before="40" w:after="40"/>
+            </w:pPr>
+            <w:r>
+              <w:rPr>
+                <w:b/>
+                <w:color w:val="FFFFFF"/>
+              </w:rPr>
+              <w:t xml:space="preserve">What to do</w:t>
+            </w:r>
+          </w:p>
+        </w:tc>
+      </w:tr>
+      <w:tr>
+        <w:tc>
+          <w:tcPr>
+            <w:tcW w:w="4500" w:type="dxa"/>
+          </w:tcPr>
+          <w:p>
+            <w:pPr>
+              <w:spacing w:before="40" w:after="40"/>
+            </w:pPr>
+            <w:r>
+              <w:rPr>
+                <w:b/>
+              </w:rPr>
+              <w:t xml:space="preserve">Meta Special Ad Categories</w:t>
+            </w:r>
+            <w:r>
+              <w:rPr/>
+              <w:t xml:space="preserve"> (housing, employment, credit, social issues)</w:t>
+            </w:r>
+          </w:p>
+        </w:tc>
+        <w:tc>
+          <w:tcPr>
+            <w:tcW w:w="4500" w:type="dxa"/>
+          </w:tcPr>
+          <w:p>
+            <w:pPr>
+              <w:spacing w:before="40" w:after="40"/>
+            </w:pPr>
+            <w:r>
+              <w:rPr/>
+              <w:t xml:space="preserve">NO gender/age targeting allowed. Use broad demo + creative storytelling instead.</w:t>
+            </w:r>
+          </w:p>
+        </w:tc>
+      </w:tr>
+      <w:tr>
+        <w:tc>
+          <w:tcPr>
+            <w:tcW w:w="4500" w:type="dxa"/>
+          </w:tcPr>
+          <w:p>
+            <w:pPr>
+              <w:spacing w:before="40" w:after="40"/>
+            </w:pPr>
+            <w:r>
+              <w:rPr>
+                <w:b/>
+              </w:rPr>
+              <w:t xml:space="preserve">Health / intimate wellness</w:t>
+            </w:r>
+          </w:p>
+        </w:tc>
+        <w:tc>
+          <w:tcPr>
+            <w:tcW w:w="4500" w:type="dxa"/>
+          </w:tcPr>
+          <w:p>
+            <w:pPr>
+              <w:spacing w:before="40" w:after="40"/>
+            </w:pPr>
+            <w:r>
+              <w:rPr/>
+              <w:t xml:space="preserve">Avoid before/after that implies medical claim. No skin-condition close-ups. No "are you struggling with..." pity-bait.</w:t>
+            </w:r>
+          </w:p>
+        </w:tc>
+      </w:tr>
+      <w:tr>
+        <w:tc>
+          <w:tcPr>
+            <w:tcW w:w="4500" w:type="dxa"/>
+          </w:tcPr>
+          <w:p>
+            <w:pPr>
+              <w:spacing w:before="40" w:after="40"/>
+            </w:pPr>
+            <w:r>
+              <w:rPr>
+                <w:b/>
+              </w:rPr>
+              <w:t xml:space="preserve">Use of word "girls"</w:t>
+            </w:r>
+            <w:r>
+              <w:rPr/>
+              <w:t xml:space="preserve"> in copy</w:t>
+            </w:r>
+          </w:p>
+        </w:tc>
+        <w:tc>
+          <w:tcPr>
+            <w:tcW w:w="4500" w:type="dxa"/>
+          </w:tcPr>
+          <w:p>
+            <w:pPr>
+              <w:spacing w:before="40" w:after="40"/>
+            </w:pPr>
+            <w:r>
+              <w:rPr/>
+              <w:t xml:space="preserve">Use "women", "ladies", "she" — Meta's ad reviewer flags "girls" in some categories as targeting minors.</w:t>
+            </w:r>
+          </w:p>
+        </w:tc>
+      </w:tr>
+      <w:tr>
+        <w:tc>
+          <w:tcPr>
+            <w:tcW w:w="4500" w:type="dxa"/>
+          </w:tcPr>
+          <w:p>
+            <w:pPr>
+              <w:spacing w:before="40" w:after="40"/>
+            </w:pPr>
+            <w:r>
+              <w:rPr>
+                <w:b/>
+              </w:rPr>
+              <w:t xml:space="preserve">Body image</w:t>
+            </w:r>
+          </w:p>
+        </w:tc>
+        <w:tc>
+          <w:tcPr>
+            <w:tcW w:w="4500" w:type="dxa"/>
+          </w:tcPr>
+          <w:p>
+            <w:pPr>
+              <w:spacing w:before="40" w:after="40"/>
+            </w:pPr>
+            <w:r>
+              <w:rPr/>
+              <w:t xml:space="preserve">Avoid emphasising body flaws. Frame around self-care/empowerment. Meta auto-suppresses "negative body image" ads since 2023.</w:t>
+            </w:r>
+          </w:p>
+        </w:tc>
+      </w:tr>
+      <w:tr>
+        <w:tc>
+          <w:tcPr>
+            <w:tcW w:w="4500" w:type="dxa"/>
+          </w:tcPr>
+          <w:p>
+            <w:pPr>
+              <w:spacing w:before="40" w:after="40"/>
+            </w:pPr>
+            <w:r>
+              <w:rPr>
+                <w:b/>
+              </w:rPr>
+              <w:t xml:space="preserve">DPDP Act 2023 (India)</w:t>
+            </w:r>
+          </w:p>
+        </w:tc>
+        <w:tc>
+          <w:tcPr>
+            <w:tcW w:w="4500" w:type="dxa"/>
+          </w:tcPr>
+          <w:p>
+            <w:pPr>
+              <w:spacing w:before="40" w:after="40"/>
+            </w:pPr>
+            <w:r>
+              <w:rPr/>
+              <w:t xml:space="preserve">Geo + demo targeting is fine. Do NOT upload customer lists you don't have consent for.</w:t>
+            </w:r>
+          </w:p>
+        </w:tc>
+      </w:tr>
+      <w:tr>
+        <w:tc>
+          <w:tcPr>
+            <w:tcW w:w="4500" w:type="dxa"/>
+          </w:tcPr>
+          <w:p>
+            <w:pPr>
+              <w:spacing w:before="40" w:after="40"/>
+            </w:pPr>
+            <w:r>
+              <w:rPr>
+                <w:b/>
+              </w:rPr>
+              <w:t xml:space="preserve">Skin tone in creatives</w:t>
+            </w:r>
+          </w:p>
+        </w:tc>
+        <w:tc>
+          <w:tcPr>
+            <w:tcW w:w="4500" w:type="dxa"/>
+          </w:tcPr>
+          <w:p>
+            <w:pPr>
+              <w:spacing w:before="40" w:after="40"/>
+            </w:pPr>
+            <w:r>
+              <w:rPr/>
+              <w:t xml:space="preserve">Diverse representation (deep + medium + fair) — </w:t>
+            </w:r>
+            <w:r>
+              <w:rPr>
+                <w:i/>
+              </w:rPr>
+              <w:t xml:space="preserve">and</w:t>
+            </w:r>
+            <w:r>
+              <w:rPr/>
+              <w:t xml:space="preserve"> it lifts performance 15–25% on Tier-2 audiences.</w:t>
+            </w:r>
+          </w:p>
+        </w:tc>
+      </w:tr>
+    </w:tbl>
+    <w:p/>
+    <w:p>
+      <w:pPr>
+        <w:pBdr>
+          <w:bottom w:val="single" w:sz="6" w:space="1" w:color="BFBFBF"/>
+        </w:pBdr>
+      </w:pPr>
+    </w:p>
+    <w:p>
+      <w:pPr>
+        <w:pStyle w:val="Heading2"/>
+      </w:pPr>
+      <w:r>
+        <w:rPr/>
+        <w:t xml:space="preserve">19. CREATIVE FRAMEWORK FOR FEMALE 18–35</w:t>
+      </w:r>
+    </w:p>
+    <w:p>
+      <w:pPr>
+        <w:pStyle w:val="Heading3"/>
+      </w:pPr>
+      <w:r>
+        <w:rPr/>
+        <w:t xml:space="preserve">A. The "3-Second Hook" rule</w:t>
+      </w:r>
+    </w:p>
+    <w:p>
+      <w:r>
+        <w:rPr/>
+        <w:t xml:space="preserve">You have 3 seconds before 70% of women 18–35 scroll past on Instagram. Your hook must be:</w:t>
+      </w:r>
+    </w:p>
+    <w:p>
+      <w:pPr>
+        <w:pStyle w:val="ListBullet"/>
+        <w:numPr>
+          <w:ilvl w:val="0"/>
+          <w:numId w:val="1"/>
+        </w:numPr>
+        <w:ind w:left="360" w:hanging="360"/>
+      </w:pPr>
+      <w:r>
+        <w:rPr>
+          <w:b/>
+        </w:rPr>
+        <w:t xml:space="preserve">Visual</w:t>
+      </w:r>
+      <w:r>
+        <w:rPr/>
+        <w:t xml:space="preserve"> (not just text on screen)</w:t>
+      </w:r>
+    </w:p>
+    <w:p>
+      <w:pPr>
+        <w:pStyle w:val="ListBullet"/>
+        <w:numPr>
+          <w:ilvl w:val="0"/>
+          <w:numId w:val="1"/>
+        </w:numPr>
+        <w:ind w:left="360" w:hanging="360"/>
+      </w:pPr>
+      <w:r>
+        <w:rPr>
+          <w:b/>
+        </w:rPr>
+        <w:t xml:space="preserve">Specific</w:t>
+      </w:r>
+      <w:r>
+        <w:rPr/>
+        <w:t xml:space="preserve"> (not generic "Discover the secret to...")</w:t>
+      </w:r>
+    </w:p>
+    <w:p>
+      <w:pPr>
+        <w:pStyle w:val="ListBullet"/>
+        <w:numPr>
+          <w:ilvl w:val="0"/>
+          <w:numId w:val="1"/>
+        </w:numPr>
+        <w:ind w:left="360" w:hanging="360"/>
+      </w:pPr>
+      <w:r>
+        <w:rPr>
+          <w:b/>
+        </w:rPr>
+        <w:t xml:space="preserve">Emotional</w:t>
+      </w:r>
+      <w:r>
+        <w:rPr/>
+        <w:t xml:space="preserve"> (curiosity, FOMO, recognition, shock)</w:t>
+      </w:r>
+    </w:p>
+    <w:p>
+      <w:pPr>
+        <w:pStyle w:val="Heading3"/>
+      </w:pPr>
+      <w:r>
+        <w:rPr/>
+        <w:t xml:space="preserve">B. Hook templates that work in 2026 (Indian female 18–35)</w:t>
+      </w:r>
+    </w:p>
+    <w:p>
+      <w:pPr>
+        <w:pStyle w:val="ListNumber"/>
+        <w:numPr>
+          <w:ilvl w:val="0"/>
+          <w:numId w:val="2"/>
+        </w:numPr>
+        <w:ind w:left="360" w:hanging="360"/>
+      </w:pPr>
+      <w:r>
+        <w:rPr>
+          <w:b/>
+        </w:rPr>
+        <w:t xml:space="preserve">POV hook</w:t>
+      </w:r>
+      <w:r>
+        <w:rPr/>
+        <w:t xml:space="preserve"> — "POV: you finally found a [product] that doesn't [pain point]"</w:t>
+      </w:r>
+    </w:p>
+    <w:p>
+      <w:pPr>
+        <w:pStyle w:val="ListNumber"/>
+        <w:numPr>
+          <w:ilvl w:val="0"/>
+          <w:numId w:val="2"/>
+        </w:numPr>
+        <w:ind w:left="360" w:hanging="360"/>
+      </w:pPr>
+      <w:r>
+        <w:rPr>
+          <w:b/>
+        </w:rPr>
+        <w:t xml:space="preserve">Confession hook</w:t>
+      </w:r>
+      <w:r>
+        <w:rPr/>
+        <w:t xml:space="preserve"> — "I switched from [popular brand] to this and..."</w:t>
+      </w:r>
+    </w:p>
+    <w:p>
+      <w:pPr>
+        <w:pStyle w:val="ListNumber"/>
+        <w:numPr>
+          <w:ilvl w:val="0"/>
+          <w:numId w:val="2"/>
+        </w:numPr>
+        <w:ind w:left="360" w:hanging="360"/>
+      </w:pPr>
+      <w:r>
+        <w:rPr>
+          <w:b/>
+        </w:rPr>
+        <w:t xml:space="preserve">Listicle hook</w:t>
+      </w:r>
+      <w:r>
+        <w:rPr/>
+        <w:t xml:space="preserve"> — "5 things I wish I knew before turning 25"</w:t>
+      </w:r>
+    </w:p>
+    <w:p>
+      <w:pPr>
+        <w:pStyle w:val="ListNumber"/>
+        <w:numPr>
+          <w:ilvl w:val="0"/>
+          <w:numId w:val="2"/>
+        </w:numPr>
+        <w:ind w:left="360" w:hanging="360"/>
+      </w:pPr>
+      <w:r>
+        <w:rPr>
+          <w:b/>
+        </w:rPr>
+        <w:t xml:space="preserve">Stat hook</w:t>
+      </w:r>
+      <w:r>
+        <w:rPr/>
+        <w:t xml:space="preserve"> — "I saved ₹14,000 this year by [behavior]"</w:t>
+      </w:r>
+    </w:p>
+    <w:p>
+      <w:pPr>
+        <w:pStyle w:val="ListNumber"/>
+        <w:numPr>
+          <w:ilvl w:val="0"/>
+          <w:numId w:val="2"/>
+        </w:numPr>
+        <w:ind w:left="360" w:hanging="360"/>
+      </w:pPr>
+      <w:r>
+        <w:rPr>
+          <w:b/>
+        </w:rPr>
+        <w:t xml:space="preserve">Pause-frame hook</w:t>
+      </w:r>
+      <w:r>
+        <w:rPr/>
+        <w:t xml:space="preserve"> — text overlay says "Wait for it..." for 1.5 sec</w:t>
+      </w:r>
+    </w:p>
+    <w:p>
+      <w:pPr>
+        <w:pStyle w:val="ListNumber"/>
+        <w:numPr>
+          <w:ilvl w:val="0"/>
+          <w:numId w:val="2"/>
+        </w:numPr>
+        <w:ind w:left="360" w:hanging="360"/>
+      </w:pPr>
+      <w:r>
+        <w:rPr>
+          <w:b/>
+        </w:rPr>
+        <w:t xml:space="preserve">Duet / reaction</w:t>
+      </w:r>
+      <w:r>
+        <w:rPr/>
+        <w:t xml:space="preserve"> — react to a viral Reel in your category</w:t>
+      </w:r>
+    </w:p>
+    <w:p>
+      <w:pPr>
+        <w:pStyle w:val="ListNumber"/>
+        <w:numPr>
+          <w:ilvl w:val="0"/>
+          <w:numId w:val="2"/>
+        </w:numPr>
+        <w:ind w:left="360" w:hanging="360"/>
+      </w:pPr>
+      <w:r>
+        <w:rPr>
+          <w:b/>
+        </w:rPr>
+        <w:t xml:space="preserve">Day-in-the-life</w:t>
+      </w:r>
+      <w:r>
+        <w:rPr/>
+        <w:t xml:space="preserve"> — "7am to 11pm with [product] in my routine"</w:t>
+      </w:r>
+    </w:p>
+    <w:p>
+      <w:pPr>
+        <w:pStyle w:val="ListNumber"/>
+        <w:numPr>
+          <w:ilvl w:val="0"/>
+          <w:numId w:val="2"/>
+        </w:numPr>
+        <w:ind w:left="360" w:hanging="360"/>
+      </w:pPr>
+      <w:r>
+        <w:rPr>
+          <w:b/>
+        </w:rPr>
+        <w:t xml:space="preserve">Before / After</w:t>
+      </w:r>
+      <w:r>
+        <w:rPr/>
+        <w:t xml:space="preserve"> — works for skincare, fashion, fitness (not health)</w:t>
+      </w:r>
+    </w:p>
+    <w:p>
+      <w:pPr>
+        <w:pStyle w:val="ListNumber"/>
+        <w:numPr>
+          <w:ilvl w:val="0"/>
+          <w:numId w:val="2"/>
+        </w:numPr>
+        <w:ind w:left="360" w:hanging="360"/>
+      </w:pPr>
+      <w:r>
+        <w:rPr>
+          <w:b/>
+        </w:rPr>
+        <w:t xml:space="preserve">The "Indian aunty" hook</w:t>
+      </w:r>
+      <w:r>
+        <w:rPr/>
+        <w:t xml:space="preserve"> — humour around relatable family moments</w:t>
+      </w:r>
+    </w:p>
+    <w:p>
+      <w:pPr>
+        <w:pStyle w:val="ListNumber"/>
+        <w:numPr>
+          <w:ilvl w:val="0"/>
+          <w:numId w:val="2"/>
+        </w:numPr>
+        <w:ind w:left="360" w:hanging="360"/>
+      </w:pPr>
+      <w:r>
+        <w:rPr>
+          <w:b/>
+        </w:rPr>
+        <w:t xml:space="preserve">"Things only [persona] will understand"</w:t>
+      </w:r>
+      <w:r>
+        <w:rPr/>
+        <w:t xml:space="preserve"> — Tier-2 working woman, college hostel, work-from-home mom</w:t>
+      </w:r>
+    </w:p>
+    <w:p>
+      <w:pPr>
+        <w:pStyle w:val="Heading3"/>
+      </w:pPr>
+      <w:r>
+        <w:rPr/>
+        <w:t xml:space="preserve">C. Visual style — what's converting in 2026</w:t>
+      </w:r>
+    </w:p>
+    <w:p>
+      <w:pPr>
+        <w:pStyle w:val="ListBullet"/>
+        <w:numPr>
+          <w:ilvl w:val="0"/>
+          <w:numId w:val="1"/>
+        </w:numPr>
+        <w:ind w:left="360" w:hanging="360"/>
+      </w:pPr>
+      <w:r>
+        <w:rPr>
+          <w:b/>
+        </w:rPr>
+        <w:t xml:space="preserve">Vertical 9:16</w:t>
+      </w:r>
+      <w:r>
+        <w:rPr/>
+        <w:t xml:space="preserve"> (Reels &amp; Stories — never use 1:1 for cold acquisition)</w:t>
+      </w:r>
+    </w:p>
+    <w:p>
+      <w:pPr>
+        <w:pStyle w:val="ListBullet"/>
+        <w:numPr>
+          <w:ilvl w:val="0"/>
+          <w:numId w:val="1"/>
+        </w:numPr>
+        <w:ind w:left="360" w:hanging="360"/>
+      </w:pPr>
+      <w:r>
+        <w:rPr>
+          <w:b/>
+        </w:rPr>
+        <w:t xml:space="preserve">Native iPhone/Android camera quality</w:t>
+      </w:r>
+      <w:r>
+        <w:rPr/>
+        <w:t xml:space="preserve">, not DSLR-perfect</w:t>
+      </w:r>
+    </w:p>
+    <w:p>
+      <w:pPr>
+        <w:pStyle w:val="ListBullet"/>
+        <w:numPr>
+          <w:ilvl w:val="0"/>
+          <w:numId w:val="1"/>
+        </w:numPr>
+        <w:ind w:left="360" w:hanging="360"/>
+      </w:pPr>
+      <w:r>
+        <w:rPr>
+          <w:b/>
+        </w:rPr>
+        <w:t xml:space="preserve">Real bedrooms / college rooms / cafes</w:t>
+      </w:r>
+      <w:r>
+        <w:rPr/>
+        <w:t xml:space="preserve"> — NOT studios</w:t>
+      </w:r>
+    </w:p>
+    <w:p>
+      <w:pPr>
+        <w:pStyle w:val="ListBullet"/>
+        <w:numPr>
+          <w:ilvl w:val="0"/>
+          <w:numId w:val="1"/>
+        </w:numPr>
+        <w:ind w:left="360" w:hanging="360"/>
+      </w:pPr>
+      <w:r>
+        <w:rPr>
+          <w:b/>
+        </w:rPr>
+        <w:t xml:space="preserve">Faces in frame within first 1 second</w:t>
+      </w:r>
+      <w:r>
+        <w:rPr/>
+        <w:t xml:space="preserve"> (12–20% lift in CTR)</w:t>
+      </w:r>
+    </w:p>
+    <w:p>
+      <w:pPr>
+        <w:pStyle w:val="ListBullet"/>
+        <w:numPr>
+          <w:ilvl w:val="0"/>
+          <w:numId w:val="1"/>
+        </w:numPr>
+        <w:ind w:left="360" w:hanging="360"/>
+      </w:pPr>
+      <w:r>
+        <w:rPr>
+          <w:b/>
+        </w:rPr>
+        <w:t xml:space="preserve">Native captions/subtitles</w:t>
+      </w:r>
+      <w:r>
+        <w:rPr/>
+        <w:t xml:space="preserve"> (85% watch on mute)</w:t>
+      </w:r>
+    </w:p>
+    <w:p>
+      <w:pPr>
+        <w:pStyle w:val="ListBullet"/>
+        <w:numPr>
+          <w:ilvl w:val="0"/>
+          <w:numId w:val="1"/>
+        </w:numPr>
+        <w:ind w:left="360" w:hanging="360"/>
+      </w:pPr>
+      <w:r>
+        <w:rPr>
+          <w:b/>
+        </w:rPr>
+        <w:t xml:space="preserve">Trending audio</w:t>
+      </w:r>
+      <w:r>
+        <w:rPr/>
+        <w:t xml:space="preserve"> still gives 30–40% reach lift on organic + paid Reels</w:t>
+      </w:r>
+    </w:p>
+    <w:p>
+      <w:pPr>
+        <w:pStyle w:val="ListBullet"/>
+        <w:numPr>
+          <w:ilvl w:val="0"/>
+          <w:numId w:val="1"/>
+        </w:numPr>
+        <w:ind w:left="360" w:hanging="360"/>
+      </w:pPr>
+      <w:r>
+        <w:rPr>
+          <w:b/>
+        </w:rPr>
+        <w:t xml:space="preserve">Light text overlays max 20% of frame</w:t>
+      </w:r>
+      <w:r>
+        <w:rPr/>
+        <w:t xml:space="preserve"> (Meta's old 20% rule is officially dead but the algo still favors clean visuals)</w:t>
+      </w:r>
+    </w:p>
+    <w:p>
+      <w:pPr>
+        <w:pStyle w:val="ListBullet"/>
+        <w:numPr>
+          <w:ilvl w:val="0"/>
+          <w:numId w:val="1"/>
+        </w:numPr>
+        <w:ind w:left="360" w:hanging="360"/>
+      </w:pPr>
+      <w:r>
+        <w:rPr>
+          <w:b/>
+        </w:rPr>
+        <w:t xml:space="preserve">Diverse skin tones, body types, regions</w:t>
+      </w:r>
+      <w:r>
+        <w:rPr/>
+        <w:t xml:space="preserve"> — 15–25% performance lift in Tier-2</w:t>
+      </w:r>
+    </w:p>
+    <w:p>
+      <w:pPr>
+        <w:pStyle w:val="Heading3"/>
+      </w:pPr>
+      <w:r>
+        <w:rPr/>
+        <w:t xml:space="preserve">D. Voice / Tone</w:t>
+      </w:r>
+    </w:p>
+    <w:p>
+      <w:r>
+        <w:rPr/>
+        <w:t xml:space="preserve">Use: First person ("I tried...", "I switched..."), Hinglish where natural, vulnerable storytelling, specific numbers (₹, days, kg), real names of products you replaced</w:t>
+      </w:r>
+    </w:p>
+    <w:p>
+      <w:r>
+        <w:rPr/>
+        <w:t xml:space="preserve">Avoid: Marketing speak ("revolutionary", "world-class", "groundbreaking"), pity-bait ("are you struggling..."), exclamation-heavy copy, all-caps shouting, "buy now click here"</w:t>
+      </w:r>
+    </w:p>
+    <w:p>
+      <w:pPr>
+        <w:pBdr>
+          <w:bottom w:val="single" w:sz="6" w:space="1" w:color="BFBFBF"/>
+        </w:pBdr>
+      </w:pPr>
+    </w:p>
+    <w:p>
+      <w:pPr>
+        <w:pStyle w:val="Heading2"/>
+      </w:pPr>
+      <w:r>
+        <w:rPr/>
+        <w:t xml:space="preserve">20. READY-TO-LAUNCH AD COPY SETS (10 ad sets across 8 categories)</w:t>
+      </w:r>
+    </w:p>
+    <w:p>
+      <w:pPr>
+        <w:pStyle w:val="Quote"/>
+        <w:ind w:left="720"/>
+        <w:pBdr>
+          <w:left w:val="single" w:sz="24" w:space="8" w:color="4472C4"/>
+        </w:pBdr>
+      </w:pPr>
+      <w:r>
+        <w:rPr>
+          <w:i/>
+          <w:color w:val="595959"/>
+        </w:rPr>
+        <w:t xml:space="preserve">Each ad set has 3 creative variants (A/B/C) for testing. Run all 3 in one ad set, kill the bottom 1 after 5K impressions, scale the winner.</w:t>
+      </w:r>
+    </w:p>
+    <w:p>
+      <w:pPr>
+        <w:pBdr>
+          <w:bottom w:val="single" w:sz="6" w:space="1" w:color="BFBFBF"/>
+        </w:pBdr>
+      </w:pPr>
+    </w:p>
+    <w:p>
+      <w:pPr>
+        <w:pStyle w:val="Heading3"/>
+      </w:pPr>
+      <w:r>
+        <w:rPr/>
+        <w:t xml:space="preserve">AD SET 1 — FEMCARE (Sanitary / Period care)</w:t>
+      </w:r>
+    </w:p>
+    <w:p>
+      <w:r>
+        <w:rPr>
+          <w:b/>
+        </w:rPr>
+        <w:t xml:space="preserve">Example brands:</w:t>
+      </w:r>
+      <w:r>
+        <w:rPr/>
+        <w:t xml:space="preserve"> Whisper, Nua, Pee Safe, Sirona, Carmesi, Heyday</w:t>
+      </w:r>
+    </w:p>
+    <w:p>
+      <w:r>
+        <w:rPr>
+          <w:b/>
+        </w:rPr>
+        <w:t xml:space="preserve">TARGETING:</w:t>
+      </w:r>
+      <w:r>
+        <w:rPr/>
+        <w:t xml:space="preserve"> Tier 1 ASC | Pincodes from §12.A | Age 17–28 | Women | Audience suggestion: "Health &amp; beauty" </w:t>
+      </w:r>
+      <w:r>
+        <w:rPr>
+          <w:b/>
+        </w:rPr>
+        <w:t xml:space="preserve">PLACEMENT:</w:t>
+      </w:r>
+      <w:r>
+        <w:rPr/>
+        <w:t xml:space="preserve"> Reels primary, Story secondary </w:t>
+      </w:r>
+      <w:r>
+        <w:rPr>
+          <w:b/>
+        </w:rPr>
+        <w:t xml:space="preserve">LANDING PAGE:</w:t>
+      </w:r>
+      <w:r>
+        <w:rPr/>
+        <w:t xml:space="preserve"> Subscription / first-pack discount</w:t>
+      </w:r>
+    </w:p>
+    <w:p>
+      <w:pPr>
+        <w:pStyle w:val="Heading3"/>
+      </w:pPr>
+      <w:r>
+        <w:rPr/>
+        <w:t xml:space="preserve">Variant A — Hook: "I switched"</w:t>
+      </w:r>
+    </w:p>
+    <w:p>
+      <w:pPr>
+        <w:pStyle w:val="ListBullet"/>
+        <w:numPr>
+          <w:ilvl w:val="0"/>
+          <w:numId w:val="1"/>
+        </w:numPr>
+        <w:ind w:left="360" w:hanging="360"/>
+      </w:pPr>
+      <w:r>
+        <w:rPr>
+          <w:b/>
+        </w:rPr>
+        <w:t xml:space="preserve">VISUAL:</w:t>
+      </w:r>
+      <w:r>
+        <w:rPr/>
+        <w:t xml:space="preserve"> Creator (early-20s, hostel room background) holding a competitor pack and your pack side by side, vertical Reel.</w:t>
+      </w:r>
+    </w:p>
+    <w:p>
+      <w:pPr>
+        <w:pStyle w:val="ListBullet"/>
+        <w:numPr>
+          <w:ilvl w:val="0"/>
+          <w:numId w:val="1"/>
+        </w:numPr>
+        <w:ind w:left="360" w:hanging="360"/>
+      </w:pPr>
+      <w:r>
+        <w:rPr>
+          <w:b/>
+        </w:rPr>
+        <w:t xml:space="preserve">ON-IMAGE TEXT (3-sec opening):</w:t>
+      </w:r>
+      <w:r>
+        <w:rPr/>
+        <w:t xml:space="preserve"> "Why I threw out my ₹250 pack"</w:t>
+      </w:r>
+    </w:p>
+    <w:p>
+      <w:pPr>
+        <w:pStyle w:val="ListBullet"/>
+        <w:numPr>
+          <w:ilvl w:val="0"/>
+          <w:numId w:val="1"/>
+        </w:numPr>
+        <w:ind w:left="360" w:hanging="360"/>
+      </w:pPr>
+      <w:r>
+        <w:rPr>
+          <w:b/>
+        </w:rPr>
+        <w:t xml:space="preserve">PRIMARY CAPTION:</w:t>
+      </w:r>
+      <w:r>
+        <w:rPr/>
+        <w:t xml:space="preserve"> 4 years of period rashes. 4 years of changing every 2 hours. Then I switched to Nua and the chafing… just stopped. Same price. 0 chemicals. Delivered to my hostel monthly so I never run out at 11pm again. If you're a college student reading this on your bed at midnight — same. Try the trial pack (₹99 for 3 cycles) and tell me I lied.</w:t>
+      </w:r>
+    </w:p>
+    <w:p>
+      <w:pPr>
+        <w:pStyle w:val="ListBullet"/>
+        <w:numPr>
+          <w:ilvl w:val="0"/>
+          <w:numId w:val="1"/>
+        </w:numPr>
+        <w:ind w:left="360" w:hanging="360"/>
+      </w:pPr>
+      <w:r>
+        <w:rPr>
+          <w:b/>
+        </w:rPr>
+        <w:t xml:space="preserve">CTA BUTTON:</w:t>
+      </w:r>
+      <w:r>
+        <w:rPr/>
+        <w:t xml:space="preserve"> Shop Now</w:t>
+      </w:r>
+    </w:p>
+    <w:p>
+      <w:pPr>
+        <w:pStyle w:val="ListBullet"/>
+        <w:numPr>
+          <w:ilvl w:val="0"/>
+          <w:numId w:val="1"/>
+        </w:numPr>
+        <w:ind w:left="360" w:hanging="360"/>
+      </w:pPr>
+      <w:r>
+        <w:rPr>
+          <w:b/>
+        </w:rPr>
+        <w:t xml:space="preserve">WHY IT WORKS:</w:t>
+      </w:r>
+      <w:r>
+        <w:rPr/>
+        <w:t xml:space="preserve"> First-person + specific pain point + relatable midnight moment + low-risk trial CTA.</w:t>
+      </w:r>
+    </w:p>
+    <w:p>
+      <w:pPr>
+        <w:pStyle w:val="Heading3"/>
+      </w:pPr>
+      <w:r>
+        <w:rPr/>
+        <w:t xml:space="preserve">Variant B — Hook: "Things I wish I knew at 18"</w:t>
+      </w:r>
+    </w:p>
+    <w:p>
+      <w:pPr>
+        <w:pStyle w:val="ListBullet"/>
+        <w:numPr>
+          <w:ilvl w:val="0"/>
+          <w:numId w:val="1"/>
+        </w:numPr>
+        <w:ind w:left="360" w:hanging="360"/>
+      </w:pPr>
+      <w:r>
+        <w:rPr>
+          <w:b/>
+        </w:rPr>
+        <w:t xml:space="preserve">VISUAL:</w:t>
+      </w:r>
+      <w:r>
+        <w:rPr/>
+        <w:t xml:space="preserve"> Hostel/PG room, casual selfie-style talking head Reel. Trending audio.</w:t>
+      </w:r>
+    </w:p>
+    <w:p>
+      <w:pPr>
+        <w:pStyle w:val="ListBullet"/>
+        <w:numPr>
+          <w:ilvl w:val="0"/>
+          <w:numId w:val="1"/>
+        </w:numPr>
+        <w:ind w:left="360" w:hanging="360"/>
+      </w:pPr>
+      <w:r>
+        <w:rPr>
+          <w:b/>
+        </w:rPr>
+        <w:t xml:space="preserve">ON-IMAGE TEXT:</w:t>
+      </w:r>
+      <w:r>
+        <w:rPr/>
+        <w:t xml:space="preserve"> "Things nobody tells you about your period at 18"</w:t>
+      </w:r>
+    </w:p>
+    <w:p>
+      <w:pPr>
+        <w:pStyle w:val="ListBullet"/>
+        <w:numPr>
+          <w:ilvl w:val="0"/>
+          <w:numId w:val="1"/>
+        </w:numPr>
+        <w:ind w:left="360" w:hanging="360"/>
+      </w:pPr>
+      <w:r>
+        <w:rPr>
+          <w:b/>
+        </w:rPr>
+        <w:t xml:space="preserve">PRIMARY CAPTION:</w:t>
+      </w:r>
+      <w:r>
+        <w:rPr/>
+        <w:t xml:space="preserve"> 1) Cramps don't have to be a 9/10 every month. 2) That ₹40 pack you've used since school is probably why you have rashes. 3) You can subscribe and forget — they just show up. 4) Period underwear actually works (wish I had this in PG). Save this for the next student who joins your hostel. Link in bio for the starter kit.</w:t>
+      </w:r>
+    </w:p>
+    <w:p>
+      <w:pPr>
+        <w:pStyle w:val="ListBullet"/>
+        <w:numPr>
+          <w:ilvl w:val="0"/>
+          <w:numId w:val="1"/>
+        </w:numPr>
+        <w:ind w:left="360" w:hanging="360"/>
+      </w:pPr>
+      <w:r>
+        <w:rPr>
+          <w:b/>
+        </w:rPr>
+        <w:t xml:space="preserve">CTA BUTTON:</w:t>
+      </w:r>
+      <w:r>
+        <w:rPr/>
+        <w:t xml:space="preserve"> Learn More</w:t>
+      </w:r>
+    </w:p>
+    <w:p>
+      <w:pPr>
+        <w:pStyle w:val="ListBullet"/>
+        <w:numPr>
+          <w:ilvl w:val="0"/>
+          <w:numId w:val="1"/>
+        </w:numPr>
+        <w:ind w:left="360" w:hanging="360"/>
+      </w:pPr>
+      <w:r>
+        <w:rPr>
+          <w:b/>
+        </w:rPr>
+        <w:t xml:space="preserve">WHY IT WORKS:</w:t>
+      </w:r>
+      <w:r>
+        <w:rPr/>
+        <w:t xml:space="preserve"> Listicle hook + Save signal + community share trigger.</w:t>
+      </w:r>
+    </w:p>
+    <w:p>
+      <w:pPr>
+        <w:pStyle w:val="Heading3"/>
+      </w:pPr>
+      <w:r>
+        <w:rPr/>
+        <w:t xml:space="preserve">Variant C — Hook: "POV"</w:t>
+      </w:r>
+    </w:p>
+    <w:p>
+      <w:pPr>
+        <w:pStyle w:val="ListBullet"/>
+        <w:numPr>
+          <w:ilvl w:val="0"/>
+          <w:numId w:val="1"/>
+        </w:numPr>
+        <w:ind w:left="360" w:hanging="360"/>
+      </w:pPr>
+      <w:r>
+        <w:rPr>
+          <w:b/>
+        </w:rPr>
+        <w:t xml:space="preserve">VISUAL:</w:t>
+      </w:r>
+      <w:r>
+        <w:rPr/>
+        <w:t xml:space="preserve"> Static + slow zoom on a small bedside drawer with discreetly-packaged products + soft hands.</w:t>
+      </w:r>
+    </w:p>
+    <w:p>
+      <w:pPr>
+        <w:pStyle w:val="ListBullet"/>
+        <w:numPr>
+          <w:ilvl w:val="0"/>
+          <w:numId w:val="1"/>
+        </w:numPr>
+        <w:ind w:left="360" w:hanging="360"/>
+      </w:pPr>
+      <w:r>
+        <w:rPr>
+          <w:b/>
+        </w:rPr>
+        <w:t xml:space="preserve">ON-IMAGE TEXT:</w:t>
+      </w:r>
+      <w:r>
+        <w:rPr/>
+        <w:t xml:space="preserve"> "POV: you finally found period products that don't smell like a hospital"</w:t>
+      </w:r>
+    </w:p>
+    <w:p>
+      <w:pPr>
+        <w:pStyle w:val="ListBullet"/>
+        <w:numPr>
+          <w:ilvl w:val="0"/>
+          <w:numId w:val="1"/>
+        </w:numPr>
+        <w:ind w:left="360" w:hanging="360"/>
+      </w:pPr>
+      <w:r>
+        <w:rPr>
+          <w:b/>
+        </w:rPr>
+        <w:t xml:space="preserve">PRIMARY CAPTION:</w:t>
+      </w:r>
+      <w:r>
+        <w:rPr/>
+        <w:t xml:space="preserve"> Cotton, no fragrance, no plastic wrapping that makes a noise in the office bathroom. Nua is the period brand for women who'd rather not announce their period to the entire floor. ₹399 onwards, monthly subscription, free delivery PAN India.</w:t>
+      </w:r>
+    </w:p>
+    <w:p>
+      <w:pPr>
+        <w:pStyle w:val="ListBullet"/>
+        <w:numPr>
+          <w:ilvl w:val="0"/>
+          <w:numId w:val="1"/>
+        </w:numPr>
+        <w:ind w:left="360" w:hanging="360"/>
+      </w:pPr>
+      <w:r>
+        <w:rPr>
+          <w:b/>
+        </w:rPr>
+        <w:t xml:space="preserve">CTA BUTTON:</w:t>
+      </w:r>
+      <w:r>
+        <w:rPr/>
+        <w:t xml:space="preserve"> Shop Now</w:t>
+      </w:r>
+    </w:p>
+    <w:p>
+      <w:pPr>
+        <w:pStyle w:val="ListBullet"/>
+        <w:numPr>
+          <w:ilvl w:val="0"/>
+          <w:numId w:val="1"/>
+        </w:numPr>
+        <w:ind w:left="360" w:hanging="360"/>
+      </w:pPr>
+      <w:r>
+        <w:rPr>
+          <w:b/>
+        </w:rPr>
+        <w:t xml:space="preserve">WHY IT WORKS:</w:t>
+      </w:r>
+      <w:r>
+        <w:rPr/>
+        <w:t xml:space="preserve"> Workplace-specific moment + sensory specificity ("noise in office bathroom").</w:t>
+      </w:r>
+    </w:p>
+    <w:p>
+      <w:pPr>
+        <w:pBdr>
+          <w:bottom w:val="single" w:sz="6" w:space="1" w:color="BFBFBF"/>
+        </w:pBdr>
+      </w:pPr>
+    </w:p>
+    <w:p>
+      <w:pPr>
+        <w:pStyle w:val="Heading3"/>
+      </w:pPr>
+      <w:r>
+        <w:rPr/>
+        <w:t xml:space="preserve">AD SET 2 — PREMIUM SKINCARE</w:t>
+      </w:r>
+    </w:p>
+    <w:p>
+      <w:r>
+        <w:rPr>
+          <w:b/>
+        </w:rPr>
+        <w:t xml:space="preserve">Example brands:</w:t>
+      </w:r>
+      <w:r>
+        <w:rPr/>
+        <w:t xml:space="preserve"> Plum, Minimalist (now The Derma Co.), Forest Essentials, Foxtale, Re'equil</w:t>
+      </w:r>
+    </w:p>
+    <w:p>
+      <w:r>
+        <w:rPr>
+          <w:b/>
+        </w:rPr>
+        <w:t xml:space="preserve">TARGETING:</w:t>
+      </w:r>
+      <w:r>
+        <w:rPr/>
+        <w:t xml:space="preserve"> Tier 1 ASC | Pincodes from §12.B (premium beauty) | Age 22–34 | Women | Audience suggestion: "Skincare" </w:t>
+      </w:r>
+      <w:r>
+        <w:rPr>
+          <w:b/>
+        </w:rPr>
+        <w:t xml:space="preserve">PLACEMENT:</w:t>
+      </w:r>
+      <w:r>
+        <w:rPr/>
+        <w:t xml:space="preserve"> Reels + Stories </w:t>
+      </w:r>
+      <w:r>
+        <w:rPr>
+          <w:b/>
+        </w:rPr>
+        <w:t xml:space="preserve">LANDING PAGE:</w:t>
+      </w:r>
+      <w:r>
+        <w:rPr/>
+        <w:t xml:space="preserve"> Best-seller PDP with quiz upsell</w:t>
+      </w:r>
+    </w:p>
+    <w:p>
+      <w:pPr>
+        <w:pStyle w:val="Heading3"/>
+      </w:pPr>
+      <w:r>
+        <w:rPr/>
+        <w:t xml:space="preserve">Variant A — Hook: "Skinfluencer confession"</w:t>
+      </w:r>
+    </w:p>
+    <w:p>
+      <w:pPr>
+        <w:pStyle w:val="ListBullet"/>
+        <w:numPr>
+          <w:ilvl w:val="0"/>
+          <w:numId w:val="1"/>
+        </w:numPr>
+        <w:ind w:left="360" w:hanging="360"/>
+      </w:pPr>
+      <w:r>
+        <w:rPr>
+          <w:b/>
+        </w:rPr>
+        <w:t xml:space="preserve">VISUAL:</w:t>
+      </w:r>
+      <w:r>
+        <w:rPr/>
+        <w:t xml:space="preserve"> Bare-faced creator in soft natural light, no makeup, holding the bottle. Vertical.</w:t>
+      </w:r>
+    </w:p>
+    <w:p>
+      <w:pPr>
+        <w:pStyle w:val="ListBullet"/>
+        <w:numPr>
+          <w:ilvl w:val="0"/>
+          <w:numId w:val="1"/>
+        </w:numPr>
+        <w:ind w:left="360" w:hanging="360"/>
+      </w:pPr>
+      <w:r>
+        <w:rPr>
+          <w:b/>
+        </w:rPr>
+        <w:t xml:space="preserve">ON-IMAGE TEXT:</w:t>
+      </w:r>
+      <w:r>
+        <w:rPr/>
+        <w:t xml:space="preserve"> "I bought 17 serums in 2 years. I use 2."</w:t>
+      </w:r>
+    </w:p>
+    <w:p>
+      <w:pPr>
+        <w:pStyle w:val="ListBullet"/>
+        <w:numPr>
+          <w:ilvl w:val="0"/>
+          <w:numId w:val="1"/>
+        </w:numPr>
+        <w:ind w:left="360" w:hanging="360"/>
+      </w:pPr>
+      <w:r>
+        <w:rPr>
+          <w:b/>
+        </w:rPr>
+        <w:t xml:space="preserve">PRIMARY CAPTION:</w:t>
+      </w:r>
+      <w:r>
+        <w:rPr/>
+        <w:t xml:space="preserve"> The 2: Foxtale Vitamin C in the morning, Foxtale Niacinamide at night. That's it. I cancelled Sephora subs, gave away half my shelf, and my skin has never been less inflamed. I'm not telling you to stop trying — just that maybe the answer was never "more". Quiz on their site shows you the 2 you need. Took me 90 seconds.</w:t>
+      </w:r>
+    </w:p>
+    <w:p>
+      <w:pPr>
+        <w:pStyle w:val="ListBullet"/>
+        <w:numPr>
+          <w:ilvl w:val="0"/>
+          <w:numId w:val="1"/>
+        </w:numPr>
+        <w:ind w:left="360" w:hanging="360"/>
+      </w:pPr>
+      <w:r>
+        <w:rPr>
+          <w:b/>
+        </w:rPr>
+        <w:t xml:space="preserve">CTA BUTTON:</w:t>
+      </w:r>
+      <w:r>
+        <w:rPr/>
+        <w:t xml:space="preserve"> Take the Quiz</w:t>
+      </w:r>
+    </w:p>
+    <w:p>
+      <w:pPr>
+        <w:pStyle w:val="ListBullet"/>
+        <w:numPr>
+          <w:ilvl w:val="0"/>
+          <w:numId w:val="1"/>
+        </w:numPr>
+        <w:ind w:left="360" w:hanging="360"/>
+      </w:pPr>
+      <w:r>
+        <w:rPr>
+          <w:b/>
+        </w:rPr>
+        <w:t xml:space="preserve">WHY IT WORKS:</w:t>
+      </w:r>
+      <w:r>
+        <w:rPr/>
+        <w:t xml:space="preserve"> Anti-consumerist hook (counter-intuitive) + specific number + quiz funnel.</w:t>
+      </w:r>
+    </w:p>
+    <w:p>
+      <w:pPr>
+        <w:pStyle w:val="Heading3"/>
+      </w:pPr>
+      <w:r>
+        <w:rPr/>
+        <w:t xml:space="preserve">Variant B — Hook: "₹4000 vs ₹400"</w:t>
+      </w:r>
+    </w:p>
+    <w:p>
+      <w:pPr>
+        <w:pStyle w:val="ListBullet"/>
+        <w:numPr>
+          <w:ilvl w:val="0"/>
+          <w:numId w:val="1"/>
+        </w:numPr>
+        <w:ind w:left="360" w:hanging="360"/>
+      </w:pPr>
+      <w:r>
+        <w:rPr>
+          <w:b/>
+        </w:rPr>
+        <w:t xml:space="preserve">VISUAL:</w:t>
+      </w:r>
+      <w:r>
+        <w:rPr/>
+        <w:t xml:space="preserve"> Split-screen Reel: left side luxury Korean serum, right side your product. Both labels visible.</w:t>
+      </w:r>
+    </w:p>
+    <w:p>
+      <w:pPr>
+        <w:pStyle w:val="ListBullet"/>
+        <w:numPr>
+          <w:ilvl w:val="0"/>
+          <w:numId w:val="1"/>
+        </w:numPr>
+        <w:ind w:left="360" w:hanging="360"/>
+      </w:pPr>
+      <w:r>
+        <w:rPr>
+          <w:b/>
+        </w:rPr>
+        <w:t xml:space="preserve">ON-IMAGE TEXT:</w:t>
+      </w:r>
+      <w:r>
+        <w:rPr/>
+        <w:t xml:space="preserve"> "Same active. 1/10th the price."</w:t>
+      </w:r>
+    </w:p>
+    <w:p>
+      <w:pPr>
+        <w:pStyle w:val="ListBullet"/>
+        <w:numPr>
+          <w:ilvl w:val="0"/>
+          <w:numId w:val="1"/>
+        </w:numPr>
+        <w:ind w:left="360" w:hanging="360"/>
+      </w:pPr>
+      <w:r>
+        <w:rPr>
+          <w:b/>
+        </w:rPr>
+        <w:t xml:space="preserve">PRIMARY CAPTION:</w:t>
+      </w:r>
+      <w:r>
+        <w:rPr/>
+        <w:t xml:space="preserve"> Both are 10% Niacinamide. One is imported. One is made in Bombay. Both work. I did the experiment for 60 days — left cheek vs right cheek. The Foxtale side wasn't worse. It was actually less irritating because they didn't load it with fragrance. Reels with 60-day diary in highlights. 30% off launch price for 48 hours.</w:t>
+      </w:r>
+    </w:p>
+    <w:p>
+      <w:pPr>
+        <w:pStyle w:val="ListBullet"/>
+        <w:numPr>
+          <w:ilvl w:val="0"/>
+          <w:numId w:val="1"/>
+        </w:numPr>
+        <w:ind w:left="360" w:hanging="360"/>
+      </w:pPr>
+      <w:r>
+        <w:rPr>
+          <w:b/>
+        </w:rPr>
+        <w:t xml:space="preserve">CTA BUTTON:</w:t>
+      </w:r>
+      <w:r>
+        <w:rPr/>
+        <w:t xml:space="preserve"> Shop Sale</w:t>
+      </w:r>
+    </w:p>
+    <w:p>
+      <w:pPr>
+        <w:pStyle w:val="ListBullet"/>
+        <w:numPr>
+          <w:ilvl w:val="0"/>
+          <w:numId w:val="1"/>
+        </w:numPr>
+        <w:ind w:left="360" w:hanging="360"/>
+      </w:pPr>
+      <w:r>
+        <w:rPr>
+          <w:b/>
+        </w:rPr>
+        <w:t xml:space="preserve">WHY IT WORKS:</w:t>
+      </w:r>
+      <w:r>
+        <w:rPr/>
+        <w:t xml:space="preserve"> Price comparison + experimental proof + urgency.</w:t>
+      </w:r>
+    </w:p>
+    <w:p>
+      <w:pPr>
+        <w:pStyle w:val="Heading3"/>
+      </w:pPr>
+      <w:r>
+        <w:rPr/>
+        <w:t xml:space="preserve">Variant C — Hook: "Working women 7am routine"</w:t>
+      </w:r>
+    </w:p>
+    <w:p>
+      <w:pPr>
+        <w:pStyle w:val="ListBullet"/>
+        <w:numPr>
+          <w:ilvl w:val="0"/>
+          <w:numId w:val="1"/>
+        </w:numPr>
+        <w:ind w:left="360" w:hanging="360"/>
+      </w:pPr>
+      <w:r>
+        <w:rPr>
+          <w:b/>
+        </w:rPr>
+        <w:t xml:space="preserve">VISUAL:</w:t>
+      </w:r>
+      <w:r>
+        <w:rPr/>
+        <w:t xml:space="preserve"> Day-in-the-life Reel, fast cuts: alarm, mirror, 3-step routine, getting on metro.</w:t>
+      </w:r>
+    </w:p>
+    <w:p>
+      <w:pPr>
+        <w:pStyle w:val="ListBullet"/>
+        <w:numPr>
+          <w:ilvl w:val="0"/>
+          <w:numId w:val="1"/>
+        </w:numPr>
+        <w:ind w:left="360" w:hanging="360"/>
+      </w:pPr>
+      <w:r>
+        <w:rPr>
+          <w:b/>
+        </w:rPr>
+        <w:t xml:space="preserve">ON-IMAGE TEXT:</w:t>
+      </w:r>
+      <w:r>
+        <w:rPr/>
+        <w:t xml:space="preserve"> "My 4-minute routine before BKC"</w:t>
+      </w:r>
+    </w:p>
+    <w:p>
+      <w:pPr>
+        <w:pStyle w:val="ListBullet"/>
+        <w:numPr>
+          <w:ilvl w:val="0"/>
+          <w:numId w:val="1"/>
+        </w:numPr>
+        <w:ind w:left="360" w:hanging="360"/>
+      </w:pPr>
+      <w:r>
+        <w:rPr>
+          <w:b/>
+        </w:rPr>
+        <w:t xml:space="preserve">PRIMARY CAPTION:</w:t>
+      </w:r>
+      <w:r>
+        <w:rPr/>
+        <w:t xml:space="preserve"> Cleanser → toner → moisturiser → SPF50. Done. No 12-step Korean routine because I have a 9am call. The whole bathroom shelf fits in my flatshare drawer. Quick mornings = consistent skin. Bundle is ₹1,499 (saves you ₹600 vs buying separately). Free delivery if you live in BKC, Powai, or Gachibowli (we're fastest there).</w:t>
+      </w:r>
+    </w:p>
+    <w:p>
+      <w:pPr>
+        <w:pStyle w:val="ListBullet"/>
+        <w:numPr>
+          <w:ilvl w:val="0"/>
+          <w:numId w:val="1"/>
+        </w:numPr>
+        <w:ind w:left="360" w:hanging="360"/>
+      </w:pPr>
+      <w:r>
+        <w:rPr>
+          <w:b/>
+        </w:rPr>
+        <w:t xml:space="preserve">CTA BUTTON:</w:t>
+      </w:r>
+      <w:r>
+        <w:rPr/>
+        <w:t xml:space="preserve"> Shop Bundle</w:t>
+      </w:r>
+    </w:p>
+    <w:p>
+      <w:pPr>
+        <w:pStyle w:val="ListBullet"/>
+        <w:numPr>
+          <w:ilvl w:val="0"/>
+          <w:numId w:val="1"/>
+        </w:numPr>
+        <w:ind w:left="360" w:hanging="360"/>
+      </w:pPr>
+      <w:r>
+        <w:rPr>
+          <w:b/>
+        </w:rPr>
+        <w:t xml:space="preserve">WHY IT WORKS:</w:t>
+      </w:r>
+      <w:r>
+        <w:rPr/>
+        <w:t xml:space="preserve"> Working-women specific + flat-share size detail + geo-flex (uses your pincode advantage).</w:t>
+      </w:r>
+    </w:p>
+    <w:p>
+      <w:pPr>
+        <w:pBdr>
+          <w:bottom w:val="single" w:sz="6" w:space="1" w:color="BFBFBF"/>
+        </w:pBdr>
+      </w:pPr>
+    </w:p>
+    <w:p>
+      <w:pPr>
+        <w:pStyle w:val="Heading3"/>
+      </w:pPr>
+      <w:r>
+        <w:rPr/>
+        <w:t xml:space="preserve">AD SET 3 — MASS BEAUTY (Lipstick / Mascara / Skincare)</w:t>
+      </w:r>
+    </w:p>
+    <w:p>
+      <w:r>
+        <w:rPr>
+          <w:b/>
+        </w:rPr>
+        <w:t xml:space="preserve">Example brands:</w:t>
+      </w:r>
+      <w:r>
+        <w:rPr/>
+        <w:t xml:space="preserve"> Sugar, Mamaearth, Lakme, Renee, MyGlamm</w:t>
+      </w:r>
+    </w:p>
+    <w:p>
+      <w:r>
+        <w:rPr>
+          <w:b/>
+        </w:rPr>
+        <w:t xml:space="preserve">TARGETING:</w:t>
+      </w:r>
+      <w:r>
+        <w:rPr/>
+        <w:t xml:space="preserve"> Tier 1 ASC | Pincodes from §12.C | Age 18–28 | Women | Audience suggestion: "Cosmetics" </w:t>
+      </w:r>
+      <w:r>
+        <w:rPr>
+          <w:b/>
+        </w:rPr>
+        <w:t xml:space="preserve">PLACEMENT:</w:t>
+      </w:r>
+      <w:r>
+        <w:rPr/>
+        <w:t xml:space="preserve"> Reels primary </w:t>
+      </w:r>
+      <w:r>
+        <w:rPr>
+          <w:b/>
+        </w:rPr>
+        <w:t xml:space="preserve">LANDING PAGE:</w:t>
+      </w:r>
+      <w:r>
+        <w:rPr/>
+        <w:t xml:space="preserve"> Bundle/box product</w:t>
+      </w:r>
+    </w:p>
+    <w:p>
+      <w:pPr>
+        <w:pStyle w:val="Heading3"/>
+      </w:pPr>
+      <w:r>
+        <w:rPr/>
+        <w:t xml:space="preserve">Variant A — Hook: "Lipsticks for Indian skin"</w:t>
+      </w:r>
+    </w:p>
+    <w:p>
+      <w:pPr>
+        <w:pStyle w:val="ListBullet"/>
+        <w:numPr>
+          <w:ilvl w:val="0"/>
+          <w:numId w:val="1"/>
+        </w:numPr>
+        <w:ind w:left="360" w:hanging="360"/>
+      </w:pPr>
+      <w:r>
+        <w:rPr>
+          <w:b/>
+        </w:rPr>
+        <w:t xml:space="preserve">VISUAL:</w:t>
+      </w:r>
+      <w:r>
+        <w:rPr/>
+        <w:t xml:space="preserve"> Swatch test on a brown wrist, 5 shades side by side, daylight.</w:t>
+      </w:r>
+    </w:p>
+    <w:p>
+      <w:pPr>
+        <w:pStyle w:val="ListBullet"/>
+        <w:numPr>
+          <w:ilvl w:val="0"/>
+          <w:numId w:val="1"/>
+        </w:numPr>
+        <w:ind w:left="360" w:hanging="360"/>
+      </w:pPr>
+      <w:r>
+        <w:rPr>
+          <w:b/>
+        </w:rPr>
+        <w:t xml:space="preserve">ON-IMAGE TEXT:</w:t>
+      </w:r>
+      <w:r>
+        <w:rPr/>
+        <w:t xml:space="preserve"> "5 lipsticks that don't look pink on Indian skin"</w:t>
+      </w:r>
+    </w:p>
+    <w:p>
+      <w:pPr>
+        <w:pStyle w:val="ListBullet"/>
+        <w:numPr>
+          <w:ilvl w:val="0"/>
+          <w:numId w:val="1"/>
+        </w:numPr>
+        <w:ind w:left="360" w:hanging="360"/>
+      </w:pPr>
+      <w:r>
+        <w:rPr>
+          <w:b/>
+        </w:rPr>
+        <w:t xml:space="preserve">PRIMARY CAPTION:</w:t>
+      </w:r>
+      <w:r>
+        <w:rPr/>
+        <w:t xml:space="preserve"> Most "nude" lipsticks were made for European skin. These 5 from Sugar were tested on 200 Indian women across deep / medium / fair. The shade names are Coffee Date, Sambar Sunday, Mauve Mood, Brown Sugar, and Wine on Wednesday. Mini set ₹699. The 5 that work for 90% of us. Reels of full swatches in highlights.</w:t>
+      </w:r>
+    </w:p>
+    <w:p>
+      <w:pPr>
+        <w:pStyle w:val="ListBullet"/>
+        <w:numPr>
+          <w:ilvl w:val="0"/>
+          <w:numId w:val="1"/>
+        </w:numPr>
+        <w:ind w:left="360" w:hanging="360"/>
+      </w:pPr>
+      <w:r>
+        <w:rPr>
+          <w:b/>
+        </w:rPr>
+        <w:t xml:space="preserve">CTA BUTTON:</w:t>
+      </w:r>
+      <w:r>
+        <w:rPr/>
+        <w:t xml:space="preserve"> Shop Set</w:t>
+      </w:r>
+    </w:p>
+    <w:p>
+      <w:pPr>
+        <w:pStyle w:val="ListBullet"/>
+        <w:numPr>
+          <w:ilvl w:val="0"/>
+          <w:numId w:val="1"/>
+        </w:numPr>
+        <w:ind w:left="360" w:hanging="360"/>
+      </w:pPr>
+      <w:r>
+        <w:rPr>
+          <w:b/>
+        </w:rPr>
+        <w:t xml:space="preserve">WHY IT WORKS:</w:t>
+      </w:r>
+      <w:r>
+        <w:rPr/>
+        <w:t xml:space="preserve"> India-specific framing + cute shade names + specific number (200 women) + saveable content.</w:t>
+      </w:r>
+    </w:p>
+    <w:p>
+      <w:pPr>
+        <w:pStyle w:val="Heading3"/>
+      </w:pPr>
+      <w:r>
+        <w:rPr/>
+        <w:t xml:space="preserve">Variant B — Hook: "POV: hostel friend's vanity"</w:t>
+      </w:r>
+    </w:p>
+    <w:p>
+      <w:pPr>
+        <w:pStyle w:val="ListBullet"/>
+        <w:numPr>
+          <w:ilvl w:val="0"/>
+          <w:numId w:val="1"/>
+        </w:numPr>
+        <w:ind w:left="360" w:hanging="360"/>
+      </w:pPr>
+      <w:r>
+        <w:rPr>
+          <w:b/>
+        </w:rPr>
+        <w:t xml:space="preserve">VISUAL:</w:t>
+      </w:r>
+      <w:r>
+        <w:rPr/>
+        <w:t xml:space="preserve"> Pan across a college student's small dresser — minimal vanity, all in your brand.</w:t>
+      </w:r>
+    </w:p>
+    <w:p>
+      <w:pPr>
+        <w:pStyle w:val="ListBullet"/>
+        <w:numPr>
+          <w:ilvl w:val="0"/>
+          <w:numId w:val="1"/>
+        </w:numPr>
+        <w:ind w:left="360" w:hanging="360"/>
+      </w:pPr>
+      <w:r>
+        <w:rPr>
+          <w:b/>
+        </w:rPr>
+        <w:t xml:space="preserve">ON-IMAGE TEXT:</w:t>
+      </w:r>
+      <w:r>
+        <w:rPr/>
+        <w:t xml:space="preserve"> "POV: your hostel BFF's beauty drawer, ₹1500 total"</w:t>
+      </w:r>
+    </w:p>
+    <w:p>
+      <w:pPr>
+        <w:pStyle w:val="ListBullet"/>
+        <w:numPr>
+          <w:ilvl w:val="0"/>
+          <w:numId w:val="1"/>
+        </w:numPr>
+        <w:ind w:left="360" w:hanging="360"/>
+      </w:pPr>
+      <w:r>
+        <w:rPr>
+          <w:b/>
+        </w:rPr>
+        <w:t xml:space="preserve">PRIMARY CAPTION:</w:t>
+      </w:r>
+      <w:r>
+        <w:rPr/>
+        <w:t xml:space="preserve"> 1 BB cream, 1 mascara, 1 eyeliner, 1 lipstick, 1 sunscreen. ₹1500 for the lot. The whole "you don't need 30 products" rule applies double when you're sharing a bathroom with 6 other roommates. Hostel-survival starter pack on the website. Cash on delivery. Returns within 7 days no questions.</w:t>
+      </w:r>
+    </w:p>
+    <w:p>
+      <w:pPr>
+        <w:pStyle w:val="ListBullet"/>
+        <w:numPr>
+          <w:ilvl w:val="0"/>
+          <w:numId w:val="1"/>
+        </w:numPr>
+        <w:ind w:left="360" w:hanging="360"/>
+      </w:pPr>
+      <w:r>
+        <w:rPr>
+          <w:b/>
+        </w:rPr>
+        <w:t xml:space="preserve">CTA BUTTON:</w:t>
+      </w:r>
+      <w:r>
+        <w:rPr/>
+        <w:t xml:space="preserve"> Shop Starter</w:t>
+      </w:r>
+    </w:p>
+    <w:p>
+      <w:pPr>
+        <w:pStyle w:val="ListBullet"/>
+        <w:numPr>
+          <w:ilvl w:val="0"/>
+          <w:numId w:val="1"/>
+        </w:numPr>
+        <w:ind w:left="360" w:hanging="360"/>
+      </w:pPr>
+      <w:r>
+        <w:rPr>
+          <w:b/>
+        </w:rPr>
+        <w:t xml:space="preserve">WHY IT WORKS:</w:t>
+      </w:r>
+      <w:r>
+        <w:rPr/>
+        <w:t xml:space="preserve"> Hostel/PG-specific + price clarity + low-risk CTA (COD + returns).</w:t>
+      </w:r>
+    </w:p>
+    <w:p>
+      <w:pPr>
+        <w:pStyle w:val="Heading3"/>
+      </w:pPr>
+      <w:r>
+        <w:rPr/>
+        <w:t xml:space="preserve">Variant C — Hook: "Wedding season"</w:t>
+      </w:r>
+    </w:p>
+    <w:p>
+      <w:pPr>
+        <w:pStyle w:val="ListBullet"/>
+        <w:numPr>
+          <w:ilvl w:val="0"/>
+          <w:numId w:val="1"/>
+        </w:numPr>
+        <w:ind w:left="360" w:hanging="360"/>
+      </w:pPr>
+      <w:r>
+        <w:rPr>
+          <w:b/>
+        </w:rPr>
+        <w:t xml:space="preserve">VISUAL:</w:t>
+      </w:r>
+      <w:r>
+        <w:rPr/>
+        <w:t xml:space="preserve"> GRWM (Get Ready With Me) Reel, slow makeup application, sangeet music in background.</w:t>
+      </w:r>
+    </w:p>
+    <w:p>
+      <w:pPr>
+        <w:pStyle w:val="ListBullet"/>
+        <w:numPr>
+          <w:ilvl w:val="0"/>
+          <w:numId w:val="1"/>
+        </w:numPr>
+        <w:ind w:left="360" w:hanging="360"/>
+      </w:pPr>
+      <w:r>
+        <w:rPr>
+          <w:b/>
+        </w:rPr>
+        <w:t xml:space="preserve">ON-IMAGE TEXT:</w:t>
+      </w:r>
+      <w:r>
+        <w:rPr/>
+        <w:t xml:space="preserve"> "Wedding season makeup that lasts 12 hours of dancing"</w:t>
+      </w:r>
+    </w:p>
+    <w:p>
+      <w:pPr>
+        <w:pStyle w:val="ListBullet"/>
+        <w:numPr>
+          <w:ilvl w:val="0"/>
+          <w:numId w:val="1"/>
+        </w:numPr>
+        <w:ind w:left="360" w:hanging="360"/>
+      </w:pPr>
+      <w:r>
+        <w:rPr>
+          <w:b/>
+        </w:rPr>
+        <w:t xml:space="preserve">PRIMARY CAPTION:</w:t>
+      </w:r>
+      <w:r>
+        <w:rPr/>
+        <w:t xml:space="preserve"> Tested at a 4-day Punjabi shaadi. Day 1 sangeet through Day 4 reception. Same MyGlamm setting spray, same lipstick reapplied 1x. ₹1799 wedding-edit box has all 8 products from this look. Comes in time for shaadi season if you order by next Tuesday.</w:t>
+      </w:r>
+    </w:p>
+    <w:p>
+      <w:pPr>
+        <w:pStyle w:val="ListBullet"/>
+        <w:numPr>
+          <w:ilvl w:val="0"/>
+          <w:numId w:val="1"/>
+        </w:numPr>
+        <w:ind w:left="360" w:hanging="360"/>
+      </w:pPr>
+      <w:r>
+        <w:rPr>
+          <w:b/>
+        </w:rPr>
+        <w:t xml:space="preserve">CTA BUTTON:</w:t>
+      </w:r>
+      <w:r>
+        <w:rPr/>
+        <w:t xml:space="preserve"> Shop Bridal Edit</w:t>
+      </w:r>
+    </w:p>
+    <w:p>
+      <w:pPr>
+        <w:pStyle w:val="ListBullet"/>
+        <w:numPr>
+          <w:ilvl w:val="0"/>
+          <w:numId w:val="1"/>
+        </w:numPr>
+        <w:ind w:left="360" w:hanging="360"/>
+      </w:pPr>
+      <w:r>
+        <w:rPr>
+          <w:b/>
+        </w:rPr>
+        <w:t xml:space="preserve">WHY IT WORKS:</w:t>
+      </w:r>
+      <w:r>
+        <w:rPr/>
+        <w:t xml:space="preserve"> Wedding season is ₹3.7L Cr / yr in India — peak intent window.</w:t>
+      </w:r>
+    </w:p>
+    <w:p>
+      <w:pPr>
+        <w:pBdr>
+          <w:bottom w:val="single" w:sz="6" w:space="1" w:color="BFBFBF"/>
+        </w:pBdr>
+      </w:pPr>
+    </w:p>
+    <w:p>
+      <w:pPr>
+        <w:pStyle w:val="Heading3"/>
+      </w:pPr>
+      <w:r>
+        <w:rPr/>
+        <w:t xml:space="preserve">AD SET 4 — FASHION D2C (Apparel / Western / Ethnic)</w:t>
+      </w:r>
+    </w:p>
+    <w:p>
+      <w:r>
+        <w:rPr>
+          <w:b/>
+        </w:rPr>
+        <w:t xml:space="preserve">Example brands:</w:t>
+      </w:r>
+      <w:r>
+        <w:rPr/>
+        <w:t xml:space="preserve"> Snitch, Newme, Urbanic, FabAlley, Aachho, Indya</w:t>
+      </w:r>
+    </w:p>
+    <w:p>
+      <w:r>
+        <w:rPr>
+          <w:b/>
+        </w:rPr>
+        <w:t xml:space="preserve">TARGETING:</w:t>
+      </w:r>
+      <w:r>
+        <w:rPr/>
+        <w:t xml:space="preserve"> Tier 1 ASC | Pincodes from §12.D | Age 18–32 | Women | Audience suggestion: "Online shopping" </w:t>
+      </w:r>
+      <w:r>
+        <w:rPr>
+          <w:b/>
+        </w:rPr>
+        <w:t xml:space="preserve">PLACEMENT:</w:t>
+      </w:r>
+      <w:r>
+        <w:rPr/>
+        <w:t xml:space="preserve"> Reels + Feed carousel </w:t>
+      </w:r>
+      <w:r>
+        <w:rPr>
+          <w:b/>
+        </w:rPr>
+        <w:t xml:space="preserve">LANDING PAGE:</w:t>
+      </w:r>
+      <w:r>
+        <w:rPr/>
+        <w:t xml:space="preserve"> Drop / collection page</w:t>
+      </w:r>
+    </w:p>
+    <w:p>
+      <w:pPr>
+        <w:pStyle w:val="Heading3"/>
+      </w:pPr>
+      <w:r>
+        <w:rPr/>
+        <w:t xml:space="preserve">Variant A — Hook: "Try-on haul"</w:t>
+      </w:r>
+    </w:p>
+    <w:p>
+      <w:pPr>
+        <w:pStyle w:val="ListBullet"/>
+        <w:numPr>
+          <w:ilvl w:val="0"/>
+          <w:numId w:val="1"/>
+        </w:numPr>
+        <w:ind w:left="360" w:hanging="360"/>
+      </w:pPr>
+      <w:r>
+        <w:rPr>
+          <w:b/>
+        </w:rPr>
+        <w:t xml:space="preserve">VISUAL:</w:t>
+      </w:r>
+      <w:r>
+        <w:rPr/>
+        <w:t xml:space="preserve"> Try-on Reel, 5 outfits in 30 seconds, full mirror, vertical.</w:t>
+      </w:r>
+    </w:p>
+    <w:p>
+      <w:pPr>
+        <w:pStyle w:val="ListBullet"/>
+        <w:numPr>
+          <w:ilvl w:val="0"/>
+          <w:numId w:val="1"/>
+        </w:numPr>
+        <w:ind w:left="360" w:hanging="360"/>
+      </w:pPr>
+      <w:r>
+        <w:rPr>
+          <w:b/>
+        </w:rPr>
+        <w:t xml:space="preserve">ON-IMAGE TEXT:</w:t>
+      </w:r>
+      <w:r>
+        <w:rPr/>
+        <w:t xml:space="preserve"> "I bought 5 outfits for ₹3499 — here's all 5"</w:t>
+      </w:r>
+    </w:p>
+    <w:p>
+      <w:pPr>
+        <w:pStyle w:val="ListBullet"/>
+        <w:numPr>
+          <w:ilvl w:val="0"/>
+          <w:numId w:val="1"/>
+        </w:numPr>
+        <w:ind w:left="360" w:hanging="360"/>
+      </w:pPr>
+      <w:r>
+        <w:rPr>
+          <w:b/>
+        </w:rPr>
+        <w:t xml:space="preserve">PRIMARY CAPTION:</w:t>
+      </w:r>
+      <w:r>
+        <w:rPr/>
+        <w:t xml:space="preserve"> Ordered Sunday night, delivered Wednesday morning to my Powai PG. All 5 fit. 4 stayed. 1 returned no questions asked. Newme is the closest thing India has to Zara prices. Co-ord set was ₹899. Linked all 5 in stories — bookmark this if you're going home for Diwali.</w:t>
+      </w:r>
+    </w:p>
+    <w:p>
+      <w:pPr>
+        <w:pStyle w:val="ListBullet"/>
+        <w:numPr>
+          <w:ilvl w:val="0"/>
+          <w:numId w:val="1"/>
+        </w:numPr>
+        <w:ind w:left="360" w:hanging="360"/>
+      </w:pPr>
+      <w:r>
+        <w:rPr>
+          <w:b/>
+        </w:rPr>
+        <w:t xml:space="preserve">CTA BUTTON:</w:t>
+      </w:r>
+      <w:r>
+        <w:rPr/>
+        <w:t xml:space="preserve"> Shop Drop</w:t>
+      </w:r>
+    </w:p>
+    <w:p>
+      <w:pPr>
+        <w:pStyle w:val="ListBullet"/>
+        <w:numPr>
+          <w:ilvl w:val="0"/>
+          <w:numId w:val="1"/>
+        </w:numPr>
+        <w:ind w:left="360" w:hanging="360"/>
+      </w:pPr>
+      <w:r>
+        <w:rPr>
+          <w:b/>
+        </w:rPr>
+        <w:t xml:space="preserve">WHY IT WORKS:</w:t>
+      </w:r>
+      <w:r>
+        <w:rPr/>
+        <w:t xml:space="preserve"> Specific price + delivery speed + festival-relevance + bookmark trigger.</w:t>
+      </w:r>
+    </w:p>
+    <w:p>
+      <w:pPr>
+        <w:pStyle w:val="Heading3"/>
+      </w:pPr>
+      <w:r>
+        <w:rPr/>
+        <w:t xml:space="preserve">Variant B — Hook: "Office to date"</w:t>
+      </w:r>
+    </w:p>
+    <w:p>
+      <w:pPr>
+        <w:pStyle w:val="ListBullet"/>
+        <w:numPr>
+          <w:ilvl w:val="0"/>
+          <w:numId w:val="1"/>
+        </w:numPr>
+        <w:ind w:left="360" w:hanging="360"/>
+      </w:pPr>
+      <w:r>
+        <w:rPr>
+          <w:b/>
+        </w:rPr>
+        <w:t xml:space="preserve">VISUAL:</w:t>
+      </w:r>
+      <w:r>
+        <w:rPr/>
+        <w:t xml:space="preserve"> Outfit-change Reel: blazer + pants → swap blazer for cardigan + add earrings + lipstick → date look. Same base outfit.</w:t>
+      </w:r>
+    </w:p>
+    <w:p>
+      <w:pPr>
+        <w:pStyle w:val="ListBullet"/>
+        <w:numPr>
+          <w:ilvl w:val="0"/>
+          <w:numId w:val="1"/>
+        </w:numPr>
+        <w:ind w:left="360" w:hanging="360"/>
+      </w:pPr>
+      <w:r>
+        <w:rPr>
+          <w:b/>
+        </w:rPr>
+        <w:t xml:space="preserve">ON-IMAGE TEXT:</w:t>
+      </w:r>
+      <w:r>
+        <w:rPr/>
+        <w:t xml:space="preserve"> "Office at 6pm → date at 8pm with one outfit change"</w:t>
+      </w:r>
+    </w:p>
+    <w:p>
+      <w:pPr>
+        <w:pStyle w:val="ListBullet"/>
+        <w:numPr>
+          <w:ilvl w:val="0"/>
+          <w:numId w:val="1"/>
+        </w:numPr>
+        <w:ind w:left="360" w:hanging="360"/>
+      </w:pPr>
+      <w:r>
+        <w:rPr>
+          <w:b/>
+        </w:rPr>
+        <w:t xml:space="preserve">PRIMARY CAPTION:</w:t>
+      </w:r>
+      <w:r>
+        <w:rPr/>
+        <w:t xml:space="preserve"> One pair of pants. One white tee. Swap blazer for cardigan. Add earrings. Lipstick. Done. The mistake we make is buying separate office and date wardrobes. The whole working-women edit is on Newme — 8 pieces, 24 outfits. Use POWAI20 for 20% off if you live near our HQ (genuinely fastest there).</w:t>
+      </w:r>
+    </w:p>
+    <w:p>
+      <w:pPr>
+        <w:pStyle w:val="ListBullet"/>
+        <w:numPr>
+          <w:ilvl w:val="0"/>
+          <w:numId w:val="1"/>
+        </w:numPr>
+        <w:ind w:left="360" w:hanging="360"/>
+      </w:pPr>
+      <w:r>
+        <w:rPr>
+          <w:b/>
+        </w:rPr>
+        <w:t xml:space="preserve">CTA BUTTON:</w:t>
+      </w:r>
+      <w:r>
+        <w:rPr/>
+        <w:t xml:space="preserve"> Shop Edit</w:t>
+      </w:r>
+    </w:p>
+    <w:p>
+      <w:pPr>
+        <w:pStyle w:val="ListBullet"/>
+        <w:numPr>
+          <w:ilvl w:val="0"/>
+          <w:numId w:val="1"/>
+        </w:numPr>
+        <w:ind w:left="360" w:hanging="360"/>
+      </w:pPr>
+      <w:r>
+        <w:rPr>
+          <w:b/>
+        </w:rPr>
+        <w:t xml:space="preserve">WHY IT WORKS:</w:t>
+      </w:r>
+      <w:r>
+        <w:rPr/>
+        <w:t xml:space="preserve"> Practical hack + working-women specific + geo-coupon plays into pincode strategy.</w:t>
+      </w:r>
+    </w:p>
+    <w:p>
+      <w:pPr>
+        <w:pStyle w:val="Heading3"/>
+      </w:pPr>
+      <w:r>
+        <w:rPr/>
+        <w:t xml:space="preserve">Variant C — Hook: "Things only women in [city] understand"</w:t>
+      </w:r>
+    </w:p>
+    <w:p>
+      <w:pPr>
+        <w:pStyle w:val="ListBullet"/>
+        <w:numPr>
+          <w:ilvl w:val="0"/>
+          <w:numId w:val="1"/>
+        </w:numPr>
+        <w:ind w:left="360" w:hanging="360"/>
+      </w:pPr>
+      <w:r>
+        <w:rPr>
+          <w:b/>
+        </w:rPr>
+        <w:t xml:space="preserve">VISUAL:</w:t>
+      </w:r>
+      <w:r>
+        <w:rPr/>
+        <w:t xml:space="preserve"> Carousel of outfit slides specific to climate/culture (Bangalore = layering, Chennai = breathable cottons, Delhi = winter coords).</w:t>
+      </w:r>
+    </w:p>
+    <w:p>
+      <w:pPr>
+        <w:pStyle w:val="ListBullet"/>
+        <w:numPr>
+          <w:ilvl w:val="0"/>
+          <w:numId w:val="1"/>
+        </w:numPr>
+        <w:ind w:left="360" w:hanging="360"/>
+      </w:pPr>
+      <w:r>
+        <w:rPr>
+          <w:b/>
+        </w:rPr>
+        <w:t xml:space="preserve">ON-IMAGE TEXT:</w:t>
+      </w:r>
+      <w:r>
+        <w:rPr/>
+        <w:t xml:space="preserve"> "Bangalore weather: 4 seasons in 1 day"</w:t>
+      </w:r>
+    </w:p>
+    <w:p>
+      <w:pPr>
+        <w:pStyle w:val="ListBullet"/>
+        <w:numPr>
+          <w:ilvl w:val="0"/>
+          <w:numId w:val="1"/>
+        </w:numPr>
+        <w:ind w:left="360" w:hanging="360"/>
+      </w:pPr>
+      <w:r>
+        <w:rPr>
+          <w:b/>
+        </w:rPr>
+        <w:t xml:space="preserve">PRIMARY CAPTION:</w:t>
+      </w:r>
+      <w:r>
+        <w:rPr/>
+        <w:t xml:space="preserve"> Office is freezing. Walk to lunch is 32°C. Evening ride is windy. We made a Bangalore-edit: 6 layering pieces that handle all 4 seasons of one Bangalore Tuesday. Made in Surat, dispatched from Whitefield. Free delivery to all 560xxx pincodes.</w:t>
+      </w:r>
+    </w:p>
+    <w:p>
+      <w:pPr>
+        <w:pStyle w:val="ListBullet"/>
+        <w:numPr>
+          <w:ilvl w:val="0"/>
+          <w:numId w:val="1"/>
+        </w:numPr>
+        <w:ind w:left="360" w:hanging="360"/>
+      </w:pPr>
+      <w:r>
+        <w:rPr>
+          <w:b/>
+        </w:rPr>
+        <w:t xml:space="preserve">CTA BUTTON:</w:t>
+      </w:r>
+      <w:r>
+        <w:rPr/>
+        <w:t xml:space="preserve"> Shop City Edit</w:t>
+      </w:r>
+    </w:p>
+    <w:p>
+      <w:pPr>
+        <w:pStyle w:val="ListBullet"/>
+        <w:numPr>
+          <w:ilvl w:val="0"/>
+          <w:numId w:val="1"/>
+        </w:numPr>
+        <w:ind w:left="360" w:hanging="360"/>
+      </w:pPr>
+      <w:r>
+        <w:rPr>
+          <w:b/>
+        </w:rPr>
+        <w:t xml:space="preserve">WHY IT WORKS:</w:t>
+      </w:r>
+      <w:r>
+        <w:rPr/>
+        <w:t xml:space="preserve"> Hyperlocal — runs SAME ad with city swap (BLR/MUM/DEL/PUNE versions) using pincode bundles.</w:t>
+      </w:r>
+    </w:p>
+    <w:p>
+      <w:pPr>
+        <w:pBdr>
+          <w:bottom w:val="single" w:sz="6" w:space="1" w:color="BFBFBF"/>
+        </w:pBdr>
+      </w:pPr>
+    </w:p>
+    <w:p>
+      <w:pPr>
+        <w:pStyle w:val="Heading3"/>
+      </w:pPr>
+      <w:r>
+        <w:rPr/>
+        <w:t xml:space="preserve">AD SET 5 — EDTECH / CAREER</w:t>
+      </w:r>
+    </w:p>
+    <w:p>
+      <w:r>
+        <w:rPr>
+          <w:b/>
+        </w:rPr>
+        <w:t xml:space="preserve">Example brands:</w:t>
+      </w:r>
+      <w:r>
+        <w:rPr/>
+        <w:t xml:space="preserve"> Scaler, Apna, Internshala, Newton School, Unacademy</w:t>
+      </w:r>
+    </w:p>
+    <w:p>
+      <w:r>
+        <w:rPr>
+          <w:b/>
+        </w:rPr>
+        <w:t xml:space="preserve">TARGETING:</w:t>
+      </w:r>
+      <w:r>
+        <w:rPr/>
+        <w:t xml:space="preserve"> Tier 1 Sales objective | Pincodes from §12.E | Age 20–28 | Women | Special Ad Category: NO (employment ads need broad targeting — verify Meta's current rules) </w:t>
+      </w:r>
+      <w:r>
+        <w:rPr>
+          <w:b/>
+        </w:rPr>
+        <w:t xml:space="preserve">PLACEMENT:</w:t>
+      </w:r>
+      <w:r>
+        <w:rPr/>
+        <w:t xml:space="preserve"> Reels + Story </w:t>
+      </w:r>
+      <w:r>
+        <w:rPr>
+          <w:b/>
+        </w:rPr>
+        <w:t xml:space="preserve">LANDING PAGE:</w:t>
+      </w:r>
+      <w:r>
+        <w:rPr/>
+        <w:t xml:space="preserve"> Free webinar / scholarship test</w:t>
+      </w:r>
+    </w:p>
+    <w:p>
+      <w:pPr>
+        <w:pStyle w:val="Quote"/>
+        <w:ind w:left="720"/>
+        <w:pBdr>
+          <w:left w:val="single" w:sz="24" w:space="8" w:color="4472C4"/>
+        </w:pBdr>
+      </w:pPr>
+      <w:r>
+        <w:rPr>
+          <w:i/>
+          <w:color w:val="595959"/>
+        </w:rPr>
+        <w:t xml:space="preserve">Note: Meta classifies many employment/education ads under Special Ad Categories — restricting age/gender targeting. Use broad targeting + female-led creative instead.</w:t>
+      </w:r>
+    </w:p>
+    <w:p>
+      <w:pPr>
+        <w:pStyle w:val="Heading3"/>
+      </w:pPr>
+      <w:r>
+        <w:rPr/>
+        <w:t xml:space="preserve">Variant A — Hook: "From Maharani to Microsoft"</w:t>
+      </w:r>
+    </w:p>
+    <w:p>
+      <w:pPr>
+        <w:pStyle w:val="ListBullet"/>
+        <w:numPr>
+          <w:ilvl w:val="0"/>
+          <w:numId w:val="1"/>
+        </w:numPr>
+        <w:ind w:left="360" w:hanging="360"/>
+      </w:pPr>
+      <w:r>
+        <w:rPr>
+          <w:b/>
+        </w:rPr>
+        <w:t xml:space="preserve">VISUAL:</w:t>
+      </w:r>
+      <w:r>
+        <w:rPr/>
+        <w:t xml:space="preserve"> Talking-head Reel, real student, Jaipur background → Bangalore office b-roll.</w:t>
+      </w:r>
+    </w:p>
+    <w:p>
+      <w:pPr>
+        <w:pStyle w:val="ListBullet"/>
+        <w:numPr>
+          <w:ilvl w:val="0"/>
+          <w:numId w:val="1"/>
+        </w:numPr>
+        <w:ind w:left="360" w:hanging="360"/>
+      </w:pPr>
+      <w:r>
+        <w:rPr>
+          <w:b/>
+        </w:rPr>
+        <w:t xml:space="preserve">ON-IMAGE TEXT:</w:t>
+      </w:r>
+      <w:r>
+        <w:rPr/>
+        <w:t xml:space="preserve"> "Bani Park → Bangalore. ₹3.2L → ₹14L."</w:t>
+      </w:r>
+    </w:p>
+    <w:p>
+      <w:pPr>
+        <w:pStyle w:val="ListBullet"/>
+        <w:numPr>
+          <w:ilvl w:val="0"/>
+          <w:numId w:val="1"/>
+        </w:numPr>
+        <w:ind w:left="360" w:hanging="360"/>
+      </w:pPr>
+      <w:r>
+        <w:rPr>
+          <w:b/>
+        </w:rPr>
+        <w:t xml:space="preserve">PRIMARY CAPTION:</w:t>
+      </w:r>
+      <w:r>
+        <w:rPr/>
+        <w:t xml:space="preserve"> Priya did a B.Sc from Maharani College in Jaipur. She didn't have an engineering degree. She did Scaler's 9-month full-stack track. She works at a Series B startup in Bangalore now. She's 23. Free 90-min masterclass this Saturday — see if this path is for you. No commitment, no upsell on the call.</w:t>
+      </w:r>
+    </w:p>
+    <w:p>
+      <w:pPr>
+        <w:pStyle w:val="ListBullet"/>
+        <w:numPr>
+          <w:ilvl w:val="0"/>
+          <w:numId w:val="1"/>
+        </w:numPr>
+        <w:ind w:left="360" w:hanging="360"/>
+      </w:pPr>
+      <w:r>
+        <w:rPr>
+          <w:b/>
+        </w:rPr>
+        <w:t xml:space="preserve">CTA BUTTON:</w:t>
+      </w:r>
+      <w:r>
+        <w:rPr/>
+        <w:t xml:space="preserve"> Sign Up</w:t>
+      </w:r>
+    </w:p>
+    <w:p>
+      <w:pPr>
+        <w:pStyle w:val="ListBullet"/>
+        <w:numPr>
+          <w:ilvl w:val="0"/>
+          <w:numId w:val="1"/>
+        </w:numPr>
+        <w:ind w:left="360" w:hanging="360"/>
+      </w:pPr>
+      <w:r>
+        <w:rPr>
+          <w:b/>
+        </w:rPr>
+        <w:t xml:space="preserve">WHY IT WORKS:</w:t>
+      </w:r>
+      <w:r>
+        <w:rPr/>
+        <w:t xml:space="preserve"> Specific name + specific salary jump + credible non-engg origin + free trial CTA.</w:t>
+      </w:r>
+    </w:p>
+    <w:p>
+      <w:pPr>
+        <w:pStyle w:val="Heading3"/>
+      </w:pPr>
+      <w:r>
+        <w:rPr/>
+        <w:t xml:space="preserve">Variant B — Hook: "5 jobs hiring women now"</w:t>
+      </w:r>
+    </w:p>
+    <w:p>
+      <w:pPr>
+        <w:pStyle w:val="ListBullet"/>
+        <w:numPr>
+          <w:ilvl w:val="0"/>
+          <w:numId w:val="1"/>
+        </w:numPr>
+        <w:ind w:left="360" w:hanging="360"/>
+      </w:pPr>
+      <w:r>
+        <w:rPr>
+          <w:b/>
+        </w:rPr>
+        <w:t xml:space="preserve">VISUAL:</w:t>
+      </w:r>
+      <w:r>
+        <w:rPr/>
+        <w:t xml:space="preserve"> Static carousel — 5 slides, each a job title + salary range + remote/hybrid icon.</w:t>
+      </w:r>
+    </w:p>
+    <w:p>
+      <w:pPr>
+        <w:pStyle w:val="ListBullet"/>
+        <w:numPr>
+          <w:ilvl w:val="0"/>
+          <w:numId w:val="1"/>
+        </w:numPr>
+        <w:ind w:left="360" w:hanging="360"/>
+      </w:pPr>
+      <w:r>
+        <w:rPr>
+          <w:b/>
+        </w:rPr>
+        <w:t xml:space="preserve">ON-IMAGE TEXT (Slide 1):</w:t>
+      </w:r>
+      <w:r>
+        <w:rPr/>
+        <w:t xml:space="preserve"> "5 jobs hiring women remotely in India — May 2026"</w:t>
+      </w:r>
+    </w:p>
+    <w:p>
+      <w:pPr>
+        <w:pStyle w:val="ListBullet"/>
+        <w:numPr>
+          <w:ilvl w:val="0"/>
+          <w:numId w:val="1"/>
+        </w:numPr>
+        <w:ind w:left="360" w:hanging="360"/>
+      </w:pPr>
+      <w:r>
+        <w:rPr>
+          <w:b/>
+        </w:rPr>
+        <w:t xml:space="preserve">PRIMARY CAPTION:</w:t>
+      </w:r>
+      <w:r>
+        <w:rPr/>
+        <w:t xml:space="preserve"> UX writer ₹8–14L | Product manager ₹12–22L | Data analyst ₹6–12L | Marketing PM ₹10–18L | Customer success ₹7–13L. All hiring this week. None require an MBA. We mapped the 1-month upskill paths to qualify for each. Free PDF — link in bio.</w:t>
+      </w:r>
+    </w:p>
+    <w:p>
+      <w:pPr>
+        <w:pStyle w:val="ListBullet"/>
+        <w:numPr>
+          <w:ilvl w:val="0"/>
+          <w:numId w:val="1"/>
+        </w:numPr>
+        <w:ind w:left="360" w:hanging="360"/>
+      </w:pPr>
+      <w:r>
+        <w:rPr>
+          <w:b/>
+        </w:rPr>
+        <w:t xml:space="preserve">CTA BUTTON:</w:t>
+      </w:r>
+      <w:r>
+        <w:rPr/>
+        <w:t xml:space="preserve"> Get PDF</w:t>
+      </w:r>
+    </w:p>
+    <w:p>
+      <w:pPr>
+        <w:pStyle w:val="ListBullet"/>
+        <w:numPr>
+          <w:ilvl w:val="0"/>
+          <w:numId w:val="1"/>
+        </w:numPr>
+        <w:ind w:left="360" w:hanging="360"/>
+      </w:pPr>
+      <w:r>
+        <w:rPr>
+          <w:b/>
+        </w:rPr>
+        <w:t xml:space="preserve">WHY IT WORKS:</w:t>
+      </w:r>
+      <w:r>
+        <w:rPr/>
+        <w:t xml:space="preserve"> Lead-magnet structure + concrete salary anchoring.</w:t>
+      </w:r>
+    </w:p>
+    <w:p>
+      <w:pPr>
+        <w:pStyle w:val="Heading3"/>
+      </w:pPr>
+      <w:r>
+        <w:rPr/>
+        <w:t xml:space="preserve">Variant C — Hook: "If you're 24 and confused about your career"</w:t>
+      </w:r>
+    </w:p>
+    <w:p>
+      <w:pPr>
+        <w:pStyle w:val="ListBullet"/>
+        <w:numPr>
+          <w:ilvl w:val="0"/>
+          <w:numId w:val="1"/>
+        </w:numPr>
+        <w:ind w:left="360" w:hanging="360"/>
+      </w:pPr>
+      <w:r>
+        <w:rPr>
+          <w:b/>
+        </w:rPr>
+        <w:t xml:space="preserve">VISUAL:</w:t>
+      </w:r>
+      <w:r>
+        <w:rPr/>
+        <w:t xml:space="preserve"> Soft, empathetic Reel — creator on a balcony with chai, talking to camera.</w:t>
+      </w:r>
+    </w:p>
+    <w:p>
+      <w:pPr>
+        <w:pStyle w:val="ListBullet"/>
+        <w:numPr>
+          <w:ilvl w:val="0"/>
+          <w:numId w:val="1"/>
+        </w:numPr>
+        <w:ind w:left="360" w:hanging="360"/>
+      </w:pPr>
+      <w:r>
+        <w:rPr>
+          <w:b/>
+        </w:rPr>
+        <w:t xml:space="preserve">ON-IMAGE TEXT:</w:t>
+      </w:r>
+      <w:r>
+        <w:rPr/>
+        <w:t xml:space="preserve"> "If you're 24 and quietly panicking about your career"</w:t>
+      </w:r>
+    </w:p>
+    <w:p>
+      <w:pPr>
+        <w:pStyle w:val="ListBullet"/>
+        <w:numPr>
+          <w:ilvl w:val="0"/>
+          <w:numId w:val="1"/>
+        </w:numPr>
+        <w:ind w:left="360" w:hanging="360"/>
+      </w:pPr>
+      <w:r>
+        <w:rPr>
+          <w:b/>
+        </w:rPr>
+        <w:t xml:space="preserve">PRIMARY CAPTION:</w:t>
+      </w:r>
+      <w:r>
+        <w:rPr/>
+        <w:t xml:space="preserve"> You don't need to know "what you want to do". You need to know what you want to STOP doing. We made a free 7-day diagnostic — short journal prompts + a salary calculator + a list of fields hiring women now. No course pitch. Just the diagnostic. 12,000 women have done it.</w:t>
+      </w:r>
+    </w:p>
+    <w:p>
+      <w:pPr>
+        <w:pStyle w:val="ListBullet"/>
+        <w:numPr>
+          <w:ilvl w:val="0"/>
+          <w:numId w:val="1"/>
+        </w:numPr>
+        <w:ind w:left="360" w:hanging="360"/>
+      </w:pPr>
+      <w:r>
+        <w:rPr>
+          <w:b/>
+        </w:rPr>
+        <w:t xml:space="preserve">CTA BUTTON:</w:t>
+      </w:r>
+      <w:r>
+        <w:rPr/>
+        <w:t xml:space="preserve"> Start Diagnostic</w:t>
+      </w:r>
+    </w:p>
+    <w:p>
+      <w:pPr>
+        <w:pStyle w:val="ListBullet"/>
+        <w:numPr>
+          <w:ilvl w:val="0"/>
+          <w:numId w:val="1"/>
+        </w:numPr>
+        <w:ind w:left="360" w:hanging="360"/>
+      </w:pPr>
+      <w:r>
+        <w:rPr>
+          <w:b/>
+        </w:rPr>
+        <w:t xml:space="preserve">WHY IT WORKS:</w:t>
+      </w:r>
+      <w:r>
+        <w:rPr/>
+        <w:t xml:space="preserve"> Vulnerability + zero-pitch promise + social proof number.</w:t>
+      </w:r>
+    </w:p>
+    <w:p>
+      <w:pPr>
+        <w:pBdr>
+          <w:bottom w:val="single" w:sz="6" w:space="1" w:color="BFBFBF"/>
+        </w:pBdr>
+      </w:pPr>
+    </w:p>
+    <w:p>
+      <w:pPr>
+        <w:pStyle w:val="Heading3"/>
+      </w:pPr>
+      <w:r>
+        <w:rPr/>
+        <w:t xml:space="preserve">AD SET 6 — FINTECH FOR WOMEN</w:t>
+      </w:r>
+    </w:p>
+    <w:p>
+      <w:r>
+        <w:rPr>
+          <w:b/>
+        </w:rPr>
+        <w:t xml:space="preserve">Example brands:</w:t>
+      </w:r>
+      <w:r>
+        <w:rPr/>
+        <w:t xml:space="preserve"> LXME, Basis, Niyo, Smallcase, Zerodha (Coin)</w:t>
+      </w:r>
+    </w:p>
+    <w:p>
+      <w:r>
+        <w:rPr>
+          <w:b/>
+        </w:rPr>
+        <w:t xml:space="preserve">TARGETING:</w:t>
+      </w:r>
+      <w:r>
+        <w:rPr/>
+        <w:t xml:space="preserve"> Tier 1 Leads objective | Pincodes from §12.F | Age 23–34 | Women | Special Ad Category: </w:t>
+      </w:r>
+      <w:r>
+        <w:rPr>
+          <w:b/>
+        </w:rPr>
+        <w:t xml:space="preserve">Credit = YES</w:t>
+      </w:r>
+      <w:r>
+        <w:rPr/>
+        <w:t xml:space="preserve"> for credit-card / loan products (no demo targeting allowed) </w:t>
+      </w:r>
+      <w:r>
+        <w:rPr>
+          <w:b/>
+        </w:rPr>
+        <w:t xml:space="preserve">PLACEMENT:</w:t>
+      </w:r>
+      <w:r>
+        <w:rPr/>
+        <w:t xml:space="preserve"> Reels + Stories </w:t>
+      </w:r>
+      <w:r>
+        <w:rPr>
+          <w:b/>
+        </w:rPr>
+        <w:t xml:space="preserve">LANDING PAGE:</w:t>
+      </w:r>
+      <w:r>
+        <w:rPr/>
+        <w:t xml:space="preserve"> Calculator / app install</w:t>
+      </w:r>
+    </w:p>
+    <w:p>
+      <w:pPr>
+        <w:pStyle w:val="Quote"/>
+        <w:ind w:left="720"/>
+        <w:pBdr>
+          <w:left w:val="single" w:sz="24" w:space="8" w:color="4472C4"/>
+        </w:pBdr>
+      </w:pPr>
+      <w:r>
+        <w:rPr>
+          <w:i/>
+          <w:color w:val="595959"/>
+        </w:rPr>
+        <w:t xml:space="preserve">Note: Loan / credit / insurance products fall under Meta Special Ad Categories. You CANNOT target by gender for these. Use broad demo + female-led creative + landing page personalisation.</w:t>
+      </w:r>
+    </w:p>
+    <w:p>
+      <w:pPr>
+        <w:pStyle w:val="Heading3"/>
+      </w:pPr>
+      <w:r>
+        <w:rPr/>
+        <w:t xml:space="preserve">Variant A — Hook: "₹500 a month"</w:t>
+      </w:r>
+    </w:p>
+    <w:p>
+      <w:pPr>
+        <w:pStyle w:val="ListBullet"/>
+        <w:numPr>
+          <w:ilvl w:val="0"/>
+          <w:numId w:val="1"/>
+        </w:numPr>
+        <w:ind w:left="360" w:hanging="360"/>
+      </w:pPr>
+      <w:r>
+        <w:rPr>
+          <w:b/>
+        </w:rPr>
+        <w:t xml:space="preserve">VISUAL:</w:t>
+      </w:r>
+      <w:r>
+        <w:rPr/>
+        <w:t xml:space="preserve"> Talking-head Reel, creator at office desk.</w:t>
+      </w:r>
+    </w:p>
+    <w:p>
+      <w:pPr>
+        <w:pStyle w:val="ListBullet"/>
+        <w:numPr>
+          <w:ilvl w:val="0"/>
+          <w:numId w:val="1"/>
+        </w:numPr>
+        <w:ind w:left="360" w:hanging="360"/>
+      </w:pPr>
+      <w:r>
+        <w:rPr>
+          <w:b/>
+        </w:rPr>
+        <w:t xml:space="preserve">ON-IMAGE TEXT:</w:t>
+      </w:r>
+      <w:r>
+        <w:rPr/>
+        <w:t xml:space="preserve"> "₹500/month became ₹3.2L in 4 years"</w:t>
+      </w:r>
+    </w:p>
+    <w:p>
+      <w:pPr>
+        <w:pStyle w:val="ListBullet"/>
+        <w:numPr>
+          <w:ilvl w:val="0"/>
+          <w:numId w:val="1"/>
+        </w:numPr>
+        <w:ind w:left="360" w:hanging="360"/>
+      </w:pPr>
+      <w:r>
+        <w:rPr>
+          <w:b/>
+        </w:rPr>
+        <w:t xml:space="preserve">PRIMARY CAPTION:</w:t>
+      </w:r>
+      <w:r>
+        <w:rPr/>
+        <w:t xml:space="preserve"> Started in 2022 with a ₹500 SIP because I was scared of losing money. By 2026 it's ₹3.2L. Not because I was smart — because I didn't stop. LXME is the only investing app I've stuck with because it doesn't make me feel stupid. They have a free SIP calculator for any amount. Start with ₹100/mo if ₹500 feels big.</w:t>
+      </w:r>
+    </w:p>
+    <w:p>
+      <w:pPr>
+        <w:pStyle w:val="ListBullet"/>
+        <w:numPr>
+          <w:ilvl w:val="0"/>
+          <w:numId w:val="1"/>
+        </w:numPr>
+        <w:ind w:left="360" w:hanging="360"/>
+      </w:pPr>
+      <w:r>
+        <w:rPr>
+          <w:b/>
+        </w:rPr>
+        <w:t xml:space="preserve">CTA BUTTON:</w:t>
+      </w:r>
+      <w:r>
+        <w:rPr/>
+        <w:t xml:space="preserve"> Get App</w:t>
+      </w:r>
+    </w:p>
+    <w:p>
+      <w:pPr>
+        <w:pStyle w:val="ListBullet"/>
+        <w:numPr>
+          <w:ilvl w:val="0"/>
+          <w:numId w:val="1"/>
+        </w:numPr>
+        <w:ind w:left="360" w:hanging="360"/>
+      </w:pPr>
+      <w:r>
+        <w:rPr>
+          <w:b/>
+        </w:rPr>
+        <w:t xml:space="preserve">WHY IT WORKS:</w:t>
+      </w:r>
+      <w:r>
+        <w:rPr/>
+        <w:t xml:space="preserve"> Specific numbers + 4-year proof + non-judgemental tone.</w:t>
+      </w:r>
+    </w:p>
+    <w:p>
+      <w:pPr>
+        <w:pStyle w:val="Heading3"/>
+      </w:pPr>
+      <w:r>
+        <w:rPr/>
+        <w:t xml:space="preserve">Variant B — Hook: "Your salary is in his account?"</w:t>
+      </w:r>
+    </w:p>
+    <w:p>
+      <w:pPr>
+        <w:pStyle w:val="ListBullet"/>
+        <w:numPr>
+          <w:ilvl w:val="0"/>
+          <w:numId w:val="1"/>
+        </w:numPr>
+        <w:ind w:left="360" w:hanging="360"/>
+      </w:pPr>
+      <w:r>
+        <w:rPr>
+          <w:b/>
+        </w:rPr>
+        <w:t xml:space="preserve">VISUAL:</w:t>
+      </w:r>
+      <w:r>
+        <w:rPr/>
+        <w:t xml:space="preserve"> Conversational Reel — direct address, gentle.</w:t>
+      </w:r>
+    </w:p>
+    <w:p>
+      <w:pPr>
+        <w:pStyle w:val="ListBullet"/>
+        <w:numPr>
+          <w:ilvl w:val="0"/>
+          <w:numId w:val="1"/>
+        </w:numPr>
+        <w:ind w:left="360" w:hanging="360"/>
+      </w:pPr>
+      <w:r>
+        <w:rPr>
+          <w:b/>
+        </w:rPr>
+        <w:t xml:space="preserve">ON-IMAGE TEXT:</w:t>
+      </w:r>
+      <w:r>
+        <w:rPr/>
+        <w:t xml:space="preserve"> "If your salary credits to a joint account, watch this"</w:t>
+      </w:r>
+    </w:p>
+    <w:p>
+      <w:pPr>
+        <w:pStyle w:val="ListBullet"/>
+        <w:numPr>
+          <w:ilvl w:val="0"/>
+          <w:numId w:val="1"/>
+        </w:numPr>
+        <w:ind w:left="360" w:hanging="360"/>
+      </w:pPr>
+      <w:r>
+        <w:rPr>
+          <w:b/>
+        </w:rPr>
+        <w:t xml:space="preserve">PRIMARY CAPTION:</w:t>
+      </w:r>
+      <w:r>
+        <w:rPr/>
+        <w:t xml:space="preserve"> 73% of married Indian women don't have a separate investment in their own name. It's not about marriage trouble. It's about identity, emergencies, and just having ₹50,000 of "your" money. LXME walks you through opening one in 6 minutes. Aadhaar-based, no signature, your spouse doesn't need to know unless you tell them.</w:t>
+      </w:r>
+    </w:p>
+    <w:p>
+      <w:pPr>
+        <w:pStyle w:val="ListBullet"/>
+        <w:numPr>
+          <w:ilvl w:val="0"/>
+          <w:numId w:val="1"/>
+        </w:numPr>
+        <w:ind w:left="360" w:hanging="360"/>
+      </w:pPr>
+      <w:r>
+        <w:rPr>
+          <w:b/>
+        </w:rPr>
+        <w:t xml:space="preserve">CTA BUTTON:</w:t>
+      </w:r>
+      <w:r>
+        <w:rPr/>
+        <w:t xml:space="preserve"> Get Started</w:t>
+      </w:r>
+    </w:p>
+    <w:p>
+      <w:pPr>
+        <w:pStyle w:val="ListBullet"/>
+        <w:numPr>
+          <w:ilvl w:val="0"/>
+          <w:numId w:val="1"/>
+        </w:numPr>
+        <w:ind w:left="360" w:hanging="360"/>
+      </w:pPr>
+      <w:r>
+        <w:rPr>
+          <w:b/>
+        </w:rPr>
+        <w:t xml:space="preserve">WHY IT WORKS:</w:t>
+      </w:r>
+      <w:r>
+        <w:rPr/>
+        <w:t xml:space="preserve"> Bold cultural insight + specific stat + privacy reassurance.</w:t>
+      </w:r>
+    </w:p>
+    <w:p>
+      <w:pPr>
+        <w:pBdr>
+          <w:bottom w:val="single" w:sz="6" w:space="1" w:color="BFBFBF"/>
+        </w:pBdr>
+      </w:pPr>
+    </w:p>
+    <w:p>
+      <w:pPr>
+        <w:pStyle w:val="Heading3"/>
+      </w:pPr>
+      <w:r>
+        <w:rPr/>
+        <w:t xml:space="preserve">AD SET 7 — WELLNESS / MENTAL HEALTH</w:t>
+      </w:r>
+    </w:p>
+    <w:p>
+      <w:r>
+        <w:rPr>
+          <w:b/>
+        </w:rPr>
+        <w:t xml:space="preserve">Example brands:</w:t>
+      </w:r>
+      <w:r>
+        <w:rPr/>
+        <w:t xml:space="preserve"> Amaha (formerly Inner Hour), Wysa, Practo, Gynoveda</w:t>
+      </w:r>
+    </w:p>
+    <w:p>
+      <w:r>
+        <w:rPr>
+          <w:b/>
+        </w:rPr>
+        <w:t xml:space="preserve">TARGETING:</w:t>
+      </w:r>
+      <w:r>
+        <w:rPr/>
+        <w:t xml:space="preserve"> Tier 1 App Promotion | Pincodes from §12.G | Age 22–34 | Women | Audience suggestion: "Mental health awareness" </w:t>
+      </w:r>
+      <w:r>
+        <w:rPr>
+          <w:b/>
+        </w:rPr>
+        <w:t xml:space="preserve">PLACEMENT:</w:t>
+      </w:r>
+      <w:r>
+        <w:rPr/>
+        <w:t xml:space="preserve"> Reels + Stories </w:t>
+      </w:r>
+      <w:r>
+        <w:rPr>
+          <w:b/>
+        </w:rPr>
+        <w:t xml:space="preserve">LANDING PAGE:</w:t>
+      </w:r>
+      <w:r>
+        <w:rPr/>
+        <w:t xml:space="preserve"> App download or therapist booking</w:t>
+      </w:r>
+    </w:p>
+    <w:p>
+      <w:pPr>
+        <w:pStyle w:val="Quote"/>
+        <w:ind w:left="720"/>
+        <w:pBdr>
+          <w:left w:val="single" w:sz="24" w:space="8" w:color="4472C4"/>
+        </w:pBdr>
+      </w:pPr>
+      <w:r>
+        <w:rPr>
+          <w:i/>
+          <w:color w:val="595959"/>
+        </w:rPr>
+        <w:t xml:space="preserve">Note: Mental health creative cannot include "are you depressed" / clinical language. Frame around stress, sleep, anxiety relief.</w:t>
+      </w:r>
+    </w:p>
+    <w:p>
+      <w:pPr>
+        <w:pStyle w:val="Heading3"/>
+      </w:pPr>
+      <w:r>
+        <w:rPr/>
+        <w:t xml:space="preserve">Variant A — Hook: "Sunday night dread"</w:t>
+      </w:r>
+    </w:p>
+    <w:p>
+      <w:pPr>
+        <w:pStyle w:val="ListBullet"/>
+        <w:numPr>
+          <w:ilvl w:val="0"/>
+          <w:numId w:val="1"/>
+        </w:numPr>
+        <w:ind w:left="360" w:hanging="360"/>
+      </w:pPr>
+      <w:r>
+        <w:rPr>
+          <w:b/>
+        </w:rPr>
+        <w:t xml:space="preserve">VISUAL:</w:t>
+      </w:r>
+      <w:r>
+        <w:rPr/>
+        <w:t xml:space="preserve"> Reel — woman in bed at 11pm, soft tones, looking at ceiling.</w:t>
+      </w:r>
+    </w:p>
+    <w:p>
+      <w:pPr>
+        <w:pStyle w:val="ListBullet"/>
+        <w:numPr>
+          <w:ilvl w:val="0"/>
+          <w:numId w:val="1"/>
+        </w:numPr>
+        <w:ind w:left="360" w:hanging="360"/>
+      </w:pPr>
+      <w:r>
+        <w:rPr>
+          <w:b/>
+        </w:rPr>
+        <w:t xml:space="preserve">ON-IMAGE TEXT:</w:t>
+      </w:r>
+      <w:r>
+        <w:rPr/>
+        <w:t xml:space="preserve"> "If 'Sunday Scaries' are a Wednesday thing now"</w:t>
+      </w:r>
+    </w:p>
+    <w:p>
+      <w:pPr>
+        <w:pStyle w:val="ListBullet"/>
+        <w:numPr>
+          <w:ilvl w:val="0"/>
+          <w:numId w:val="1"/>
+        </w:numPr>
+        <w:ind w:left="360" w:hanging="360"/>
+      </w:pPr>
+      <w:r>
+        <w:rPr>
+          <w:b/>
+        </w:rPr>
+        <w:t xml:space="preserve">PRIMARY CAPTION:</w:t>
+      </w:r>
+      <w:r>
+        <w:rPr/>
+        <w:t xml:space="preserve"> The work-anxiety isn't waiting for Sunday anymore. It's bleeding into Tuesday afternoon. You're not broken. You're under-supported. Amaha matches you with a therapist who understands Indian workplace culture, in 24 hours. First session ₹999. ESI / corporate insurance accepted.</w:t>
+      </w:r>
+    </w:p>
+    <w:p>
+      <w:pPr>
+        <w:pStyle w:val="ListBullet"/>
+        <w:numPr>
+          <w:ilvl w:val="0"/>
+          <w:numId w:val="1"/>
+        </w:numPr>
+        <w:ind w:left="360" w:hanging="360"/>
+      </w:pPr>
+      <w:r>
+        <w:rPr>
+          <w:b/>
+        </w:rPr>
+        <w:t xml:space="preserve">CTA BUTTON:</w:t>
+      </w:r>
+      <w:r>
+        <w:rPr/>
+        <w:t xml:space="preserve"> Book Session</w:t>
+      </w:r>
+    </w:p>
+    <w:p>
+      <w:pPr>
+        <w:pStyle w:val="ListBullet"/>
+        <w:numPr>
+          <w:ilvl w:val="0"/>
+          <w:numId w:val="1"/>
+        </w:numPr>
+        <w:ind w:left="360" w:hanging="360"/>
+      </w:pPr>
+      <w:r>
+        <w:rPr>
+          <w:b/>
+        </w:rPr>
+        <w:t xml:space="preserve">WHY IT WORKS:</w:t>
+      </w:r>
+      <w:r>
+        <w:rPr/>
+        <w:t xml:space="preserve"> Specific cultural moment + reassurance + price clarity + insurance call-out.</w:t>
+      </w:r>
+    </w:p>
+    <w:p>
+      <w:pPr>
+        <w:pStyle w:val="Heading3"/>
+      </w:pPr>
+      <w:r>
+        <w:rPr/>
+        <w:t xml:space="preserve">Variant B — Hook: "I went to therapy at 25"</w:t>
+      </w:r>
+    </w:p>
+    <w:p>
+      <w:pPr>
+        <w:pStyle w:val="ListBullet"/>
+        <w:numPr>
+          <w:ilvl w:val="0"/>
+          <w:numId w:val="1"/>
+        </w:numPr>
+        <w:ind w:left="360" w:hanging="360"/>
+      </w:pPr>
+      <w:r>
+        <w:rPr>
+          <w:b/>
+        </w:rPr>
+        <w:t xml:space="preserve">VISUAL:</w:t>
+      </w:r>
+      <w:r>
+        <w:rPr/>
+        <w:t xml:space="preserve"> Creator on bed, journal open, late evening warm light.</w:t>
+      </w:r>
+    </w:p>
+    <w:p>
+      <w:pPr>
+        <w:pStyle w:val="ListBullet"/>
+        <w:numPr>
+          <w:ilvl w:val="0"/>
+          <w:numId w:val="1"/>
+        </w:numPr>
+        <w:ind w:left="360" w:hanging="360"/>
+      </w:pPr>
+      <w:r>
+        <w:rPr>
+          <w:b/>
+        </w:rPr>
+        <w:t xml:space="preserve">ON-IMAGE TEXT:</w:t>
+      </w:r>
+      <w:r>
+        <w:rPr/>
+        <w:t xml:space="preserve"> "Things therapy fixed that I didn't know were broken"</w:t>
+      </w:r>
+    </w:p>
+    <w:p>
+      <w:pPr>
+        <w:pStyle w:val="ListBullet"/>
+        <w:numPr>
+          <w:ilvl w:val="0"/>
+          <w:numId w:val="1"/>
+        </w:numPr>
+        <w:ind w:left="360" w:hanging="360"/>
+      </w:pPr>
+      <w:r>
+        <w:rPr>
+          <w:b/>
+        </w:rPr>
+        <w:t xml:space="preserve">PRIMARY CAPTION:</w:t>
+      </w:r>
+      <w:r>
+        <w:rPr/>
+        <w:t xml:space="preserve"> 1) I stopped over-explaining myself in meetings. 2) I stopped saying yes when I meant no. 3) I made my mom proud without making myself small. Took 8 sessions. ₹999 each. Worth more than the saree I almost bought instead. Amaha — first session ₹999, sliding scale after.</w:t>
+      </w:r>
+    </w:p>
+    <w:p>
+      <w:pPr>
+        <w:pStyle w:val="ListBullet"/>
+        <w:numPr>
+          <w:ilvl w:val="0"/>
+          <w:numId w:val="1"/>
+        </w:numPr>
+        <w:ind w:left="360" w:hanging="360"/>
+      </w:pPr>
+      <w:r>
+        <w:rPr>
+          <w:b/>
+        </w:rPr>
+        <w:t xml:space="preserve">CTA BUTTON:</w:t>
+      </w:r>
+      <w:r>
+        <w:rPr/>
+        <w:t xml:space="preserve"> Try Free</w:t>
+      </w:r>
+    </w:p>
+    <w:p>
+      <w:pPr>
+        <w:pStyle w:val="ListBullet"/>
+        <w:numPr>
+          <w:ilvl w:val="0"/>
+          <w:numId w:val="1"/>
+        </w:numPr>
+        <w:ind w:left="360" w:hanging="360"/>
+      </w:pPr>
+      <w:r>
+        <w:rPr>
+          <w:b/>
+        </w:rPr>
+        <w:t xml:space="preserve">WHY IT WORKS:</w:t>
+      </w:r>
+      <w:r>
+        <w:rPr/>
+        <w:t xml:space="preserve"> Listicle + specific Indian-cultural pain points + price honesty.</w:t>
+      </w:r>
+    </w:p>
+    <w:p>
+      <w:pPr>
+        <w:pBdr>
+          <w:bottom w:val="single" w:sz="6" w:space="1" w:color="BFBFBF"/>
+        </w:pBdr>
+      </w:pPr>
+    </w:p>
+    <w:p>
+      <w:pPr>
+        <w:pStyle w:val="Heading3"/>
+      </w:pPr>
+      <w:r>
+        <w:rPr/>
+        <w:t xml:space="preserve">AD SET 8 — F&amp;B / CLOUD KITCHEN / HEALTHY MEALS</w:t>
+      </w:r>
+    </w:p>
+    <w:p>
+      <w:r>
+        <w:rPr>
+          <w:b/>
+        </w:rPr>
+        <w:t xml:space="preserve">Example brands:</w:t>
+      </w:r>
+      <w:r>
+        <w:rPr/>
+        <w:t xml:space="preserve"> EatFit, EatClub (Eatsure), Daily Catch, Box8 Bistro</w:t>
+      </w:r>
+    </w:p>
+    <w:p>
+      <w:r>
+        <w:rPr>
+          <w:b/>
+        </w:rPr>
+        <w:t xml:space="preserve">TARGETING:</w:t>
+      </w:r>
+      <w:r>
+        <w:rPr/>
+        <w:t xml:space="preserve"> Tier 1 ASC | Pincodes from §12.H | Age 22–32 | Women | Audience suggestion: "Healthy eating" </w:t>
+      </w:r>
+      <w:r>
+        <w:rPr>
+          <w:b/>
+        </w:rPr>
+        <w:t xml:space="preserve">PLACEMENT:</w:t>
+      </w:r>
+      <w:r>
+        <w:rPr/>
+        <w:t xml:space="preserve"> Reels + Stories </w:t>
+      </w:r>
+      <w:r>
+        <w:rPr>
+          <w:b/>
+        </w:rPr>
+        <w:t xml:space="preserve">LANDING PAGE:</w:t>
+      </w:r>
+      <w:r>
+        <w:rPr/>
+        <w:t xml:space="preserve"> First-order coupon</w:t>
+      </w:r>
+    </w:p>
+    <w:p>
+      <w:pPr>
+        <w:pStyle w:val="Heading3"/>
+      </w:pPr>
+      <w:r>
+        <w:rPr/>
+        <w:t xml:space="preserve">Variant A — Hook: "PG dinner"</w:t>
+      </w:r>
+    </w:p>
+    <w:p>
+      <w:pPr>
+        <w:pStyle w:val="ListBullet"/>
+        <w:numPr>
+          <w:ilvl w:val="0"/>
+          <w:numId w:val="1"/>
+        </w:numPr>
+        <w:ind w:left="360" w:hanging="360"/>
+      </w:pPr>
+      <w:r>
+        <w:rPr>
+          <w:b/>
+        </w:rPr>
+        <w:t xml:space="preserve">VISUAL:</w:t>
+      </w:r>
+      <w:r>
+        <w:rPr/>
+        <w:t xml:space="preserve"> Reel — creator at HSR PG, opens delivery box, fast-cuts of meal.</w:t>
+      </w:r>
+    </w:p>
+    <w:p>
+      <w:pPr>
+        <w:pStyle w:val="ListBullet"/>
+        <w:numPr>
+          <w:ilvl w:val="0"/>
+          <w:numId w:val="1"/>
+        </w:numPr>
+        <w:ind w:left="360" w:hanging="360"/>
+      </w:pPr>
+      <w:r>
+        <w:rPr>
+          <w:b/>
+        </w:rPr>
+        <w:t xml:space="preserve">ON-IMAGE TEXT:</w:t>
+      </w:r>
+      <w:r>
+        <w:rPr/>
+        <w:t xml:space="preserve"> "PG dinner — ₹179, ready in 30 minutes"</w:t>
+      </w:r>
+    </w:p>
+    <w:p>
+      <w:pPr>
+        <w:pStyle w:val="ListBullet"/>
+        <w:numPr>
+          <w:ilvl w:val="0"/>
+          <w:numId w:val="1"/>
+        </w:numPr>
+        <w:ind w:left="360" w:hanging="360"/>
+      </w:pPr>
+      <w:r>
+        <w:rPr>
+          <w:b/>
+        </w:rPr>
+        <w:t xml:space="preserve">PRIMARY CAPTION:</w:t>
+      </w:r>
+      <w:r>
+        <w:rPr/>
+        <w:t xml:space="preserve"> Lived in HSR for 3 years. Tired of the same 4 cooks at every PG. EatFit's Sona Masuri thali is ₹179 with rice, sabzi, dal, raita, sweet. Hot in 30 min. Code SHE50 gives you 50% off your first 3 orders if you live in 560102. Stack with Swiggy One.</w:t>
+      </w:r>
+    </w:p>
+    <w:p>
+      <w:pPr>
+        <w:pStyle w:val="ListBullet"/>
+        <w:numPr>
+          <w:ilvl w:val="0"/>
+          <w:numId w:val="1"/>
+        </w:numPr>
+        <w:ind w:left="360" w:hanging="360"/>
+      </w:pPr>
+      <w:r>
+        <w:rPr>
+          <w:b/>
+        </w:rPr>
+        <w:t xml:space="preserve">CTA BUTTON:</w:t>
+      </w:r>
+      <w:r>
+        <w:rPr/>
+        <w:t xml:space="preserve"> Order Now</w:t>
+      </w:r>
+    </w:p>
+    <w:p>
+      <w:pPr>
+        <w:pStyle w:val="ListBullet"/>
+        <w:numPr>
+          <w:ilvl w:val="0"/>
+          <w:numId w:val="1"/>
+        </w:numPr>
+        <w:ind w:left="360" w:hanging="360"/>
+      </w:pPr>
+      <w:r>
+        <w:rPr>
+          <w:b/>
+        </w:rPr>
+        <w:t xml:space="preserve">WHY IT WORKS:</w:t>
+      </w:r>
+      <w:r>
+        <w:rPr/>
+        <w:t xml:space="preserve"> Hyper-specific (PG + pincode + price) + first-order discount + savings stack.</w:t>
+      </w:r>
+    </w:p>
+    <w:p>
+      <w:pPr>
+        <w:pStyle w:val="Heading3"/>
+      </w:pPr>
+      <w:r>
+        <w:rPr/>
+        <w:t xml:space="preserve">Variant B — Hook: "9pm hunger"</w:t>
+      </w:r>
+    </w:p>
+    <w:p>
+      <w:pPr>
+        <w:pStyle w:val="ListBullet"/>
+        <w:numPr>
+          <w:ilvl w:val="0"/>
+          <w:numId w:val="1"/>
+        </w:numPr>
+        <w:ind w:left="360" w:hanging="360"/>
+      </w:pPr>
+      <w:r>
+        <w:rPr>
+          <w:b/>
+        </w:rPr>
+        <w:t xml:space="preserve">VISUAL:</w:t>
+      </w:r>
+      <w:r>
+        <w:rPr/>
+        <w:t xml:space="preserve"> Reel of laptop-late-night setting, hand reaching for delivery bag.</w:t>
+      </w:r>
+    </w:p>
+    <w:p>
+      <w:pPr>
+        <w:pStyle w:val="ListBullet"/>
+        <w:numPr>
+          <w:ilvl w:val="0"/>
+          <w:numId w:val="1"/>
+        </w:numPr>
+        <w:ind w:left="360" w:hanging="360"/>
+      </w:pPr>
+      <w:r>
+        <w:rPr>
+          <w:b/>
+        </w:rPr>
+        <w:t xml:space="preserve">ON-IMAGE TEXT:</w:t>
+      </w:r>
+      <w:r>
+        <w:rPr/>
+        <w:t xml:space="preserve"> "9pm work-from-home hunger ≠ 2am Maggi"</w:t>
+      </w:r>
+    </w:p>
+    <w:p>
+      <w:pPr>
+        <w:pStyle w:val="ListBullet"/>
+        <w:numPr>
+          <w:ilvl w:val="0"/>
+          <w:numId w:val="1"/>
+        </w:numPr>
+        <w:ind w:left="360" w:hanging="360"/>
+      </w:pPr>
+      <w:r>
+        <w:rPr>
+          <w:b/>
+        </w:rPr>
+        <w:t xml:space="preserve">PRIMARY CAPTION:</w:t>
+      </w:r>
+      <w:r>
+        <w:rPr/>
+        <w:t xml:space="preserve"> Hot khichdi, ghee, papad, pickle. ₹149. Delivered to your work desk in 25 min if you live near Powai/Whitefield/Hitech City. Way better than 2am Maggi. Way better than skipping. We track your order history and pre-suggest your favourites — saves 90 seconds at peak hunger. First order on us.</w:t>
+      </w:r>
+    </w:p>
+    <w:p>
+      <w:pPr>
+        <w:pStyle w:val="ListBullet"/>
+        <w:numPr>
+          <w:ilvl w:val="0"/>
+          <w:numId w:val="1"/>
+        </w:numPr>
+        <w:ind w:left="360" w:hanging="360"/>
+      </w:pPr>
+      <w:r>
+        <w:rPr>
+          <w:b/>
+        </w:rPr>
+        <w:t xml:space="preserve">CTA BUTTON:</w:t>
+      </w:r>
+      <w:r>
+        <w:rPr/>
+        <w:t xml:space="preserve"> Get First Free</w:t>
+      </w:r>
+    </w:p>
+    <w:p>
+      <w:pPr>
+        <w:pStyle w:val="ListBullet"/>
+        <w:numPr>
+          <w:ilvl w:val="0"/>
+          <w:numId w:val="1"/>
+        </w:numPr>
+        <w:ind w:left="360" w:hanging="360"/>
+      </w:pPr>
+      <w:r>
+        <w:rPr>
+          <w:b/>
+        </w:rPr>
+        <w:t xml:space="preserve">WHY IT WORKS:</w:t>
+      </w:r>
+      <w:r>
+        <w:rPr/>
+        <w:t xml:space="preserve"> Specific WFH moment + competitor reframe (vs Maggi) + free first order.</w:t>
+      </w:r>
+    </w:p>
+    <w:p>
+      <w:pPr>
+        <w:pBdr>
+          <w:bottom w:val="single" w:sz="6" w:space="1" w:color="BFBFBF"/>
+        </w:pBdr>
+      </w:pPr>
+    </w:p>
+    <w:p>
+      <w:pPr>
+        <w:pStyle w:val="Heading3"/>
+      </w:pPr>
+      <w:r>
+        <w:rPr/>
+        <w:t xml:space="preserve">AD SET 9 — FITNESS / YOGA / WORKOUT APP</w:t>
+      </w:r>
+    </w:p>
+    <w:p>
+      <w:r>
+        <w:rPr>
+          <w:b/>
+        </w:rPr>
+        <w:t xml:space="preserve">Example brands:</w:t>
+      </w:r>
+      <w:r>
+        <w:rPr/>
+        <w:t xml:space="preserve"> Cult.fit, Stepathlon, Tone31, FitElo</w:t>
+      </w:r>
+    </w:p>
+    <w:p>
+      <w:r>
+        <w:rPr>
+          <w:b/>
+        </w:rPr>
+        <w:t xml:space="preserve">TARGETING:</w:t>
+      </w:r>
+      <w:r>
+        <w:rPr/>
+        <w:t xml:space="preserve"> Tier 1 App Promotion | Working-women pincodes | Age 24–34 | Women </w:t>
+      </w:r>
+      <w:r>
+        <w:rPr>
+          <w:b/>
+        </w:rPr>
+        <w:t xml:space="preserve">PLACEMENT:</w:t>
+      </w:r>
+      <w:r>
+        <w:rPr/>
+        <w:t xml:space="preserve"> Reels primary </w:t>
+      </w:r>
+      <w:r>
+        <w:rPr>
+          <w:b/>
+        </w:rPr>
+        <w:t xml:space="preserve">LANDING PAGE:</w:t>
+      </w:r>
+      <w:r>
+        <w:rPr/>
+        <w:t xml:space="preserve"> Free trial + first class</w:t>
+      </w:r>
+    </w:p>
+    <w:p>
+      <w:pPr>
+        <w:pStyle w:val="Heading3"/>
+      </w:pPr>
+      <w:r>
+        <w:rPr/>
+        <w:t xml:space="preserve">Variant A — Hook: "10 mins / day"</w:t>
+      </w:r>
+    </w:p>
+    <w:p>
+      <w:pPr>
+        <w:pStyle w:val="ListBullet"/>
+        <w:numPr>
+          <w:ilvl w:val="0"/>
+          <w:numId w:val="1"/>
+        </w:numPr>
+        <w:ind w:left="360" w:hanging="360"/>
+      </w:pPr>
+      <w:r>
+        <w:rPr>
+          <w:b/>
+        </w:rPr>
+        <w:t xml:space="preserve">VISUAL:</w:t>
+      </w:r>
+      <w:r>
+        <w:rPr/>
+        <w:t xml:space="preserve"> Reel — creator in living room, no equipment, doing 5 quick moves.</w:t>
+      </w:r>
+    </w:p>
+    <w:p>
+      <w:pPr>
+        <w:pStyle w:val="ListBullet"/>
+        <w:numPr>
+          <w:ilvl w:val="0"/>
+          <w:numId w:val="1"/>
+        </w:numPr>
+        <w:ind w:left="360" w:hanging="360"/>
+      </w:pPr>
+      <w:r>
+        <w:rPr>
+          <w:b/>
+        </w:rPr>
+        <w:t xml:space="preserve">ON-IMAGE TEXT:</w:t>
+      </w:r>
+      <w:r>
+        <w:rPr/>
+        <w:t xml:space="preserve"> "10 minutes. No gym. 10 weeks."</w:t>
+      </w:r>
+    </w:p>
+    <w:p>
+      <w:pPr>
+        <w:pStyle w:val="ListBullet"/>
+        <w:numPr>
+          <w:ilvl w:val="0"/>
+          <w:numId w:val="1"/>
+        </w:numPr>
+        <w:ind w:left="360" w:hanging="360"/>
+      </w:pPr>
+      <w:r>
+        <w:rPr>
+          <w:b/>
+        </w:rPr>
+        <w:t xml:space="preserve">PRIMARY CAPTION:</w:t>
+      </w:r>
+      <w:r>
+        <w:rPr/>
+        <w:t xml:space="preserve"> 4 yoga flows + 4 strength sequences + 2 mobility routines. 10 minutes each. Done before my 9:30 stand-up call. Lost 4kg in 10 weeks without dieting because consistency beats hours. ₹399 for 3 months. Cancel anytime. App opens with your pincode and shows nearby studios in case you want to try in-person.</w:t>
+      </w:r>
+    </w:p>
+    <w:p>
+      <w:pPr>
+        <w:pStyle w:val="ListBullet"/>
+        <w:numPr>
+          <w:ilvl w:val="0"/>
+          <w:numId w:val="1"/>
+        </w:numPr>
+        <w:ind w:left="360" w:hanging="360"/>
+      </w:pPr>
+      <w:r>
+        <w:rPr>
+          <w:b/>
+        </w:rPr>
+        <w:t xml:space="preserve">CTA BUTTON:</w:t>
+      </w:r>
+      <w:r>
+        <w:rPr/>
+        <w:t xml:space="preserve"> Try Free</w:t>
+      </w:r>
+    </w:p>
+    <w:p>
+      <w:pPr>
+        <w:pStyle w:val="ListBullet"/>
+        <w:numPr>
+          <w:ilvl w:val="0"/>
+          <w:numId w:val="1"/>
+        </w:numPr>
+        <w:ind w:left="360" w:hanging="360"/>
+      </w:pPr>
+      <w:r>
+        <w:rPr>
+          <w:b/>
+        </w:rPr>
+        <w:t xml:space="preserve">WHY IT WORKS:</w:t>
+      </w:r>
+      <w:r>
+        <w:rPr/>
+        <w:t xml:space="preserve"> Time-poverty respect + pincode-aware app personalisation.</w:t>
+      </w:r>
+    </w:p>
+    <w:p>
+      <w:pPr>
+        <w:pStyle w:val="Heading3"/>
+      </w:pPr>
+      <w:r>
+        <w:rPr/>
+        <w:t xml:space="preserve">Variant B — Hook: "Mom of 2"</w:t>
+      </w:r>
+    </w:p>
+    <w:p>
+      <w:pPr>
+        <w:pStyle w:val="ListBullet"/>
+        <w:numPr>
+          <w:ilvl w:val="0"/>
+          <w:numId w:val="1"/>
+        </w:numPr>
+        <w:ind w:left="360" w:hanging="360"/>
+      </w:pPr>
+      <w:r>
+        <w:rPr>
+          <w:b/>
+        </w:rPr>
+        <w:t xml:space="preserve">VISUAL:</w:t>
+      </w:r>
+      <w:r>
+        <w:rPr/>
+        <w:t xml:space="preserve"> Real-mom Reel, quick before-school workout in living room.</w:t>
+      </w:r>
+    </w:p>
+    <w:p>
+      <w:pPr>
+        <w:pStyle w:val="ListBullet"/>
+        <w:numPr>
+          <w:ilvl w:val="0"/>
+          <w:numId w:val="1"/>
+        </w:numPr>
+        <w:ind w:left="360" w:hanging="360"/>
+      </w:pPr>
+      <w:r>
+        <w:rPr>
+          <w:b/>
+        </w:rPr>
+        <w:t xml:space="preserve">ON-IMAGE TEXT:</w:t>
+      </w:r>
+      <w:r>
+        <w:rPr/>
+        <w:t xml:space="preserve"> "Mom of 2. 30 minutes a day. 14 kg in 8 months."</w:t>
+      </w:r>
+    </w:p>
+    <w:p>
+      <w:pPr>
+        <w:pStyle w:val="ListBullet"/>
+        <w:numPr>
+          <w:ilvl w:val="0"/>
+          <w:numId w:val="1"/>
+        </w:numPr>
+        <w:ind w:left="360" w:hanging="360"/>
+      </w:pPr>
+      <w:r>
+        <w:rPr>
+          <w:b/>
+        </w:rPr>
+        <w:t xml:space="preserve">PRIMARY CAPTION:</w:t>
+      </w:r>
+      <w:r>
+        <w:rPr/>
+        <w:t xml:space="preserve"> I'm not a fitness influencer. I'm a marketing manager with two kids and a mortgage. I do this at 6:15am before they wake up. The app modifies for postpartum, period weeks, and energy levels. ₹999 / 6 months. Free Day 1 plan if you DM "MOM" on our IG.</w:t>
+      </w:r>
+    </w:p>
+    <w:p>
+      <w:pPr>
+        <w:pStyle w:val="ListBullet"/>
+        <w:numPr>
+          <w:ilvl w:val="0"/>
+          <w:numId w:val="1"/>
+        </w:numPr>
+        <w:ind w:left="360" w:hanging="360"/>
+      </w:pPr>
+      <w:r>
+        <w:rPr>
+          <w:b/>
+        </w:rPr>
+        <w:t xml:space="preserve">CTA BUTTON:</w:t>
+      </w:r>
+      <w:r>
+        <w:rPr/>
+        <w:t xml:space="preserve"> Get Free Plan</w:t>
+      </w:r>
+    </w:p>
+    <w:p>
+      <w:pPr>
+        <w:pStyle w:val="ListBullet"/>
+        <w:numPr>
+          <w:ilvl w:val="0"/>
+          <w:numId w:val="1"/>
+        </w:numPr>
+        <w:ind w:left="360" w:hanging="360"/>
+      </w:pPr>
+      <w:r>
+        <w:rPr>
+          <w:b/>
+        </w:rPr>
+        <w:t xml:space="preserve">WHY IT WORKS:</w:t>
+      </w:r>
+      <w:r>
+        <w:rPr/>
+        <w:t xml:space="preserve"> Real-mom credibility + IG DM as soft CTA (lower friction than app install).</w:t>
+      </w:r>
+    </w:p>
+    <w:p>
+      <w:pPr>
+        <w:pBdr>
+          <w:bottom w:val="single" w:sz="6" w:space="1" w:color="BFBFBF"/>
+        </w:pBdr>
+      </w:pPr>
+    </w:p>
+    <w:p>
+      <w:pPr>
+        <w:pStyle w:val="Heading3"/>
+      </w:pPr>
+      <w:r>
+        <w:rPr/>
+        <w:t xml:space="preserve">AD SET 10 — WEDDING / JEWELLERY</w:t>
+      </w:r>
+    </w:p>
+    <w:p>
+      <w:r>
+        <w:rPr>
+          <w:b/>
+        </w:rPr>
+        <w:t xml:space="preserve">Example brands:</w:t>
+      </w:r>
+      <w:r>
+        <w:rPr/>
+        <w:t xml:space="preserve"> Tanishq, CaratLane, Mia by Tanishq, GIVA, Aukera</w:t>
+      </w:r>
+    </w:p>
+    <w:p>
+      <w:r>
+        <w:rPr>
+          <w:b/>
+        </w:rPr>
+        <w:t xml:space="preserve">TARGETING:</w:t>
+      </w:r>
+      <w:r>
+        <w:rPr/>
+        <w:t xml:space="preserve"> Tier 1 ASC | Top 25 metro pincodes | Age 22–32 | Women | </w:t>
+      </w:r>
+      <w:r>
+        <w:rPr>
+          <w:b/>
+        </w:rPr>
+        <w:t xml:space="preserve">Life event: "Recently engaged"</w:t>
+      </w:r>
+      <w:r>
+        <w:rPr/>
+        <w:t xml:space="preserve"> </w:t>
+      </w:r>
+      <w:r>
+        <w:rPr>
+          <w:b/>
+        </w:rPr>
+        <w:t xml:space="preserve">PLACEMENT:</w:t>
+      </w:r>
+      <w:r>
+        <w:rPr/>
+        <w:t xml:space="preserve"> Reels + Feed carousel </w:t>
+      </w:r>
+      <w:r>
+        <w:rPr>
+          <w:b/>
+        </w:rPr>
+        <w:t xml:space="preserve">LANDING PAGE:</w:t>
+      </w:r>
+      <w:r>
+        <w:rPr/>
+        <w:t xml:space="preserve"> Bridal collection</w:t>
+      </w:r>
+    </w:p>
+    <w:p>
+      <w:pPr>
+        <w:pStyle w:val="Heading3"/>
+      </w:pPr>
+      <w:r>
+        <w:rPr/>
+        <w:t xml:space="preserve">Variant A — Hook: "Bridesmaid who got engaged second"</w:t>
+      </w:r>
+    </w:p>
+    <w:p>
+      <w:pPr>
+        <w:pStyle w:val="ListBullet"/>
+        <w:numPr>
+          <w:ilvl w:val="0"/>
+          <w:numId w:val="1"/>
+        </w:numPr>
+        <w:ind w:left="360" w:hanging="360"/>
+      </w:pPr>
+      <w:r>
+        <w:rPr>
+          <w:b/>
+        </w:rPr>
+        <w:t xml:space="preserve">VISUAL:</w:t>
+      </w:r>
+      <w:r>
+        <w:rPr/>
+        <w:t xml:space="preserve"> Reel — bridesmaid scene at wedding, then 6 months later her own ring.</w:t>
+      </w:r>
+    </w:p>
+    <w:p>
+      <w:pPr>
+        <w:pStyle w:val="ListBullet"/>
+        <w:numPr>
+          <w:ilvl w:val="0"/>
+          <w:numId w:val="1"/>
+        </w:numPr>
+        <w:ind w:left="360" w:hanging="360"/>
+      </w:pPr>
+      <w:r>
+        <w:rPr>
+          <w:b/>
+        </w:rPr>
+        <w:t xml:space="preserve">ON-IMAGE TEXT:</w:t>
+      </w:r>
+      <w:r>
+        <w:rPr/>
+        <w:t xml:space="preserve"> "Bridesmaid 4 times. Now it's my turn."</w:t>
+      </w:r>
+    </w:p>
+    <w:p>
+      <w:pPr>
+        <w:pStyle w:val="ListBullet"/>
+        <w:numPr>
+          <w:ilvl w:val="0"/>
+          <w:numId w:val="1"/>
+        </w:numPr>
+        <w:ind w:left="360" w:hanging="360"/>
+      </w:pPr>
+      <w:r>
+        <w:rPr>
+          <w:b/>
+        </w:rPr>
+        <w:t xml:space="preserve">PRIMARY CAPTION:</w:t>
+      </w:r>
+      <w:r>
+        <w:rPr/>
+        <w:t xml:space="preserve"> Pinned 200 wedding looks for friends. Helped 4 brides pick their jewellery. Now I'm planning mine. Aukera's solitaires are lab-grown — same fire, half the price, 100% real. So I can splurge on the venue. Book a free virtual try-on with their styling team. Call lasts 30 min, zero pressure.</w:t>
+      </w:r>
+    </w:p>
+    <w:p>
+      <w:pPr>
+        <w:pStyle w:val="ListBullet"/>
+        <w:numPr>
+          <w:ilvl w:val="0"/>
+          <w:numId w:val="1"/>
+        </w:numPr>
+        <w:ind w:left="360" w:hanging="360"/>
+      </w:pPr>
+      <w:r>
+        <w:rPr>
+          <w:b/>
+        </w:rPr>
+        <w:t xml:space="preserve">CTA BUTTON:</w:t>
+      </w:r>
+      <w:r>
+        <w:rPr/>
+        <w:t xml:space="preserve"> Book Try-On</w:t>
+      </w:r>
+    </w:p>
+    <w:p>
+      <w:pPr>
+        <w:pStyle w:val="ListBullet"/>
+        <w:numPr>
+          <w:ilvl w:val="0"/>
+          <w:numId w:val="1"/>
+        </w:numPr>
+        <w:ind w:left="360" w:hanging="360"/>
+      </w:pPr>
+      <w:r>
+        <w:rPr>
+          <w:b/>
+        </w:rPr>
+        <w:t xml:space="preserve">WHY IT WORKS:</w:t>
+      </w:r>
+      <w:r>
+        <w:rPr/>
+        <w:t xml:space="preserve"> Cultural moment + lab-grown narrative + consultative low-pressure CTA.</w:t>
+      </w:r>
+    </w:p>
+    <w:p>
+      <w:pPr>
+        <w:pStyle w:val="Heading3"/>
+      </w:pPr>
+      <w:r>
+        <w:rPr/>
+        <w:t xml:space="preserve">Variant B — Hook: "₹50,000 jewellery the bride's friends will copy"</w:t>
+      </w:r>
+    </w:p>
+    <w:p>
+      <w:pPr>
+        <w:pStyle w:val="ListBullet"/>
+        <w:numPr>
+          <w:ilvl w:val="0"/>
+          <w:numId w:val="1"/>
+        </w:numPr>
+        <w:ind w:left="360" w:hanging="360"/>
+      </w:pPr>
+      <w:r>
+        <w:rPr>
+          <w:b/>
+        </w:rPr>
+        <w:t xml:space="preserve">VISUAL:</w:t>
+      </w:r>
+      <w:r>
+        <w:rPr/>
+        <w:t xml:space="preserve"> Carousel — 4 looks under ₹50K, each on a real bride.</w:t>
+      </w:r>
+    </w:p>
+    <w:p>
+      <w:pPr>
+        <w:pStyle w:val="ListBullet"/>
+        <w:numPr>
+          <w:ilvl w:val="0"/>
+          <w:numId w:val="1"/>
+        </w:numPr>
+        <w:ind w:left="360" w:hanging="360"/>
+      </w:pPr>
+      <w:r>
+        <w:rPr>
+          <w:b/>
+        </w:rPr>
+        <w:t xml:space="preserve">ON-IMAGE TEXT (Slide 1):</w:t>
+      </w:r>
+      <w:r>
+        <w:rPr/>
+        <w:t xml:space="preserve"> "Wedding-edit pieces ₹15K–₹50K"</w:t>
+      </w:r>
+    </w:p>
+    <w:p>
+      <w:pPr>
+        <w:pStyle w:val="ListBullet"/>
+        <w:numPr>
+          <w:ilvl w:val="0"/>
+          <w:numId w:val="1"/>
+        </w:numPr>
+        <w:ind w:left="360" w:hanging="360"/>
+      </w:pPr>
+      <w:r>
+        <w:rPr>
+          <w:b/>
+        </w:rPr>
+        <w:t xml:space="preserve">PRIMARY CAPTION:</w:t>
+      </w:r>
+      <w:r>
+        <w:rPr/>
+        <w:t xml:space="preserve"> Your maid-of-honour shouldn't outshine you (lol jk) but she shouldn't be in plastic either. CaratLane's wedding-edit is ₹15K to ₹50K, gold + lab diamonds, layerable. Free engraving for sangeet/haldi/wedding/reception combos. EMI starts ₹999/month for 24 months.</w:t>
+      </w:r>
+    </w:p>
+    <w:p>
+      <w:pPr>
+        <w:pStyle w:val="ListBullet"/>
+        <w:numPr>
+          <w:ilvl w:val="0"/>
+          <w:numId w:val="1"/>
+        </w:numPr>
+        <w:ind w:left="360" w:hanging="360"/>
+      </w:pPr>
+      <w:r>
+        <w:rPr>
+          <w:b/>
+        </w:rPr>
+        <w:t xml:space="preserve">CTA BUTTON:</w:t>
+      </w:r>
+      <w:r>
+        <w:rPr/>
+        <w:t xml:space="preserve"> Shop Edit</w:t>
+      </w:r>
+    </w:p>
+    <w:p>
+      <w:pPr>
+        <w:pStyle w:val="ListBullet"/>
+        <w:numPr>
+          <w:ilvl w:val="0"/>
+          <w:numId w:val="1"/>
+        </w:numPr>
+        <w:ind w:left="360" w:hanging="360"/>
+      </w:pPr>
+      <w:r>
+        <w:rPr>
+          <w:b/>
+        </w:rPr>
+        <w:t xml:space="preserve">WHY IT WORKS:</w:t>
+      </w:r>
+      <w:r>
+        <w:rPr/>
+        <w:t xml:space="preserve"> Group-buying angle (bridesmaids + bride) + EMI clarity.</w:t>
+      </w:r>
+    </w:p>
+    <w:p>
+      <w:pPr>
+        <w:pBdr>
+          <w:bottom w:val="single" w:sz="6" w:space="1" w:color="BFBFBF"/>
+        </w:pBdr>
+      </w:pPr>
+    </w:p>
+    <w:p>
+      <w:pPr>
+        <w:pStyle w:val="Heading2"/>
+      </w:pPr>
+      <w:r>
+        <w:rPr/>
+        <w:t xml:space="preserve">21. CREATIVE TESTING &amp; SCALING FRAMEWORK</w:t>
+      </w:r>
+    </w:p>
+    <w:p>
+      <w:pPr>
+        <w:pStyle w:val="Heading3"/>
+      </w:pPr>
+      <w:r>
+        <w:rPr/>
+        <w:t xml:space="preserve">A. The 6-3-1 Rule (testing)</w:t>
+      </w:r>
+    </w:p>
+    <w:p>
+      <w:pPr>
+        <w:pStyle w:val="ListBullet"/>
+        <w:numPr>
+          <w:ilvl w:val="0"/>
+          <w:numId w:val="1"/>
+        </w:numPr>
+        <w:ind w:left="360" w:hanging="360"/>
+      </w:pPr>
+      <w:r>
+        <w:rPr>
+          <w:b/>
+        </w:rPr>
+        <w:t xml:space="preserve">6 creatives</w:t>
+      </w:r>
+      <w:r>
+        <w:rPr/>
+        <w:t xml:space="preserve"> in one ad set at launch</w:t>
+      </w:r>
+    </w:p>
+    <w:p>
+      <w:pPr>
+        <w:pStyle w:val="ListBullet"/>
+        <w:numPr>
+          <w:ilvl w:val="0"/>
+          <w:numId w:val="1"/>
+        </w:numPr>
+        <w:ind w:left="360" w:hanging="360"/>
+      </w:pPr>
+      <w:r>
+        <w:rPr/>
+        <w:t xml:space="preserve">After 5K impressions per creative: </w:t>
+      </w:r>
+      <w:r>
+        <w:rPr>
+          <w:b/>
+        </w:rPr>
+        <w:t xml:space="preserve">kill the bottom 3</w:t>
+      </w:r>
+      <w:r>
+        <w:rPr/>
+        <w:t xml:space="preserve"> based on hook rate (3-sec view %)</w:t>
+      </w:r>
+    </w:p>
+    <w:p>
+      <w:pPr>
+        <w:pStyle w:val="ListBullet"/>
+        <w:numPr>
+          <w:ilvl w:val="0"/>
+          <w:numId w:val="1"/>
+        </w:numPr>
+        <w:ind w:left="360" w:hanging="360"/>
+      </w:pPr>
+      <w:r>
+        <w:rPr/>
+        <w:t xml:space="preserve">After 10K impressions: </w:t>
+      </w:r>
+      <w:r>
+        <w:rPr>
+          <w:b/>
+        </w:rPr>
+        <w:t xml:space="preserve">scale the top 1</w:t>
+      </w:r>
+      <w:r>
+        <w:rPr/>
+        <w:t xml:space="preserve"> with ABO budget bump (+20% / 48 hrs)</w:t>
+      </w:r>
+    </w:p>
+    <w:p>
+      <w:pPr>
+        <w:pStyle w:val="Heading3"/>
+      </w:pPr>
+      <w:r>
+        <w:rPr/>
+        <w:t xml:space="preserve">B. The Refresh Cadence</w:t>
+      </w:r>
+    </w:p>
+    <w:tbl>
+      <w:tblPr>
+        <w:tblW w:w="9000" w:type="dxa"/>
+        <w:tblBorders>
+          <w:top w:val="single" w:sz="4" w:space="0" w:color="BFBFBF"/>
+          <w:left w:val="single" w:sz="4" w:space="0" w:color="BFBFBF"/>
+          <w:bottom w:val="single" w:sz="4" w:space="0" w:color="BFBFBF"/>
+          <w:right w:val="single" w:sz="4" w:space="0" w:color="BFBFBF"/>
+          <w:insideH w:val="single" w:sz="4" w:space="0" w:color="D9D9D9"/>
+          <w:insideV w:val="single" w:sz="4" w:space="0" w:color="D9D9D9"/>
+        </w:tblBorders>
+        <w:tblLayout w:type="fixed"/>
+      </w:tblPr>
+      <w:tblGrid>
+        <w:gridCol w:w="4500"/>
+        <w:gridCol w:w="4500"/>
+      </w:tblGrid>
+      <w:tr>
+        <w:trPr>
+          <w:tblHeader/>
+        </w:trPr>
+        <w:tc>
+          <w:tcPr>
+            <w:tcW w:w="4500" w:type="dxa"/>
+            <w:shd w:val="clear" w:color="auto" w:fill="4472C4"/>
+          </w:tcPr>
+          <w:p>
+            <w:pPr>
+              <w:spacing w:before="40" w:after="40"/>
+            </w:pPr>
+            <w:r>
+              <w:rPr>
+                <w:b/>
+                <w:color w:val="FFFFFF"/>
+              </w:rPr>
+              <w:t xml:space="preserve">Audience type</w:t>
+            </w:r>
+          </w:p>
+        </w:tc>
+        <w:tc>
+          <w:tcPr>
+            <w:tcW w:w="4500" w:type="dxa"/>
+            <w:shd w:val="clear" w:color="auto" w:fill="4472C4"/>
+          </w:tcPr>
+          <w:p>
+            <w:pPr>
+              <w:spacing w:before="40" w:after="40"/>
+            </w:pPr>
+            <w:r>
+              <w:rPr>
+                <w:b/>
+                <w:color w:val="FFFFFF"/>
+              </w:rPr>
+              <w:t xml:space="preserve">Creative refresh cycle</w:t>
+            </w:r>
+          </w:p>
+        </w:tc>
+      </w:tr>
+      <w:tr>
+        <w:tc>
+          <w:tcPr>
+            <w:tcW w:w="4500" w:type="dxa"/>
+          </w:tcPr>
+          <w:p>
+            <w:pPr>
+              <w:spacing w:before="40" w:after="40"/>
+            </w:pPr>
+            <w:r>
+              <w:rPr/>
+              <w:t xml:space="preserve">Cold acquisition</w:t>
+            </w:r>
+          </w:p>
+        </w:tc>
+        <w:tc>
+          <w:tcPr>
+            <w:tcW w:w="4500" w:type="dxa"/>
+          </w:tcPr>
+          <w:p>
+            <w:pPr>
+              <w:spacing w:before="40" w:after="40"/>
+            </w:pPr>
+            <w:r>
+              <w:rPr/>
+              <w:t xml:space="preserve">Every 7–10 days (women 18–24 fatigue 2x faster than men)</w:t>
+            </w:r>
+          </w:p>
+        </w:tc>
+      </w:tr>
+      <w:tr>
+        <w:tc>
+          <w:tcPr>
+            <w:tcW w:w="4500" w:type="dxa"/>
+          </w:tcPr>
+          <w:p>
+            <w:pPr>
+              <w:spacing w:before="40" w:after="40"/>
+            </w:pPr>
+            <w:r>
+              <w:rPr/>
+              <w:t xml:space="preserve">Retargeting (warm)</w:t>
+            </w:r>
+          </w:p>
+        </w:tc>
+        <w:tc>
+          <w:tcPr>
+            <w:tcW w:w="4500" w:type="dxa"/>
+          </w:tcPr>
+          <w:p>
+            <w:pPr>
+              <w:spacing w:before="40" w:after="40"/>
+            </w:pPr>
+            <w:r>
+              <w:rPr/>
+              <w:t xml:space="preserve">Every 14 days</w:t>
+            </w:r>
+          </w:p>
+        </w:tc>
+      </w:tr>
+      <w:tr>
+        <w:tc>
+          <w:tcPr>
+            <w:tcW w:w="4500" w:type="dxa"/>
+          </w:tcPr>
+          <w:p>
+            <w:pPr>
+              <w:spacing w:before="40" w:after="40"/>
+            </w:pPr>
+            <w:r>
+              <w:rPr/>
+              <w:t xml:space="preserve">Loyalty / repeat</w:t>
+            </w:r>
+          </w:p>
+        </w:tc>
+        <w:tc>
+          <w:tcPr>
+            <w:tcW w:w="4500" w:type="dxa"/>
+          </w:tcPr>
+          <w:p>
+            <w:pPr>
+              <w:spacing w:before="40" w:after="40"/>
+            </w:pPr>
+            <w:r>
+              <w:rPr/>
+              <w:t xml:space="preserve">Every 21 days</w:t>
+            </w:r>
+          </w:p>
+        </w:tc>
+      </w:tr>
+    </w:tbl>
+    <w:p/>
+    <w:p>
+      <w:pPr>
+        <w:pStyle w:val="Heading3"/>
+      </w:pPr>
+      <w:r>
+        <w:rPr/>
+        <w:t xml:space="preserve">C. KPIs to track (priority order)</w:t>
+      </w:r>
+    </w:p>
+    <w:tbl>
+      <w:tblPr>
+        <w:tblW w:w="9000" w:type="dxa"/>
+        <w:tblBorders>
+          <w:top w:val="single" w:sz="4" w:space="0" w:color="BFBFBF"/>
+          <w:left w:val="single" w:sz="4" w:space="0" w:color="BFBFBF"/>
+          <w:bottom w:val="single" w:sz="4" w:space="0" w:color="BFBFBF"/>
+          <w:right w:val="single" w:sz="4" w:space="0" w:color="BFBFBF"/>
+          <w:insideH w:val="single" w:sz="4" w:space="0" w:color="D9D9D9"/>
+          <w:insideV w:val="single" w:sz="4" w:space="0" w:color="D9D9D9"/>
+        </w:tblBorders>
+        <w:tblLayout w:type="fixed"/>
+      </w:tblPr>
+      <w:tblGrid>
+        <w:gridCol w:w="4500"/>
+        <w:gridCol w:w="4500"/>
+      </w:tblGrid>
+      <w:tr>
+        <w:trPr>
+          <w:tblHeader/>
+        </w:trPr>
+        <w:tc>
+          <w:tcPr>
+            <w:tcW w:w="4500" w:type="dxa"/>
+            <w:shd w:val="clear" w:color="auto" w:fill="4472C4"/>
+          </w:tcPr>
+          <w:p>
+            <w:pPr>
+              <w:spacing w:before="40" w:after="40"/>
+            </w:pPr>
+            <w:r>
+              <w:rPr>
+                <w:b/>
+                <w:color w:val="FFFFFF"/>
+              </w:rPr>
+              <w:t xml:space="preserve">Metric</w:t>
+            </w:r>
+          </w:p>
+        </w:tc>
+        <w:tc>
+          <w:tcPr>
+            <w:tcW w:w="4500" w:type="dxa"/>
+            <w:shd w:val="clear" w:color="auto" w:fill="4472C4"/>
+          </w:tcPr>
+          <w:p>
+            <w:pPr>
+              <w:spacing w:before="40" w:after="40"/>
+            </w:pPr>
+            <w:r>
+              <w:rPr>
+                <w:b/>
+                <w:color w:val="FFFFFF"/>
+              </w:rPr>
+              <w:t xml:space="preserve">Why it matters</w:t>
+            </w:r>
+          </w:p>
+        </w:tc>
+      </w:tr>
+      <w:tr>
+        <w:tc>
+          <w:tcPr>
+            <w:tcW w:w="4500" w:type="dxa"/>
+          </w:tcPr>
+          <w:p>
+            <w:pPr>
+              <w:spacing w:before="40" w:after="40"/>
+            </w:pPr>
+            <w:r>
+              <w:rPr>
+                <w:b/>
+              </w:rPr>
+              <w:t xml:space="preserve">Hook rate</w:t>
+            </w:r>
+            <w:r>
+              <w:rPr/>
+              <w:t xml:space="preserve"> (3-sec views / impressions)</w:t>
+            </w:r>
+          </w:p>
+        </w:tc>
+        <w:tc>
+          <w:tcPr>
+            <w:tcW w:w="4500" w:type="dxa"/>
+          </w:tcPr>
+          <w:p>
+            <w:pPr>
+              <w:spacing w:before="40" w:after="40"/>
+            </w:pPr>
+            <w:r>
+              <w:rPr/>
+              <w:t xml:space="preserve">Earliest predictor of creative health</w:t>
+            </w:r>
+          </w:p>
+        </w:tc>
+      </w:tr>
+      <w:tr>
+        <w:tc>
+          <w:tcPr>
+            <w:tcW w:w="4500" w:type="dxa"/>
+          </w:tcPr>
+          <w:p>
+            <w:pPr>
+              <w:spacing w:before="40" w:after="40"/>
+            </w:pPr>
+            <w:r>
+              <w:rPr>
+                <w:b/>
+              </w:rPr>
+              <w:t xml:space="preserve">ThruPlay rate</w:t>
+            </w:r>
+          </w:p>
+        </w:tc>
+        <w:tc>
+          <w:tcPr>
+            <w:tcW w:w="4500" w:type="dxa"/>
+          </w:tcPr>
+          <w:p>
+            <w:pPr>
+              <w:spacing w:before="40" w:after="40"/>
+            </w:pPr>
+            <w:r>
+              <w:rPr/>
+              <w:t xml:space="preserve">Reels scoring metric</w:t>
+            </w:r>
+          </w:p>
+        </w:tc>
+      </w:tr>
+      <w:tr>
+        <w:tc>
+          <w:tcPr>
+            <w:tcW w:w="4500" w:type="dxa"/>
+          </w:tcPr>
+          <w:p>
+            <w:pPr>
+              <w:spacing w:before="40" w:after="40"/>
+            </w:pPr>
+            <w:r>
+              <w:rPr>
+                <w:b/>
+              </w:rPr>
+              <w:t xml:space="preserve">Outbound CTR</w:t>
+            </w:r>
+          </w:p>
+        </w:tc>
+        <w:tc>
+          <w:tcPr>
+            <w:tcW w:w="4500" w:type="dxa"/>
+          </w:tcPr>
+          <w:p>
+            <w:pPr>
+              <w:spacing w:before="40" w:after="40"/>
+            </w:pPr>
+            <w:r>
+              <w:rPr/>
+              <w:t xml:space="preserve">Pure intent signal</w:t>
+            </w:r>
+          </w:p>
+        </w:tc>
+      </w:tr>
+      <w:tr>
+        <w:tc>
+          <w:tcPr>
+            <w:tcW w:w="4500" w:type="dxa"/>
+          </w:tcPr>
+          <w:p>
+            <w:pPr>
+              <w:spacing w:before="40" w:after="40"/>
+            </w:pPr>
+            <w:r>
+              <w:rPr>
+                <w:b/>
+              </w:rPr>
+              <w:t xml:space="preserve">Save rate</w:t>
+            </w:r>
+            <w:r>
+              <w:rPr/>
+              <w:t xml:space="preserve"> (organic)</w:t>
+            </w:r>
+          </w:p>
+        </w:tc>
+        <w:tc>
+          <w:tcPr>
+            <w:tcW w:w="4500" w:type="dxa"/>
+          </w:tcPr>
+          <w:p>
+            <w:pPr>
+              <w:spacing w:before="40" w:after="40"/>
+            </w:pPr>
+            <w:r>
+              <w:rPr/>
+              <w:t xml:space="preserve">Strongest correlation to purchase intent on female 18–35, esp. beauty/fashion</w:t>
+            </w:r>
+          </w:p>
+        </w:tc>
+      </w:tr>
+      <w:tr>
+        <w:tc>
+          <w:tcPr>
+            <w:tcW w:w="4500" w:type="dxa"/>
+          </w:tcPr>
+          <w:p>
+            <w:pPr>
+              <w:spacing w:before="40" w:after="40"/>
+            </w:pPr>
+            <w:r>
+              <w:rPr>
+                <w:b/>
+              </w:rPr>
+              <w:t xml:space="preserve">Cost per Add to Cart</w:t>
+            </w:r>
+          </w:p>
+        </w:tc>
+        <w:tc>
+          <w:tcPr>
+            <w:tcW w:w="4500" w:type="dxa"/>
+          </w:tcPr>
+          <w:p>
+            <w:pPr>
+              <w:spacing w:before="40" w:after="40"/>
+            </w:pPr>
+            <w:r>
+              <w:rPr/>
+              <w:t xml:space="preserve">Mid-funnel signal</w:t>
+            </w:r>
+          </w:p>
+        </w:tc>
+      </w:tr>
+      <w:tr>
+        <w:tc>
+          <w:tcPr>
+            <w:tcW w:w="4500" w:type="dxa"/>
+          </w:tcPr>
+          <w:p>
+            <w:pPr>
+              <w:spacing w:before="40" w:after="40"/>
+            </w:pPr>
+            <w:r>
+              <w:rPr>
+                <w:b/>
+              </w:rPr>
+              <w:t xml:space="preserve">ROAS by creative</w:t>
+            </w:r>
+          </w:p>
+        </w:tc>
+        <w:tc>
+          <w:tcPr>
+            <w:tcW w:w="4500" w:type="dxa"/>
+          </w:tcPr>
+          <w:p>
+            <w:pPr>
+              <w:spacing w:before="40" w:after="40"/>
+            </w:pPr>
+            <w:r>
+              <w:rPr/>
+              <w:t xml:space="preserve">Final scaling decision metric</w:t>
+            </w:r>
+          </w:p>
+        </w:tc>
+      </w:tr>
+      <w:tr>
+        <w:tc>
+          <w:tcPr>
+            <w:tcW w:w="4500" w:type="dxa"/>
+          </w:tcPr>
+          <w:p>
+            <w:pPr>
+              <w:spacing w:before="40" w:after="40"/>
+            </w:pPr>
+            <w:r>
+              <w:rPr>
+                <w:b/>
+              </w:rPr>
+              <w:t xml:space="preserve">Frequency</w:t>
+            </w:r>
+          </w:p>
+        </w:tc>
+        <w:tc>
+          <w:tcPr>
+            <w:tcW w:w="4500" w:type="dxa"/>
+          </w:tcPr>
+          <w:p>
+            <w:pPr>
+              <w:spacing w:before="40" w:after="40"/>
+            </w:pPr>
+            <w:r>
+              <w:rPr/>
+              <w:t xml:space="preserve">Above 3.5 = creative fatigue</w:t>
+            </w:r>
+          </w:p>
+        </w:tc>
+      </w:tr>
+    </w:tbl>
+    <w:p/>
+    <w:p>
+      <w:pPr>
+        <w:pStyle w:val="Heading3"/>
+      </w:pPr>
+      <w:r>
+        <w:rPr/>
+        <w:t xml:space="preserve">D. Daily / Weekly Cadence (for an in-house operator)</w:t>
+      </w:r>
+    </w:p>
+    <w:p>
+      <w:r>
+        <w:rPr>
+          <w:b/>
+        </w:rPr>
+        <w:t xml:space="preserve">Daily (15 min):</w:t>
+      </w:r>
+    </w:p>
+    <w:p>
+      <w:pPr>
+        <w:pStyle w:val="ListBullet"/>
+        <w:numPr>
+          <w:ilvl w:val="0"/>
+          <w:numId w:val="1"/>
+        </w:numPr>
+        <w:ind w:left="360" w:hanging="360"/>
+      </w:pPr>
+      <w:r>
+        <w:rPr/>
+        <w:t xml:space="preserve">Check spend pacing</w:t>
+      </w:r>
+    </w:p>
+    <w:p>
+      <w:pPr>
+        <w:pStyle w:val="ListBullet"/>
+        <w:numPr>
+          <w:ilvl w:val="0"/>
+          <w:numId w:val="1"/>
+        </w:numPr>
+        <w:ind w:left="360" w:hanging="360"/>
+      </w:pPr>
+      <w:r>
+        <w:rPr/>
+        <w:t xml:space="preserve">Pause any creative with &lt;0.5% CTR after 3K impressions</w:t>
+      </w:r>
+    </w:p>
+    <w:p>
+      <w:pPr>
+        <w:pStyle w:val="ListBullet"/>
+        <w:numPr>
+          <w:ilvl w:val="0"/>
+          <w:numId w:val="1"/>
+        </w:numPr>
+        <w:ind w:left="360" w:hanging="360"/>
+      </w:pPr>
+      <w:r>
+        <w:rPr/>
+        <w:t xml:space="preserve">Note any creative with &gt;3% CTR for moodboard</w:t>
+      </w:r>
+    </w:p>
+    <w:p>
+      <w:r>
+        <w:rPr>
+          <w:b/>
+        </w:rPr>
+        <w:t xml:space="preserve">Weekly (90 min):</w:t>
+      </w:r>
+    </w:p>
+    <w:p>
+      <w:pPr>
+        <w:pStyle w:val="ListBullet"/>
+        <w:numPr>
+          <w:ilvl w:val="0"/>
+          <w:numId w:val="1"/>
+        </w:numPr>
+        <w:ind w:left="360" w:hanging="360"/>
+      </w:pPr>
+      <w:r>
+        <w:rPr/>
+        <w:t xml:space="preserve">Refresh moodboard</w:t>
+      </w:r>
+    </w:p>
+    <w:p>
+      <w:pPr>
+        <w:pStyle w:val="ListBullet"/>
+        <w:numPr>
+          <w:ilvl w:val="0"/>
+          <w:numId w:val="1"/>
+        </w:numPr>
+        <w:ind w:left="360" w:hanging="360"/>
+      </w:pPr>
+      <w:r>
+        <w:rPr/>
+        <w:t xml:space="preserve">Brief 6 new creatives based on top performers</w:t>
+      </w:r>
+    </w:p>
+    <w:p>
+      <w:pPr>
+        <w:pStyle w:val="ListBullet"/>
+        <w:numPr>
+          <w:ilvl w:val="0"/>
+          <w:numId w:val="1"/>
+        </w:numPr>
+        <w:ind w:left="360" w:hanging="360"/>
+      </w:pPr>
+      <w:r>
+        <w:rPr/>
+        <w:t xml:space="preserve">Check Ad Library for 3 competitors → screenshot 5 ads</w:t>
+      </w:r>
+    </w:p>
+    <w:p>
+      <w:pPr>
+        <w:pStyle w:val="ListBullet"/>
+        <w:numPr>
+          <w:ilvl w:val="0"/>
+          <w:numId w:val="1"/>
+        </w:numPr>
+        <w:ind w:left="360" w:hanging="360"/>
+      </w:pPr>
+      <w:r>
+        <w:rPr/>
+        <w:t xml:space="preserve">Review CAPI match quality (&gt;70% target)</w:t>
+      </w:r>
+    </w:p>
+    <w:p>
+      <w:pPr>
+        <w:pBdr>
+          <w:bottom w:val="single" w:sz="6" w:space="1" w:color="BFBFBF"/>
+        </w:pBdr>
+      </w:pPr>
+    </w:p>
+    <w:p>
+      <w:pPr>
+        <w:pStyle w:val="Heading2"/>
+      </w:pPr>
+      <w:r>
+        <w:rPr/>
+        <w:t xml:space="preserve">22. COMPETITIVE INTELLIGENCE — META AD LIBRARY</w:t>
+      </w:r>
+    </w:p>
+    <w:p>
+      <w:r>
+        <w:rPr/>
+        <w:t xml:space="preserve">The single most underused tool in Indian female-marketing.</w:t>
+      </w:r>
+    </w:p>
+    <w:p>
+      <w:r>
+        <w:rPr>
+          <w:b/>
+        </w:rPr>
+        <w:t xml:space="preserve">URL:</w:t>
+      </w:r>
+      <w:r>
+        <w:rPr/>
+        <w:t xml:space="preserve"> facebook.com/ads/library</w:t>
+      </w:r>
+    </w:p>
+    <w:p>
+      <w:r>
+        <w:rPr>
+          <w:b/>
+        </w:rPr>
+        <w:t xml:space="preserve">How to use:</w:t>
+      </w:r>
+    </w:p>
+    <w:p>
+      <w:pPr>
+        <w:pStyle w:val="ListNumber"/>
+        <w:numPr>
+          <w:ilvl w:val="0"/>
+          <w:numId w:val="2"/>
+        </w:numPr>
+        <w:ind w:left="360" w:hanging="360"/>
+      </w:pPr>
+      <w:r>
+        <w:rPr/>
+        <w:t xml:space="preserve">Filter: Country = India, Status = Active, Date = last 30 days</w:t>
+      </w:r>
+    </w:p>
+    <w:p>
+      <w:pPr>
+        <w:pStyle w:val="ListNumber"/>
+        <w:numPr>
+          <w:ilvl w:val="0"/>
+          <w:numId w:val="2"/>
+        </w:numPr>
+        <w:ind w:left="360" w:hanging="360"/>
+      </w:pPr>
+      <w:r>
+        <w:rPr/>
+        <w:t xml:space="preserve">Search for top 3 competitors in your category</w:t>
+      </w:r>
+    </w:p>
+    <w:p>
+      <w:pPr>
+        <w:pStyle w:val="ListNumber"/>
+        <w:numPr>
+          <w:ilvl w:val="0"/>
+          <w:numId w:val="2"/>
+        </w:numPr>
+        <w:ind w:left="360" w:hanging="360"/>
+      </w:pPr>
+      <w:r>
+        <w:rPr/>
+        <w:t xml:space="preserve">Note: which creatives have been running 30+ days (these are winners — Meta only keeps profitable creatives running that long)</w:t>
+      </w:r>
+    </w:p>
+    <w:p>
+      <w:pPr>
+        <w:pStyle w:val="ListNumber"/>
+        <w:numPr>
+          <w:ilvl w:val="0"/>
+          <w:numId w:val="2"/>
+        </w:numPr>
+        <w:ind w:left="360" w:hanging="360"/>
+      </w:pPr>
+      <w:r>
+        <w:rPr/>
+        <w:t xml:space="preserve">Screenshot 10 of these and reverse-engineer:</w:t>
+      </w:r>
+    </w:p>
+    <w:p>
+      <w:pPr>
+        <w:pStyle w:val="ListBullet"/>
+        <w:numPr>
+          <w:ilvl w:val="0"/>
+          <w:numId w:val="1"/>
+        </w:numPr>
+        <w:ind w:left="360" w:hanging="360"/>
+      </w:pPr>
+      <w:r>
+        <w:rPr/>
+        <w:t xml:space="preserve">Hook structure</w:t>
+      </w:r>
+    </w:p>
+    <w:p>
+      <w:pPr>
+        <w:pStyle w:val="ListBullet"/>
+        <w:numPr>
+          <w:ilvl w:val="0"/>
+          <w:numId w:val="1"/>
+        </w:numPr>
+        <w:ind w:left="360" w:hanging="360"/>
+      </w:pPr>
+      <w:r>
+        <w:rPr/>
+        <w:t xml:space="preserve">Visual style</w:t>
+      </w:r>
+    </w:p>
+    <w:p>
+      <w:pPr>
+        <w:pStyle w:val="ListBullet"/>
+        <w:numPr>
+          <w:ilvl w:val="0"/>
+          <w:numId w:val="1"/>
+        </w:numPr>
+        <w:ind w:left="360" w:hanging="360"/>
+      </w:pPr>
+      <w:r>
+        <w:rPr/>
+        <w:t xml:space="preserve">Caption length &amp; tone</w:t>
+      </w:r>
+    </w:p>
+    <w:p>
+      <w:pPr>
+        <w:pStyle w:val="ListBullet"/>
+        <w:numPr>
+          <w:ilvl w:val="0"/>
+          <w:numId w:val="1"/>
+        </w:numPr>
+        <w:ind w:left="360" w:hanging="360"/>
+      </w:pPr>
+      <w:r>
+        <w:rPr/>
+        <w:t xml:space="preserve">CTA button choice</w:t>
+      </w:r>
+    </w:p>
+    <w:p>
+      <w:pPr>
+        <w:pStyle w:val="ListBullet"/>
+        <w:numPr>
+          <w:ilvl w:val="0"/>
+          <w:numId w:val="1"/>
+        </w:numPr>
+        <w:ind w:left="360" w:hanging="360"/>
+      </w:pPr>
+      <w:r>
+        <w:rPr/>
+        <w:t xml:space="preserve">Landing page from the click</w:t>
+      </w:r>
+    </w:p>
+    <w:p>
+      <w:r>
+        <w:rPr>
+          <w:b/>
+        </w:rPr>
+        <w:t xml:space="preserve">Brands worth studying for female 18–35 creative:</w:t>
+      </w:r>
+    </w:p>
+    <w:p>
+      <w:pPr>
+        <w:pStyle w:val="ListBullet"/>
+        <w:numPr>
+          <w:ilvl w:val="0"/>
+          <w:numId w:val="1"/>
+        </w:numPr>
+        <w:ind w:left="360" w:hanging="360"/>
+      </w:pPr>
+      <w:r>
+        <w:rPr/>
+        <w:t xml:space="preserve">Mamaearth (mass beauty UGC machine)</w:t>
+      </w:r>
+    </w:p>
+    <w:p>
+      <w:pPr>
+        <w:pStyle w:val="ListBullet"/>
+        <w:numPr>
+          <w:ilvl w:val="0"/>
+          <w:numId w:val="1"/>
+        </w:numPr>
+        <w:ind w:left="360" w:hanging="360"/>
+      </w:pPr>
+      <w:r>
+        <w:rPr/>
+        <w:t xml:space="preserve">Sugar Cosmetics (Gen-Z native)</w:t>
+      </w:r>
+    </w:p>
+    <w:p>
+      <w:pPr>
+        <w:pStyle w:val="ListBullet"/>
+        <w:numPr>
+          <w:ilvl w:val="0"/>
+          <w:numId w:val="1"/>
+        </w:numPr>
+        <w:ind w:left="360" w:hanging="360"/>
+      </w:pPr>
+      <w:r>
+        <w:rPr/>
+        <w:t xml:space="preserve">Foxtale (premium UGC, performance-led)</w:t>
+      </w:r>
+    </w:p>
+    <w:p>
+      <w:pPr>
+        <w:pStyle w:val="ListBullet"/>
+        <w:numPr>
+          <w:ilvl w:val="0"/>
+          <w:numId w:val="1"/>
+        </w:numPr>
+        <w:ind w:left="360" w:hanging="360"/>
+      </w:pPr>
+      <w:r>
+        <w:rPr/>
+        <w:t xml:space="preserve">Snitch (try-on Reels mastery)</w:t>
+      </w:r>
+    </w:p>
+    <w:p>
+      <w:pPr>
+        <w:pStyle w:val="ListBullet"/>
+        <w:numPr>
+          <w:ilvl w:val="0"/>
+          <w:numId w:val="1"/>
+        </w:numPr>
+        <w:ind w:left="360" w:hanging="360"/>
+      </w:pPr>
+      <w:r>
+        <w:rPr/>
+        <w:t xml:space="preserve">Newme (fast-fashion drops + influencer seeding)</w:t>
+      </w:r>
+    </w:p>
+    <w:p>
+      <w:pPr>
+        <w:pStyle w:val="ListBullet"/>
+        <w:numPr>
+          <w:ilvl w:val="0"/>
+          <w:numId w:val="1"/>
+        </w:numPr>
+        <w:ind w:left="360" w:hanging="360"/>
+      </w:pPr>
+      <w:r>
+        <w:rPr/>
+        <w:t xml:space="preserve">LXME (fintech-for-women narrative)</w:t>
+      </w:r>
+    </w:p>
+    <w:p>
+      <w:pPr>
+        <w:pStyle w:val="ListBullet"/>
+        <w:numPr>
+          <w:ilvl w:val="0"/>
+          <w:numId w:val="1"/>
+        </w:numPr>
+        <w:ind w:left="360" w:hanging="360"/>
+      </w:pPr>
+      <w:r>
+        <w:rPr/>
+        <w:t xml:space="preserve">Amaha (sensitive-category creative done right)</w:t>
+      </w:r>
+    </w:p>
+    <w:p>
+      <w:pPr>
+        <w:pStyle w:val="ListBullet"/>
+        <w:numPr>
+          <w:ilvl w:val="0"/>
+          <w:numId w:val="1"/>
+        </w:numPr>
+        <w:ind w:left="360" w:hanging="360"/>
+      </w:pPr>
+      <w:r>
+        <w:rPr/>
+        <w:t xml:space="preserve">Cult.fit (lifestyle integration)</w:t>
+      </w:r>
+    </w:p>
+    <w:p>
+      <w:pPr>
+        <w:pBdr>
+          <w:bottom w:val="single" w:sz="6" w:space="1" w:color="BFBFBF"/>
+        </w:pBdr>
+      </w:pPr>
+    </w:p>
+    <w:p>
+      <w:pPr>
+        <w:pStyle w:val="Heading2"/>
+      </w:pPr>
+      <w:r>
+        <w:rPr/>
+        <w:t xml:space="preserve">23. 7-DAY LAUNCH TIMELINE (Day-by-day)</w:t>
+      </w:r>
+    </w:p>
+    <w:tbl>
+      <w:tblPr>
+        <w:tblW w:w="9000" w:type="dxa"/>
+        <w:tblBorders>
+          <w:top w:val="single" w:sz="4" w:space="0" w:color="BFBFBF"/>
+          <w:left w:val="single" w:sz="4" w:space="0" w:color="BFBFBF"/>
+          <w:bottom w:val="single" w:sz="4" w:space="0" w:color="BFBFBF"/>
+          <w:right w:val="single" w:sz="4" w:space="0" w:color="BFBFBF"/>
+          <w:insideH w:val="single" w:sz="4" w:space="0" w:color="D9D9D9"/>
+          <w:insideV w:val="single" w:sz="4" w:space="0" w:color="D9D9D9"/>
+        </w:tblBorders>
+        <w:tblLayout w:type="fixed"/>
+      </w:tblPr>
+      <w:tblGrid>
+        <w:gridCol w:w="4500"/>
+        <w:gridCol w:w="4500"/>
+      </w:tblGrid>
+      <w:tr>
+        <w:trPr>
+          <w:tblHeader/>
+        </w:trPr>
+        <w:tc>
+          <w:tcPr>
+            <w:tcW w:w="4500" w:type="dxa"/>
+            <w:shd w:val="clear" w:color="auto" w:fill="4472C4"/>
+          </w:tcPr>
+          <w:p>
+            <w:pPr>
+              <w:spacing w:before="40" w:after="40"/>
+            </w:pPr>
+            <w:r>
+              <w:rPr>
+                <w:b/>
+                <w:color w:val="FFFFFF"/>
+              </w:rPr>
+              <w:t xml:space="preserve">Day</w:t>
+            </w:r>
+          </w:p>
+        </w:tc>
+        <w:tc>
+          <w:tcPr>
+            <w:tcW w:w="4500" w:type="dxa"/>
+            <w:shd w:val="clear" w:color="auto" w:fill="4472C4"/>
+          </w:tcPr>
+          <w:p>
+            <w:pPr>
+              <w:spacing w:before="40" w:after="40"/>
+            </w:pPr>
+            <w:r>
+              <w:rPr>
+                <w:b/>
+                <w:color w:val="FFFFFF"/>
+              </w:rPr>
+              <w:t xml:space="preserve">Task</w:t>
+            </w:r>
+          </w:p>
+        </w:tc>
+      </w:tr>
+      <w:tr>
+        <w:tc>
+          <w:tcPr>
+            <w:tcW w:w="4500" w:type="dxa"/>
+          </w:tcPr>
+          <w:p>
+            <w:pPr>
+              <w:spacing w:before="40" w:after="40"/>
+            </w:pPr>
+            <w:r>
+              <w:rPr/>
+              <w:t xml:space="preserve">Day -7</w:t>
+            </w:r>
+          </w:p>
+        </w:tc>
+        <w:tc>
+          <w:tcPr>
+            <w:tcW w:w="4500" w:type="dxa"/>
+          </w:tcPr>
+          <w:p>
+            <w:pPr>
+              <w:spacing w:before="40" w:after="40"/>
+            </w:pPr>
+            <w:r>
+              <w:rPr/>
+              <w:t xml:space="preserve">Set up Pixel + Conversions API. Connect IG Business. Verify domain.</w:t>
+            </w:r>
+          </w:p>
+        </w:tc>
+      </w:tr>
+      <w:tr>
+        <w:tc>
+          <w:tcPr>
+            <w:tcW w:w="4500" w:type="dxa"/>
+          </w:tcPr>
+          <w:p>
+            <w:pPr>
+              <w:spacing w:before="40" w:after="40"/>
+            </w:pPr>
+            <w:r>
+              <w:rPr/>
+              <w:t xml:space="preserve">Day -5</w:t>
+            </w:r>
+          </w:p>
+        </w:tc>
+        <w:tc>
+          <w:tcPr>
+            <w:tcW w:w="4500" w:type="dxa"/>
+          </w:tcPr>
+          <w:p>
+            <w:pPr>
+              <w:spacing w:before="40" w:after="40"/>
+            </w:pPr>
+            <w:r>
+              <w:rPr/>
+              <w:t xml:space="preserve">Upload customer list (hashed). Build 5 custom audiences (§18.C).</w:t>
+            </w:r>
+          </w:p>
+        </w:tc>
+      </w:tr>
+      <w:tr>
+        <w:tc>
+          <w:tcPr>
+            <w:tcW w:w="4500" w:type="dxa"/>
+          </w:tcPr>
+          <w:p>
+            <w:pPr>
+              <w:spacing w:before="40" w:after="40"/>
+            </w:pPr>
+            <w:r>
+              <w:rPr/>
+              <w:t xml:space="preserve">Day -3</w:t>
+            </w:r>
+          </w:p>
+        </w:tc>
+        <w:tc>
+          <w:tcPr>
+            <w:tcW w:w="4500" w:type="dxa"/>
+          </w:tcPr>
+          <w:p>
+            <w:pPr>
+              <w:spacing w:before="40" w:after="40"/>
+            </w:pPr>
+            <w:r>
+              <w:rPr/>
+              <w:t xml:space="preserve">Brief and shoot/source 10 UGC creatives. Do NOT start with studio.</w:t>
+            </w:r>
+          </w:p>
+        </w:tc>
+      </w:tr>
+      <w:tr>
+        <w:tc>
+          <w:tcPr>
+            <w:tcW w:w="4500" w:type="dxa"/>
+          </w:tcPr>
+          <w:p>
+            <w:pPr>
+              <w:spacing w:before="40" w:after="40"/>
+            </w:pPr>
+            <w:r>
+              <w:rPr/>
+              <w:t xml:space="preserve">Day -1</w:t>
+            </w:r>
+          </w:p>
+        </w:tc>
+        <w:tc>
+          <w:tcPr>
+            <w:tcW w:w="4500" w:type="dxa"/>
+          </w:tcPr>
+          <w:p>
+            <w:pPr>
+              <w:spacing w:before="40" w:after="40"/>
+            </w:pPr>
+            <w:r>
+              <w:rPr/>
+              <w:t xml:space="preserve">Build campaign structure: Tier 1 ASC + Tier 2 retargeting + Creative Lab. Set daily budget.</w:t>
+            </w:r>
+          </w:p>
+        </w:tc>
+      </w:tr>
+      <w:tr>
+        <w:tc>
+          <w:tcPr>
+            <w:tcW w:w="4500" w:type="dxa"/>
+          </w:tcPr>
+          <w:p>
+            <w:pPr>
+              <w:spacing w:before="40" w:after="40"/>
+            </w:pPr>
+            <w:r>
+              <w:rPr>
+                <w:b/>
+              </w:rPr>
+              <w:t xml:space="preserve">Day 1</w:t>
+            </w:r>
+          </w:p>
+        </w:tc>
+        <w:tc>
+          <w:tcPr>
+            <w:tcW w:w="4500" w:type="dxa"/>
+          </w:tcPr>
+          <w:p>
+            <w:pPr>
+              <w:spacing w:before="40" w:after="40"/>
+            </w:pPr>
+            <w:r>
+              <w:rPr/>
+              <w:t xml:space="preserve">LAUNCH. Spend = 80% of planned, hold 20% reserve.</w:t>
+            </w:r>
+          </w:p>
+        </w:tc>
+      </w:tr>
+      <w:tr>
+        <w:tc>
+          <w:tcPr>
+            <w:tcW w:w="4500" w:type="dxa"/>
+          </w:tcPr>
+          <w:p>
+            <w:pPr>
+              <w:spacing w:before="40" w:after="40"/>
+            </w:pPr>
+            <w:r>
+              <w:rPr/>
+              <w:t xml:space="preserve">Day 2</w:t>
+            </w:r>
+          </w:p>
+        </w:tc>
+        <w:tc>
+          <w:tcPr>
+            <w:tcW w:w="4500" w:type="dxa"/>
+          </w:tcPr>
+          <w:p>
+            <w:pPr>
+              <w:spacing w:before="40" w:after="40"/>
+            </w:pPr>
+            <w:r>
+              <w:rPr/>
+              <w:t xml:space="preserve">Hands off. Don't edit. Let Meta learn.</w:t>
+            </w:r>
+          </w:p>
+        </w:tc>
+      </w:tr>
+      <w:tr>
+        <w:tc>
+          <w:tcPr>
+            <w:tcW w:w="4500" w:type="dxa"/>
+          </w:tcPr>
+          <w:p>
+            <w:pPr>
+              <w:spacing w:before="40" w:after="40"/>
+            </w:pPr>
+            <w:r>
+              <w:rPr/>
+              <w:t xml:space="preserve">Day 3</w:t>
+            </w:r>
+          </w:p>
+        </w:tc>
+        <w:tc>
+          <w:tcPr>
+            <w:tcW w:w="4500" w:type="dxa"/>
+          </w:tcPr>
+          <w:p>
+            <w:pPr>
+              <w:spacing w:before="40" w:after="40"/>
+            </w:pPr>
+            <w:r>
+              <w:rPr/>
+              <w:t xml:space="preserve">First check. Kill bottom 30% of creatives by hook rate.</w:t>
+            </w:r>
+          </w:p>
+        </w:tc>
+      </w:tr>
+      <w:tr>
+        <w:tc>
+          <w:tcPr>
+            <w:tcW w:w="4500" w:type="dxa"/>
+          </w:tcPr>
+          <w:p>
+            <w:pPr>
+              <w:spacing w:before="40" w:after="40"/>
+            </w:pPr>
+            <w:r>
+              <w:rPr/>
+              <w:t xml:space="preserve">Day 4</w:t>
+            </w:r>
+          </w:p>
+        </w:tc>
+        <w:tc>
+          <w:tcPr>
+            <w:tcW w:w="4500" w:type="dxa"/>
+          </w:tcPr>
+          <w:p>
+            <w:pPr>
+              <w:spacing w:before="40" w:after="40"/>
+            </w:pPr>
+            <w:r>
+              <w:rPr/>
+              <w:t xml:space="preserve">Add 2 new creatives based on what's working.</w:t>
+            </w:r>
+          </w:p>
+        </w:tc>
+      </w:tr>
+      <w:tr>
+        <w:tc>
+          <w:tcPr>
+            <w:tcW w:w="4500" w:type="dxa"/>
+          </w:tcPr>
+          <w:p>
+            <w:pPr>
+              <w:spacing w:before="40" w:after="40"/>
+            </w:pPr>
+            <w:r>
+              <w:rPr/>
+              <w:t xml:space="preserve">Day 5</w:t>
+            </w:r>
+          </w:p>
+        </w:tc>
+        <w:tc>
+          <w:tcPr>
+            <w:tcW w:w="4500" w:type="dxa"/>
+          </w:tcPr>
+          <w:p>
+            <w:pPr>
+              <w:spacing w:before="40" w:after="40"/>
+            </w:pPr>
+            <w:r>
+              <w:rPr/>
+              <w:t xml:space="preserve">Scale top creative +20%.</w:t>
+            </w:r>
+          </w:p>
+        </w:tc>
+      </w:tr>
+      <w:tr>
+        <w:tc>
+          <w:tcPr>
+            <w:tcW w:w="4500" w:type="dxa"/>
+          </w:tcPr>
+          <w:p>
+            <w:pPr>
+              <w:spacing w:before="40" w:after="40"/>
+            </w:pPr>
+            <w:r>
+              <w:rPr/>
+              <w:t xml:space="preserve">Day 6</w:t>
+            </w:r>
+          </w:p>
+        </w:tc>
+        <w:tc>
+          <w:tcPr>
+            <w:tcW w:w="4500" w:type="dxa"/>
+          </w:tcPr>
+          <w:p>
+            <w:pPr>
+              <w:spacing w:before="40" w:after="40"/>
+            </w:pPr>
+            <w:r>
+              <w:rPr/>
+              <w:t xml:space="preserve">Add retargeting layer activations.</w:t>
+            </w:r>
+          </w:p>
+        </w:tc>
+      </w:tr>
+      <w:tr>
+        <w:tc>
+          <w:tcPr>
+            <w:tcW w:w="4500" w:type="dxa"/>
+          </w:tcPr>
+          <w:p>
+            <w:pPr>
+              <w:spacing w:before="40" w:after="40"/>
+            </w:pPr>
+            <w:r>
+              <w:rPr/>
+              <w:t xml:space="preserve">Day 7</w:t>
+            </w:r>
+          </w:p>
+        </w:tc>
+        <w:tc>
+          <w:tcPr>
+            <w:tcW w:w="4500" w:type="dxa"/>
+          </w:tcPr>
+          <w:p>
+            <w:pPr>
+              <w:spacing w:before="40" w:after="40"/>
+            </w:pPr>
+            <w:r>
+              <w:rPr/>
+              <w:t xml:space="preserve">Review week-1 ROAS. Plan week-2 creative refresh.</w:t>
+            </w:r>
+          </w:p>
+        </w:tc>
+      </w:tr>
+    </w:tbl>
+    <w:p/>
+    <w:p>
+      <w:pPr>
+        <w:pBdr>
+          <w:bottom w:val="single" w:sz="6" w:space="1" w:color="BFBFBF"/>
+        </w:pBdr>
+      </w:pPr>
+    </w:p>
+    <w:p>
+      <w:pPr>
+        <w:pStyle w:val="Heading2"/>
+      </w:pPr>
+      <w:r>
+        <w:rPr/>
+        <w:t xml:space="preserve">24. BUDGET BENCHMARKS (India, May 2026)</w:t>
+      </w:r>
+    </w:p>
+    <w:tbl>
+      <w:tblPr>
+        <w:tblW w:w="9000" w:type="dxa"/>
+        <w:tblBorders>
+          <w:top w:val="single" w:sz="4" w:space="0" w:color="BFBFBF"/>
+          <w:left w:val="single" w:sz="4" w:space="0" w:color="BFBFBF"/>
+          <w:bottom w:val="single" w:sz="4" w:space="0" w:color="BFBFBF"/>
+          <w:right w:val="single" w:sz="4" w:space="0" w:color="BFBFBF"/>
+          <w:insideH w:val="single" w:sz="4" w:space="0" w:color="D9D9D9"/>
+          <w:insideV w:val="single" w:sz="4" w:space="0" w:color="D9D9D9"/>
+        </w:tblBorders>
+        <w:tblLayout w:type="fixed"/>
+      </w:tblPr>
+      <w:tblGrid>
+        <w:gridCol w:w="3000"/>
+        <w:gridCol w:w="3000"/>
+        <w:gridCol w:w="3000"/>
+      </w:tblGrid>
+      <w:tr>
+        <w:trPr>
+          <w:tblHeader/>
+        </w:trPr>
+        <w:tc>
+          <w:tcPr>
+            <w:tcW w:w="3000" w:type="dxa"/>
+            <w:shd w:val="clear" w:color="auto" w:fill="4472C4"/>
+          </w:tcPr>
+          <w:p>
+            <w:pPr>
+              <w:spacing w:before="40" w:after="40"/>
+            </w:pPr>
+            <w:r>
+              <w:rPr>
+                <w:b/>
+                <w:color w:val="FFFFFF"/>
+              </w:rPr>
+              <w:t xml:space="preserve">Metric</w:t>
+            </w:r>
+          </w:p>
+        </w:tc>
+        <w:tc>
+          <w:tcPr>
+            <w:tcW w:w="3000" w:type="dxa"/>
+            <w:shd w:val="clear" w:color="auto" w:fill="4472C4"/>
+          </w:tcPr>
+          <w:p>
+            <w:pPr>
+              <w:spacing w:before="40" w:after="40"/>
+            </w:pPr>
+            <w:r>
+              <w:rPr>
+                <w:b/>
+                <w:color w:val="FFFFFF"/>
+              </w:rPr>
+              <w:t xml:space="preserve">Cold acquisition (female 18–35)</w:t>
+            </w:r>
+          </w:p>
+        </w:tc>
+        <w:tc>
+          <w:tcPr>
+            <w:tcW w:w="3000" w:type="dxa"/>
+            <w:shd w:val="clear" w:color="auto" w:fill="4472C4"/>
+          </w:tcPr>
+          <w:p>
+            <w:pPr>
+              <w:spacing w:before="40" w:after="40"/>
+            </w:pPr>
+            <w:r>
+              <w:rPr>
+                <w:b/>
+                <w:color w:val="FFFFFF"/>
+              </w:rPr>
+              <w:t xml:space="preserve">Retargeting</w:t>
+            </w:r>
+          </w:p>
+        </w:tc>
+      </w:tr>
+      <w:tr>
+        <w:tc>
+          <w:tcPr>
+            <w:tcW w:w="3000" w:type="dxa"/>
+          </w:tcPr>
+          <w:p>
+            <w:pPr>
+              <w:spacing w:before="40" w:after="40"/>
+            </w:pPr>
+            <w:r>
+              <w:rPr>
+                <w:b/>
+              </w:rPr>
+              <w:t xml:space="preserve">CPM (Reels, India)</w:t>
+            </w:r>
+          </w:p>
+        </w:tc>
+        <w:tc>
+          <w:tcPr>
+            <w:tcW w:w="3000" w:type="dxa"/>
+          </w:tcPr>
+          <w:p>
+            <w:pPr>
+              <w:spacing w:before="40" w:after="40"/>
+            </w:pPr>
+            <w:r>
+              <w:rPr/>
+              <w:t xml:space="preserve">₹120–₹280</w:t>
+            </w:r>
+          </w:p>
+        </w:tc>
+        <w:tc>
+          <w:tcPr>
+            <w:tcW w:w="3000" w:type="dxa"/>
+          </w:tcPr>
+          <w:p>
+            <w:pPr>
+              <w:spacing w:before="40" w:after="40"/>
+            </w:pPr>
+            <w:r>
+              <w:rPr/>
+              <w:t xml:space="preserve">₹220–₹450</w:t>
+            </w:r>
+          </w:p>
+        </w:tc>
+      </w:tr>
+      <w:tr>
+        <w:tc>
+          <w:tcPr>
+            <w:tcW w:w="3000" w:type="dxa"/>
+          </w:tcPr>
+          <w:p>
+            <w:pPr>
+              <w:spacing w:before="40" w:after="40"/>
+            </w:pPr>
+            <w:r>
+              <w:rPr>
+                <w:b/>
+              </w:rPr>
+              <w:t xml:space="preserve">CPC (Reels)</w:t>
+            </w:r>
+          </w:p>
+        </w:tc>
+        <w:tc>
+          <w:tcPr>
+            <w:tcW w:w="3000" w:type="dxa"/>
+          </w:tcPr>
+          <w:p>
+            <w:pPr>
+              <w:spacing w:before="40" w:after="40"/>
+            </w:pPr>
+            <w:r>
+              <w:rPr/>
+              <w:t xml:space="preserve">₹4–₹14</w:t>
+            </w:r>
+          </w:p>
+        </w:tc>
+        <w:tc>
+          <w:tcPr>
+            <w:tcW w:w="3000" w:type="dxa"/>
+          </w:tcPr>
+          <w:p>
+            <w:pPr>
+              <w:spacing w:before="40" w:after="40"/>
+            </w:pPr>
+            <w:r>
+              <w:rPr/>
+              <w:t xml:space="preserve">₹6–₹22</w:t>
+            </w:r>
+          </w:p>
+        </w:tc>
+      </w:tr>
+      <w:tr>
+        <w:tc>
+          <w:tcPr>
+            <w:tcW w:w="3000" w:type="dxa"/>
+          </w:tcPr>
+          <w:p>
+            <w:pPr>
+              <w:spacing w:before="40" w:after="40"/>
+            </w:pPr>
+            <w:r>
+              <w:rPr>
+                <w:b/>
+              </w:rPr>
+              <w:t xml:space="preserve">CTR (good)</w:t>
+            </w:r>
+          </w:p>
+        </w:tc>
+        <w:tc>
+          <w:tcPr>
+            <w:tcW w:w="3000" w:type="dxa"/>
+          </w:tcPr>
+          <w:p>
+            <w:pPr>
+              <w:spacing w:before="40" w:after="40"/>
+            </w:pPr>
+            <w:r>
+              <w:rPr/>
+              <w:t xml:space="preserve">1.4%+</w:t>
+            </w:r>
+          </w:p>
+        </w:tc>
+        <w:tc>
+          <w:tcPr>
+            <w:tcW w:w="3000" w:type="dxa"/>
+          </w:tcPr>
+          <w:p>
+            <w:pPr>
+              <w:spacing w:before="40" w:after="40"/>
+            </w:pPr>
+            <w:r>
+              <w:rPr/>
+              <w:t xml:space="preserve">2.5%+</w:t>
+            </w:r>
+          </w:p>
+        </w:tc>
+      </w:tr>
+      <w:tr>
+        <w:tc>
+          <w:tcPr>
+            <w:tcW w:w="3000" w:type="dxa"/>
+          </w:tcPr>
+          <w:p>
+            <w:pPr>
+              <w:spacing w:before="40" w:after="40"/>
+            </w:pPr>
+            <w:r>
+              <w:rPr>
+                <w:b/>
+              </w:rPr>
+              <w:t xml:space="preserve">CTR (great)</w:t>
+            </w:r>
+          </w:p>
+        </w:tc>
+        <w:tc>
+          <w:tcPr>
+            <w:tcW w:w="3000" w:type="dxa"/>
+          </w:tcPr>
+          <w:p>
+            <w:pPr>
+              <w:spacing w:before="40" w:after="40"/>
+            </w:pPr>
+            <w:r>
+              <w:rPr/>
+              <w:t xml:space="preserve">2.8%+</w:t>
+            </w:r>
+          </w:p>
+        </w:tc>
+        <w:tc>
+          <w:tcPr>
+            <w:tcW w:w="3000" w:type="dxa"/>
+          </w:tcPr>
+          <w:p>
+            <w:pPr>
+              <w:spacing w:before="40" w:after="40"/>
+            </w:pPr>
+            <w:r>
+              <w:rPr/>
+              <w:t xml:space="preserve">4.5%+</w:t>
+            </w:r>
+          </w:p>
+        </w:tc>
+      </w:tr>
+      <w:tr>
+        <w:tc>
+          <w:tcPr>
+            <w:tcW w:w="3000" w:type="dxa"/>
+          </w:tcPr>
+          <w:p>
+            <w:pPr>
+              <w:spacing w:before="40" w:after="40"/>
+            </w:pPr>
+            <w:r>
+              <w:rPr>
+                <w:b/>
+              </w:rPr>
+              <w:t xml:space="preserve">CPA (e-comm AOV ₹500–₹1500)</w:t>
+            </w:r>
+          </w:p>
+        </w:tc>
+        <w:tc>
+          <w:tcPr>
+            <w:tcW w:w="3000" w:type="dxa"/>
+          </w:tcPr>
+          <w:p>
+            <w:pPr>
+              <w:spacing w:before="40" w:after="40"/>
+            </w:pPr>
+            <w:r>
+              <w:rPr/>
+              <w:t xml:space="preserve">₹180–₹450</w:t>
+            </w:r>
+          </w:p>
+        </w:tc>
+        <w:tc>
+          <w:tcPr>
+            <w:tcW w:w="3000" w:type="dxa"/>
+          </w:tcPr>
+          <w:p>
+            <w:pPr>
+              <w:spacing w:before="40" w:after="40"/>
+            </w:pPr>
+            <w:r>
+              <w:rPr/>
+              <w:t xml:space="preserve">₹70–₹220</w:t>
+            </w:r>
+          </w:p>
+        </w:tc>
+      </w:tr>
+      <w:tr>
+        <w:tc>
+          <w:tcPr>
+            <w:tcW w:w="3000" w:type="dxa"/>
+          </w:tcPr>
+          <w:p>
+            <w:pPr>
+              <w:spacing w:before="40" w:after="40"/>
+            </w:pPr>
+            <w:r>
+              <w:rPr>
+                <w:b/>
+              </w:rPr>
+              <w:t xml:space="preserve">ROAS (e-comm Day 7 view-through)</w:t>
+            </w:r>
+          </w:p>
+        </w:tc>
+        <w:tc>
+          <w:tcPr>
+            <w:tcW w:w="3000" w:type="dxa"/>
+          </w:tcPr>
+          <w:p>
+            <w:pPr>
+              <w:spacing w:before="40" w:after="40"/>
+            </w:pPr>
+            <w:r>
+              <w:rPr/>
+              <w:t xml:space="preserve">1.4–2.4x</w:t>
+            </w:r>
+          </w:p>
+        </w:tc>
+        <w:tc>
+          <w:tcPr>
+            <w:tcW w:w="3000" w:type="dxa"/>
+          </w:tcPr>
+          <w:p>
+            <w:pPr>
+              <w:spacing w:before="40" w:after="40"/>
+            </w:pPr>
+            <w:r>
+              <w:rPr/>
+              <w:t xml:space="preserve">4–9x</w:t>
+            </w:r>
+          </w:p>
+        </w:tc>
+      </w:tr>
+      <w:tr>
+        <w:tc>
+          <w:tcPr>
+            <w:tcW w:w="3000" w:type="dxa"/>
+          </w:tcPr>
+          <w:p>
+            <w:pPr>
+              <w:spacing w:before="40" w:after="40"/>
+            </w:pPr>
+            <w:r>
+              <w:rPr>
+                <w:b/>
+              </w:rPr>
+              <w:t xml:space="preserve">Hook rate (good)</w:t>
+            </w:r>
+          </w:p>
+        </w:tc>
+        <w:tc>
+          <w:tcPr>
+            <w:tcW w:w="3000" w:type="dxa"/>
+          </w:tcPr>
+          <w:p>
+            <w:pPr>
+              <w:spacing w:before="40" w:after="40"/>
+            </w:pPr>
+            <w:r>
+              <w:rPr/>
+              <w:t xml:space="preserve">25%+</w:t>
+            </w:r>
+          </w:p>
+        </w:tc>
+        <w:tc>
+          <w:tcPr>
+            <w:tcW w:w="3000" w:type="dxa"/>
+          </w:tcPr>
+          <w:p>
+            <w:pPr>
+              <w:spacing w:before="40" w:after="40"/>
+            </w:pPr>
+            <w:r>
+              <w:rPr/>
+              <w:t xml:space="preserve">35%+</w:t>
+            </w:r>
+          </w:p>
+        </w:tc>
+      </w:tr>
+    </w:tbl>
+    <w:p/>
+    <w:p>
+      <w:pPr>
+        <w:pStyle w:val="Quote"/>
+        <w:ind w:left="720"/>
+        <w:pBdr>
+          <w:left w:val="single" w:sz="24" w:space="8" w:color="4472C4"/>
+        </w:pBdr>
+      </w:pPr>
+      <w:r>
+        <w:rPr>
+          <w:i/>
+          <w:color w:val="595959"/>
+        </w:rPr>
+        <w:t xml:space="preserve">Adjust ±30% by category: beauty / fashion CPMs are 20% higher; F&amp;B / app installs are 15% lower; fintech and edtech are 40% higher (regulated category, fewer eligible eyeballs).</w:t>
+      </w:r>
+    </w:p>
+    <w:p>
+      <w:pPr>
+        <w:pBdr>
+          <w:bottom w:val="single" w:sz="6" w:space="1" w:color="BFBFBF"/>
+        </w:pBdr>
+      </w:pPr>
+    </w:p>
+    <w:p>
+      <w:pPr>
+        <w:pStyle w:val="Heading2"/>
+      </w:pPr>
+      <w:r>
+        <w:rPr/>
+        <w:t xml:space="preserve">25. THE FINAL CHECKLIST (before you press Launch)</w:t>
+      </w:r>
+    </w:p>
+    <w:p>
+      <w:pPr>
+        <w:pStyle w:val="ListBullet"/>
+        <w:numPr>
+          <w:ilvl w:val="0"/>
+          <w:numId w:val="1"/>
+        </w:numPr>
+        <w:ind w:left="360" w:hanging="360"/>
+      </w:pPr>
+      <w:r>
+        <w:rPr/>
+        <w:t xml:space="preserve">Pixel + Conversions API installed and showing 70%+ event match quality</w:t>
+      </w:r>
+    </w:p>
+    <w:p>
+      <w:pPr>
+        <w:pStyle w:val="ListBullet"/>
+        <w:numPr>
+          <w:ilvl w:val="0"/>
+          <w:numId w:val="1"/>
+        </w:numPr>
+        <w:ind w:left="360" w:hanging="360"/>
+      </w:pPr>
+      <w:r>
+        <w:rPr/>
+        <w:t xml:space="preserve">At least 5 custom audiences built</w:t>
+      </w:r>
+    </w:p>
+    <w:p>
+      <w:pPr>
+        <w:pStyle w:val="ListBullet"/>
+        <w:numPr>
+          <w:ilvl w:val="0"/>
+          <w:numId w:val="1"/>
+        </w:numPr>
+        <w:ind w:left="360" w:hanging="360"/>
+      </w:pPr>
+      <w:r>
+        <w:rPr/>
+        <w:t xml:space="preserve">6+ creatives ready (vertical 9:16, native captions baked in)</w:t>
+      </w:r>
+    </w:p>
+    <w:p>
+      <w:pPr>
+        <w:pStyle w:val="ListBullet"/>
+        <w:numPr>
+          <w:ilvl w:val="0"/>
+          <w:numId w:val="1"/>
+        </w:numPr>
+        <w:ind w:left="360" w:hanging="360"/>
+      </w:pPr>
+      <w:r>
+        <w:rPr/>
+        <w:t xml:space="preserve">Pincode bundle pasted into Locations</w:t>
+      </w:r>
+    </w:p>
+    <w:p>
+      <w:pPr>
+        <w:pStyle w:val="ListBullet"/>
+        <w:numPr>
+          <w:ilvl w:val="0"/>
+          <w:numId w:val="1"/>
+        </w:numPr>
+        <w:ind w:left="360" w:hanging="360"/>
+      </w:pPr>
+      <w:r>
+        <w:rPr/>
+        <w:t xml:space="preserve">Special Ad Category checked correctly (NO for beauty/fashion/F&amp;B; YES for credit/employment/housing)</w:t>
+      </w:r>
+    </w:p>
+    <w:p>
+      <w:pPr>
+        <w:pStyle w:val="ListBullet"/>
+        <w:numPr>
+          <w:ilvl w:val="0"/>
+          <w:numId w:val="1"/>
+        </w:numPr>
+        <w:ind w:left="360" w:hanging="360"/>
+      </w:pPr>
+      <w:r>
+        <w:rPr/>
+        <w:t xml:space="preserve">Daily budget set to allow 50 conversions/week per ad set (math: target CPA × 50 / 7)</w:t>
+      </w:r>
+    </w:p>
+    <w:p>
+      <w:pPr>
+        <w:pStyle w:val="ListBullet"/>
+        <w:numPr>
+          <w:ilvl w:val="0"/>
+          <w:numId w:val="1"/>
+        </w:numPr>
+        <w:ind w:left="360" w:hanging="360"/>
+      </w:pPr>
+      <w:r>
+        <w:rPr/>
+        <w:t xml:space="preserve">UTMs on all creatives so GA4 can attribute</w:t>
+      </w:r>
+    </w:p>
+    <w:p>
+      <w:pPr>
+        <w:pStyle w:val="ListBullet"/>
+        <w:numPr>
+          <w:ilvl w:val="0"/>
+          <w:numId w:val="1"/>
+        </w:numPr>
+        <w:ind w:left="360" w:hanging="360"/>
+      </w:pPr>
+      <w:r>
+        <w:rPr/>
+        <w:t xml:space="preserve">Landing page mobile-first, sub-3-sec load, COD/EMI clearly visible</w:t>
+      </w:r>
+    </w:p>
+    <w:p>
+      <w:pPr>
+        <w:pStyle w:val="ListBullet"/>
+        <w:numPr>
+          <w:ilvl w:val="0"/>
+          <w:numId w:val="1"/>
+        </w:numPr>
+        <w:ind w:left="360" w:hanging="360"/>
+      </w:pPr>
+      <w:r>
+        <w:rPr/>
+        <w:t xml:space="preserve">First-purchase incentive ready (₹100 off / Free first order / Buy 1 Get 1)</w:t>
+      </w:r>
+    </w:p>
+    <w:p>
+      <w:pPr>
+        <w:pStyle w:val="ListBullet"/>
+        <w:numPr>
+          <w:ilvl w:val="0"/>
+          <w:numId w:val="1"/>
+        </w:numPr>
+        <w:ind w:left="360" w:hanging="360"/>
+      </w:pPr>
+      <w:r>
+        <w:rPr/>
+        <w:t xml:space="preserve">Customer service WhatsApp / chat live (you'll get DMs)</w:t>
+      </w:r>
+    </w:p>
+    <w:p>
+      <w:pPr>
+        <w:pStyle w:val="ListBullet"/>
+        <w:numPr>
+          <w:ilvl w:val="0"/>
+          <w:numId w:val="1"/>
+        </w:numPr>
+        <w:ind w:left="360" w:hanging="360"/>
+      </w:pPr>
+      <w:r>
+        <w:rPr/>
+        <w:t xml:space="preserve">Refund policy crystal clear (women 18–35 returns are 2.5x higher than men — design for it)</w:t>
+      </w:r>
+    </w:p>
+    <w:p>
+      <w:pPr>
+        <w:pBdr>
+          <w:bottom w:val="single" w:sz="6" w:space="1" w:color="BFBFBF"/>
+        </w:pBdr>
+      </w:pPr>
+    </w:p>
+    <w:p>
+      <w:r>
+        <w:rPr>
+          <w:i/>
+        </w:rPr>
+        <w:t xml:space="preserve">End of Part 3 — Compiled May 2026. Refresh creative every 7-10 days. Refresh targeting every 90 days. Refresh strategy every 6 months.</w:t>
       </w:r>
     </w:p>
     <w:sectPr>
